--- a/Volume 1/Chapter 03 - File Handling/SPA_Vol1_Ch3_Lesson3_9_Move_File.docx
+++ b/Volume 1/Chapter 03 - File Handling/SPA_Vol1_Ch3_Lesson3_9_Move_File.docx
@@ -862,20 +862,309 @@
         <w:keepNext/>
       </w:pPr>
       <w:r>
-        <w:t>Save each source and supporting file from this lesson into the matching path in the project layout. As in Chapter 1, notepad .\c\basic_move_file.c creates and opens one: choose Yes, type the file, save it with Ctrl+S, and close Notepad. Then install the TypeScript compiler for this project.</w:t>
-      </w:r>
-    </w:p>
-    <w:p>
-      <w:pPr>
-        <w:keepNext/>
-      </w:pPr>
-    </w:p>
-    <w:p>
-      <w:pPr>
-        <w:pStyle w:val="CommandBlock"/>
-      </w:pPr>
-      <w:r>
-        <w:t>npm --prefix .\typescript install --ignore-scripts --no-audit --no-fund</w:t>
+        <w:t>Next, let the tools create each project's settings file, as in Chapter 1. Remember, -o names the project folder: dotnet new console -o makes a C# project there, with a .csproj file and a starter Program.cs, which you replace with this lesson's code in the C# section. Remember, go.mod makes the folder a module: go mod init writes it, and its go line shows the Go version you have installed.</w:t>
+      </w:r>
+    </w:p>
+    <w:p>
+      <w:pPr>
+        <w:keepNext/>
+      </w:pPr>
+    </w:p>
+    <w:p>
+      <w:pPr>
+        <w:pStyle w:val="CommandBlock"/>
+        <w:keepNext/>
+      </w:pPr>
+      <w:r>
+        <w:t>dotnet new console -o .\csharp\BasicMoveFile</w:t>
+      </w:r>
+    </w:p>
+    <w:p>
+      <w:pPr>
+        <w:pStyle w:val="CommandBlock"/>
+        <w:keepNext/>
+      </w:pPr>
+      <w:r>
+        <w:t>dotnet new console -o .\csharp\MoveFile</w:t>
+      </w:r>
+    </w:p>
+    <w:p>
+      <w:pPr>
+        <w:pStyle w:val="CommandBlock"/>
+      </w:pPr>
+      <w:r>
+        <w:t>go -C .\go mod init example.com/movefile</w:t>
+      </w:r>
+    </w:p>
+    <w:p>
+      <w:pPr>
+        <w:keepNext/>
+      </w:pPr>
+    </w:p>
+    <w:p>
+      <w:pPr>
+        <w:keepNext/>
+      </w:pPr>
+      <w:r>
+        <w:t>Then make the TypeScript project's package.json and install its compiler. Remember, npm init -y, npm pkg, then npm install: Push-Location moves into .\typescript first, because npm init ignores --prefix, and Pop-Location moves back to lesson-3.9.</w:t>
+      </w:r>
+    </w:p>
+    <w:p>
+      <w:pPr>
+        <w:keepNext/>
+      </w:pPr>
+    </w:p>
+    <w:p>
+      <w:pPr>
+        <w:pStyle w:val="CommandBlock"/>
+        <w:keepNext/>
+      </w:pPr>
+      <w:r>
+        <w:t>Push-Location .\typescript</w:t>
+      </w:r>
+    </w:p>
+    <w:p>
+      <w:pPr>
+        <w:pStyle w:val="CommandBlock"/>
+        <w:keepNext/>
+      </w:pPr>
+      <w:r>
+        <w:t>npm init -y</w:t>
+      </w:r>
+    </w:p>
+    <w:p>
+      <w:pPr>
+        <w:pStyle w:val="CommandBlock"/>
+        <w:keepNext/>
+      </w:pPr>
+      <w:r>
+        <w:t>npm pkg set name=move-file-typescript type=module</w:t>
+      </w:r>
+    </w:p>
+    <w:p>
+      <w:pPr>
+        <w:pStyle w:val="CommandBlock"/>
+        <w:keepNext/>
+      </w:pPr>
+      <w:r>
+        <w:t>npm pkg set private=true --json</w:t>
+      </w:r>
+    </w:p>
+    <w:p>
+      <w:pPr>
+        <w:pStyle w:val="CommandBlock"/>
+        <w:keepNext/>
+      </w:pPr>
+      <w:r>
+        <w:t>npm pkg set "scripts.check=tsc --noEmit" "scripts.build=tsc --noEmitOnError"</w:t>
+      </w:r>
+    </w:p>
+    <w:p>
+      <w:pPr>
+        <w:pStyle w:val="CommandBlock"/>
+        <w:keepNext/>
+      </w:pPr>
+      <w:r>
+        <w:t>npm pkg delete version description main keywords author license scripts.test</w:t>
+      </w:r>
+    </w:p>
+    <w:p>
+      <w:pPr>
+        <w:pStyle w:val="CommandBlock"/>
+        <w:keepNext/>
+      </w:pPr>
+      <w:r>
+        <w:t>npm install --save-dev --save-exact typescript@7.0.2 @types/node@24.13.5 `</w:t>
+      </w:r>
+    </w:p>
+    <w:p>
+      <w:pPr>
+        <w:pStyle w:val="CommandBlock"/>
+        <w:keepNext/>
+      </w:pPr>
+      <w:r>
+        <w:t xml:space="preserve">    --ignore-scripts --no-audit --no-fund</w:t>
+      </w:r>
+    </w:p>
+    <w:p>
+      <w:pPr>
+        <w:pStyle w:val="CommandBlock"/>
+      </w:pPr>
+      <w:r>
+        <w:t>Pop-Location</w:t>
+      </w:r>
+    </w:p>
+    <w:p>
+      <w:pPr>
+        <w:keepNext/>
+      </w:pPr>
+    </w:p>
+    <w:p>
+      <w:r>
+        <w:t>Then type the TypeScript compiler settings. As in Chapter 1, notepad .\typescript\tsconfig.json creates and opens the file: choose Yes, type the file, save it with Ctrl+S, and close Notepad.</w:t>
+      </w:r>
+    </w:p>
+    <w:p>
+      <w:pPr>
+        <w:keepNext/>
+      </w:pPr>
+    </w:p>
+    <w:p>
+      <w:pPr>
+        <w:pStyle w:val="Heading3"/>
+      </w:pPr>
+      <w:r>
+        <w:t>typescript/tsconfig.json</w:t>
+      </w:r>
+    </w:p>
+    <w:p>
+      <w:pPr>
+        <w:pStyle w:val="SourceCode"/>
+        <w:keepNext/>
+      </w:pPr>
+      <w:r>
+        <w:t>{</w:t>
+      </w:r>
+    </w:p>
+    <w:p>
+      <w:pPr>
+        <w:pStyle w:val="SourceCode"/>
+        <w:keepNext/>
+      </w:pPr>
+      <w:r>
+        <w:t xml:space="preserve">  "compilerOptions": {</w:t>
+      </w:r>
+    </w:p>
+    <w:p>
+      <w:pPr>
+        <w:pStyle w:val="SourceCode"/>
+      </w:pPr>
+      <w:r>
+        <w:t xml:space="preserve">    "target": "ES2022",</w:t>
+      </w:r>
+    </w:p>
+    <w:p>
+      <w:pPr>
+        <w:pStyle w:val="SourceCode"/>
+      </w:pPr>
+      <w:r>
+        <w:t xml:space="preserve">    "module": "NodeNext",</w:t>
+      </w:r>
+    </w:p>
+    <w:p>
+      <w:pPr>
+        <w:pStyle w:val="SourceCode"/>
+      </w:pPr>
+      <w:r>
+        <w:t xml:space="preserve">    "moduleResolution": "NodeNext",</w:t>
+      </w:r>
+    </w:p>
+    <w:p>
+      <w:pPr>
+        <w:pStyle w:val="SourceCode"/>
+      </w:pPr>
+      <w:r>
+        <w:t xml:space="preserve">    "rootDir": "src",</w:t>
+      </w:r>
+    </w:p>
+    <w:p>
+      <w:pPr>
+        <w:pStyle w:val="SourceCode"/>
+      </w:pPr>
+      <w:r>
+        <w:t xml:space="preserve">    "outDir": "dist",</w:t>
+      </w:r>
+    </w:p>
+    <w:p>
+      <w:pPr>
+        <w:pStyle w:val="SourceCode"/>
+      </w:pPr>
+      <w:r>
+        <w:t xml:space="preserve">    "strict": true,</w:t>
+      </w:r>
+    </w:p>
+    <w:p>
+      <w:pPr>
+        <w:pStyle w:val="SourceCode"/>
+      </w:pPr>
+      <w:r>
+        <w:t xml:space="preserve">    "types": [</w:t>
+      </w:r>
+    </w:p>
+    <w:p>
+      <w:pPr>
+        <w:pStyle w:val="SourceCode"/>
+      </w:pPr>
+      <w:r>
+        <w:t xml:space="preserve">      "node"</w:t>
+      </w:r>
+    </w:p>
+    <w:p>
+      <w:pPr>
+        <w:pStyle w:val="SourceCode"/>
+      </w:pPr>
+      <w:r>
+        <w:t xml:space="preserve">    ],</w:t>
+      </w:r>
+    </w:p>
+    <w:p>
+      <w:pPr>
+        <w:pStyle w:val="SourceCode"/>
+      </w:pPr>
+      <w:r>
+        <w:t xml:space="preserve">    "moduleDetection": "force"</w:t>
+      </w:r>
+    </w:p>
+    <w:p>
+      <w:pPr>
+        <w:pStyle w:val="SourceCode"/>
+      </w:pPr>
+      <w:r>
+        <w:t xml:space="preserve">  },</w:t>
+      </w:r>
+    </w:p>
+    <w:p>
+      <w:pPr>
+        <w:pStyle w:val="SourceCode"/>
+      </w:pPr>
+      <w:r>
+        <w:t xml:space="preserve">  "include": [</w:t>
+      </w:r>
+    </w:p>
+    <w:p>
+      <w:pPr>
+        <w:pStyle w:val="SourceCode"/>
+        <w:keepNext/>
+      </w:pPr>
+      <w:r>
+        <w:t xml:space="preserve">    "src/**/*.ts"</w:t>
+      </w:r>
+    </w:p>
+    <w:p>
+      <w:pPr>
+        <w:pStyle w:val="SourceCode"/>
+        <w:keepNext/>
+      </w:pPr>
+      <w:r>
+        <w:t xml:space="preserve">  ]</w:t>
+      </w:r>
+    </w:p>
+    <w:p>
+      <w:pPr>
+        <w:pStyle w:val="SourceCode"/>
+      </w:pPr>
+      <w:r>
+        <w:t>}</w:t>
+      </w:r>
+    </w:p>
+    <w:p>
+      <w:pPr>
+        <w:keepNext/>
+      </w:pPr>
+    </w:p>
+    <w:p>
+      <w:r>
+        <w:t>You save each source file in its language's section below, as each is shown, the same way.</w:t>
       </w:r>
     </w:p>
     <w:p>
@@ -954,20 +1243,129 @@
         <w:keepNext/>
       </w:pPr>
       <w:r>
-        <w:t>Save each source and supporting file from this lesson into the matching path in the project layout. As in Chapter 1, nano ./c/basic_move_file.c creates and opens one: type the file, then save and close it with Ctrl+O, Enter, then Ctrl+X. Then install the TypeScript compiler for this project.</w:t>
-      </w:r>
-    </w:p>
-    <w:p>
-      <w:pPr>
-        <w:keepNext/>
-      </w:pPr>
-    </w:p>
-    <w:p>
-      <w:pPr>
-        <w:pStyle w:val="CommandBlock"/>
-      </w:pPr>
-      <w:r>
-        <w:t>npm --prefix ./typescript install --ignore-scripts --no-audit --no-fund</w:t>
+        <w:t>Then create the C#, Go, and TypeScript project files with the same commands as on Windows; cd moves into ./typescript for the npm lines, and cd .. moves back.</w:t>
+      </w:r>
+    </w:p>
+    <w:p>
+      <w:pPr>
+        <w:keepNext/>
+      </w:pPr>
+    </w:p>
+    <w:p>
+      <w:pPr>
+        <w:pStyle w:val="CommandBlock"/>
+        <w:keepNext/>
+      </w:pPr>
+      <w:r>
+        <w:t>dotnet new console -o ./csharp/BasicMoveFile</w:t>
+      </w:r>
+    </w:p>
+    <w:p>
+      <w:pPr>
+        <w:pStyle w:val="CommandBlock"/>
+        <w:keepNext/>
+      </w:pPr>
+      <w:r>
+        <w:t>dotnet new console -o ./csharp/MoveFile</w:t>
+      </w:r>
+    </w:p>
+    <w:p>
+      <w:pPr>
+        <w:pStyle w:val="CommandBlock"/>
+        <w:keepNext/>
+      </w:pPr>
+      <w:r>
+        <w:t>go -C ./go mod init example.com/movefile</w:t>
+      </w:r>
+    </w:p>
+    <w:p>
+      <w:pPr>
+        <w:pStyle w:val="CommandBlock"/>
+        <w:keepNext/>
+      </w:pPr>
+      <w:r>
+        <w:t>cd ./typescript</w:t>
+      </w:r>
+    </w:p>
+    <w:p>
+      <w:pPr>
+        <w:pStyle w:val="CommandBlock"/>
+        <w:keepNext/>
+      </w:pPr>
+      <w:r>
+        <w:t>npm init -y</w:t>
+      </w:r>
+    </w:p>
+    <w:p>
+      <w:pPr>
+        <w:pStyle w:val="CommandBlock"/>
+        <w:keepNext/>
+      </w:pPr>
+      <w:r>
+        <w:t>npm pkg set name=move-file-typescript type=module</w:t>
+      </w:r>
+    </w:p>
+    <w:p>
+      <w:pPr>
+        <w:pStyle w:val="CommandBlock"/>
+        <w:keepNext/>
+      </w:pPr>
+      <w:r>
+        <w:t>npm pkg set private=true --json</w:t>
+      </w:r>
+    </w:p>
+    <w:p>
+      <w:pPr>
+        <w:pStyle w:val="CommandBlock"/>
+        <w:keepNext/>
+      </w:pPr>
+      <w:r>
+        <w:t>npm pkg set "scripts.check=tsc --noEmit" "scripts.build=tsc --noEmitOnError"</w:t>
+      </w:r>
+    </w:p>
+    <w:p>
+      <w:pPr>
+        <w:pStyle w:val="CommandBlock"/>
+        <w:keepNext/>
+      </w:pPr>
+      <w:r>
+        <w:t>npm pkg delete version description main keywords author license scripts.test</w:t>
+      </w:r>
+    </w:p>
+    <w:p>
+      <w:pPr>
+        <w:pStyle w:val="CommandBlock"/>
+        <w:keepNext/>
+      </w:pPr>
+      <w:r>
+        <w:t>npm install --save-dev --save-exact typescript@7.0.2 @types/node@24.13.5 \</w:t>
+      </w:r>
+    </w:p>
+    <w:p>
+      <w:pPr>
+        <w:pStyle w:val="CommandBlock"/>
+        <w:keepNext/>
+      </w:pPr>
+      <w:r>
+        <w:t xml:space="preserve">    --ignore-scripts --no-audit --no-fund</w:t>
+      </w:r>
+    </w:p>
+    <w:p>
+      <w:pPr>
+        <w:pStyle w:val="CommandBlock"/>
+      </w:pPr>
+      <w:r>
+        <w:t>cd ..</w:t>
+      </w:r>
+    </w:p>
+    <w:p>
+      <w:pPr>
+        <w:keepNext/>
+      </w:pPr>
+    </w:p>
+    <w:p>
+      <w:r>
+        <w:t>Type typescript/tsconfig.json exactly as shown in the Windows setup. You save each source file in its language's section below, as each is shown. As in Chapter 1, nano ./c/basic_move_file.c creates and opens one: type the file, then save and close it with Ctrl+O, Enter, then Ctrl+X.</w:t>
       </w:r>
     </w:p>
     <w:p>
@@ -13451,7 +13849,7 @@
     </w:p>
     <w:p>
       <w:r>
-        <w:t>These files follow the same pattern as the earlier lessons: only the project names change, and go.mod names this lesson's Go module, example.com/movefile.</w:t>
+        <w:t>These are the files the setup commands wrote, shown here so you can check yours. Your go line shows your own Go version, and the blank lines and the order of the package.json fields may differ.</w:t>
       </w:r>
     </w:p>
     <w:p>
@@ -13789,164 +14187,6 @@
       </w:pPr>
       <w:r>
         <w:t xml:space="preserve">  }</w:t>
-      </w:r>
-    </w:p>
-    <w:p>
-      <w:pPr>
-        <w:pStyle w:val="SourceCode"/>
-      </w:pPr>
-      <w:r>
-        <w:t>}</w:t>
-      </w:r>
-    </w:p>
-    <w:p>
-      <w:pPr>
-        <w:keepNext/>
-      </w:pPr>
-    </w:p>
-    <w:p>
-      <w:pPr>
-        <w:keepNext/>
-      </w:pPr>
-    </w:p>
-    <w:p>
-      <w:pPr>
-        <w:pStyle w:val="Heading2"/>
-      </w:pPr>
-      <w:r>
-        <w:t>typescript/tsconfig.json</w:t>
-      </w:r>
-    </w:p>
-    <w:p>
-      <w:pPr>
-        <w:pStyle w:val="SourceCode"/>
-        <w:keepNext/>
-      </w:pPr>
-      <w:r>
-        <w:t>{</w:t>
-      </w:r>
-    </w:p>
-    <w:p>
-      <w:pPr>
-        <w:pStyle w:val="SourceCode"/>
-        <w:keepNext/>
-      </w:pPr>
-      <w:r>
-        <w:t xml:space="preserve">  "compilerOptions": {</w:t>
-      </w:r>
-    </w:p>
-    <w:p>
-      <w:pPr>
-        <w:pStyle w:val="SourceCode"/>
-      </w:pPr>
-      <w:r>
-        <w:t xml:space="preserve">    "target": "ES2022",</w:t>
-      </w:r>
-    </w:p>
-    <w:p>
-      <w:pPr>
-        <w:pStyle w:val="SourceCode"/>
-      </w:pPr>
-      <w:r>
-        <w:t xml:space="preserve">    "module": "NodeNext",</w:t>
-      </w:r>
-    </w:p>
-    <w:p>
-      <w:pPr>
-        <w:pStyle w:val="SourceCode"/>
-      </w:pPr>
-      <w:r>
-        <w:t xml:space="preserve">    "moduleResolution": "NodeNext",</w:t>
-      </w:r>
-    </w:p>
-    <w:p>
-      <w:pPr>
-        <w:pStyle w:val="SourceCode"/>
-      </w:pPr>
-      <w:r>
-        <w:t xml:space="preserve">    "rootDir": "src",</w:t>
-      </w:r>
-    </w:p>
-    <w:p>
-      <w:pPr>
-        <w:pStyle w:val="SourceCode"/>
-      </w:pPr>
-      <w:r>
-        <w:t xml:space="preserve">    "outDir": "dist",</w:t>
-      </w:r>
-    </w:p>
-    <w:p>
-      <w:pPr>
-        <w:pStyle w:val="SourceCode"/>
-      </w:pPr>
-      <w:r>
-        <w:t xml:space="preserve">    "strict": true,</w:t>
-      </w:r>
-    </w:p>
-    <w:p>
-      <w:pPr>
-        <w:pStyle w:val="SourceCode"/>
-      </w:pPr>
-      <w:r>
-        <w:t xml:space="preserve">    "types": [</w:t>
-      </w:r>
-    </w:p>
-    <w:p>
-      <w:pPr>
-        <w:pStyle w:val="SourceCode"/>
-      </w:pPr>
-      <w:r>
-        <w:t xml:space="preserve">      "node"</w:t>
-      </w:r>
-    </w:p>
-    <w:p>
-      <w:pPr>
-        <w:pStyle w:val="SourceCode"/>
-      </w:pPr>
-      <w:r>
-        <w:t xml:space="preserve">    ],</w:t>
-      </w:r>
-    </w:p>
-    <w:p>
-      <w:pPr>
-        <w:pStyle w:val="SourceCode"/>
-      </w:pPr>
-      <w:r>
-        <w:t xml:space="preserve">    "moduleDetection": "force"</w:t>
-      </w:r>
-    </w:p>
-    <w:p>
-      <w:pPr>
-        <w:pStyle w:val="SourceCode"/>
-      </w:pPr>
-      <w:r>
-        <w:t xml:space="preserve">  },</w:t>
-      </w:r>
-    </w:p>
-    <w:p>
-      <w:pPr>
-        <w:pStyle w:val="SourceCode"/>
-      </w:pPr>
-      <w:r>
-        <w:t xml:space="preserve">  "include": [</w:t>
-      </w:r>
-    </w:p>
-    <w:p>
-      <w:pPr>
-        <w:pStyle w:val="SourceCode"/>
-        <w:keepNext/>
-      </w:pPr>
-      <w:r>
-        <w:t xml:space="preserve">    "src/**/*.ts"</w:t>
-      </w:r>
-    </w:p>
-    <w:p>
-      <w:pPr>
-        <w:pStyle w:val="SourceCode"/>
-        <w:keepNext/>
-      </w:pPr>
-      <w:r>
-        <w:t xml:space="preserve">  ]</w:t>
       </w:r>
     </w:p>
     <w:p>
@@ -14971,31 +15211,31 @@
       </w:rPr>
     </w:lvl>
   </w:abstractNum>
-  <w:num w:numId="1" w16cid:durableId="874734412">
+  <w:num w:numId="1" w16cid:durableId="236205439">
     <w:abstractNumId w:val="8"/>
   </w:num>
-  <w:num w:numId="2" w16cid:durableId="822354223">
+  <w:num w:numId="2" w16cid:durableId="752042856">
     <w:abstractNumId w:val="6"/>
   </w:num>
-  <w:num w:numId="3" w16cid:durableId="1661736174">
+  <w:num w:numId="3" w16cid:durableId="1968388301">
     <w:abstractNumId w:val="5"/>
   </w:num>
-  <w:num w:numId="4" w16cid:durableId="1481465237">
+  <w:num w:numId="4" w16cid:durableId="1983386947">
     <w:abstractNumId w:val="4"/>
   </w:num>
-  <w:num w:numId="5" w16cid:durableId="2074498879">
+  <w:num w:numId="5" w16cid:durableId="1661470599">
     <w:abstractNumId w:val="7"/>
   </w:num>
-  <w:num w:numId="6" w16cid:durableId="2107454945">
+  <w:num w:numId="6" w16cid:durableId="1257009589">
     <w:abstractNumId w:val="3"/>
   </w:num>
-  <w:num w:numId="7" w16cid:durableId="2042313905">
+  <w:num w:numId="7" w16cid:durableId="1842118489">
     <w:abstractNumId w:val="2"/>
   </w:num>
-  <w:num w:numId="8" w16cid:durableId="1787775747">
+  <w:num w:numId="8" w16cid:durableId="788664846">
     <w:abstractNumId w:val="1"/>
   </w:num>
-  <w:num w:numId="9" w16cid:durableId="1299535626">
+  <w:num w:numId="9" w16cid:durableId="2123068178">
     <w:abstractNumId w:val="0"/>
   </w:num>
 </w:numbering>

--- a/Volume 1/Chapter 03 - File Handling/SPA_Vol1_Ch3_Lesson3_9_Move_File.docx
+++ b/Volume 1/Chapter 03 - File Handling/SPA_Vol1_Ch3_Lesson3_9_Move_File.docx
@@ -67,7 +67,7 @@
     </w:p>
     <w:p>
       <w:r>
-        <w:t>Move a completed report, inventory-report.txt, from the working directory to the archive directory, in C, C++, C#, Go, Python, and TypeScript, refuse the move when the archive already holds a file with that name, and see exactly how moving differs from copying.</w:t>
+        <w:t>Move a completed report, inventory-report.txt, from a working directory to an archive directory, in C, C++, C#, Go, Python, and TypeScript, each language with its own two directories, refuse the move when the archive already holds a file with that name, and see exactly how moving differs from copying.</w:t>
       </w:r>
     </w:p>
     <w:p>
@@ -129,7 +129,7 @@
         <w:pStyle w:val="ListBullet"/>
       </w:pPr>
       <w:r>
-        <w:t>Moving a file gives it a new path in another directory. Before the move, the report is .\working\inventory-report.txt; after it, .\archive\inventory-report.txt. There is still exactly one file.</w:t>
+        <w:t>Moving a file gives it a new path in another directory. Before the C programs move it, C's report is .\c\working\inventory-report.txt; after the move, .\c\archive\inventory-report.txt. There is still exactly one file.</w:t>
       </w:r>
     </w:p>
     <w:p>
@@ -137,6 +137,14 @@
         <w:pStyle w:val="ListBullet"/>
       </w:pPr>
       <w:r>
+        <w:t>Each language has its own working and archive directories inside its own folder: .\c\working and .\c\archive for C, .\cpp\working and .\cpp\archive for C++, and so on, each with its own report, so the languages never move the same file. Each program joins its folder's name and the directory's name with its language's join, so the directories it prints have no .\ at the front: they start with the folder's name, and a leading c there is the C folder, not drive C.</w:t>
+      </w:r>
+    </w:p>
+    <w:p>
+      <w:pPr>
+        <w:pStyle w:val="ListBullet"/>
+      </w:pPr>
+      <w:r>
         <w:t>Moving versus copying. A copy (Lesson 3.8) reads the bytes and writes a second, separate file: the original stays, and afterward there are two files that can change separately. A move leaves one file, and it is gone from its old directory.</w:t>
       </w:r>
     </w:p>
@@ -172,6 +180,7 @@
         <w:pStyle w:val="ListBullet"/>
       </w:pPr>
       <w:r>
+        <w:lastRenderedPageBreak/>
         <w:t>What happens when the destination already exists depends on the language and the system: some calls refuse, and others replace the existing file without a word, so it is lost. So every program checks first and refuses, Lesson 3.1's safe-create rule applied to a move: one Error line, exit code 1, and nothing changed.</w:t>
       </w:r>
     </w:p>
@@ -180,7 +189,7 @@
         <w:pStyle w:val="ListBullet"/>
       </w:pPr>
       <w:r>
-        <w:t>You create the two directories, working and archive, and save the report, during Project Setup. The programs never create or remove a directory, and they touch only this one file.</w:t>
+        <w:t>You create each language's working and archive directories, and save the report in each working directory, during Project Setup. The programs never create or remove a directory, and each touches only its own language's report.</w:t>
       </w:r>
     </w:p>
     <w:p>
@@ -188,7 +197,6 @@
         <w:pStyle w:val="ListBullet"/>
       </w:pPr>
       <w:r>
-        <w:lastRenderedPageBreak/>
         <w:t>Each path is joined from a directory and the file name with the language's join, as in Lesson 2.13: \ on Windows, / on Linux and macOS. Both are relative paths, so they start from the working directory, the folder you run the program from. The directory named working is only a folder name; it has nothing to do with the working directory.</w:t>
       </w:r>
     </w:p>
@@ -403,7 +411,7 @@
         <w:pStyle w:val="ListBullet"/>
       </w:pPr>
       <w:r>
-        <w:t>Every implementation moves inventory-report.txt, a file you save in the lesson-3.9 folder's working directory during Project Setup, into the archive directory next to it, keeping its name, with one call.</w:t>
+        <w:t>Every implementation moves inventory-report.txt, a file you save in its language's own working directory during Project Setup (.\c\working for C, .\cpp\working for C++, and so on), into the archive directory next to it, keeping its name, with one call.</w:t>
       </w:r>
     </w:p>
     <w:p>
@@ -427,7 +435,7 @@
         <w:pStyle w:val="ListBullet"/>
       </w:pPr>
       <w:r>
-        <w:t>After the move, every implementation prints Moved inventory-report.txt from working to archive, then whether each directory holds the report: working no, archive yes.</w:t>
+        <w:t>After the move, every implementation prints the Moved line, then whether each of its two directories holds the report: working no, archive yes.</w:t>
       </w:r>
     </w:p>
     <w:p>
@@ -443,7 +451,7 @@
         <w:pStyle w:val="ListBullet"/>
       </w:pPr>
       <w:r>
-        <w:t>Every line, the Error line included, is the same in every language; only the separator in the Error line's path differs between Windows and Linux or macOS.</w:t>
+        <w:t>Every line, the Error line included, is the same in every language, except that each language prints its own folder name at the front of each directory; Linux and macOS print / in place of \.</w:t>
       </w:r>
     </w:p>
     <w:p>
@@ -482,7 +490,7 @@
         <w:keepNext/>
       </w:pPr>
       <w:r>
-        <w:t>The report lives in working; archive starts empty.</w:t>
+        <w:t>Each language's report lives in its own working directory, and its archive starts empty. You save C's report; Project Setup copies it into each other language's working directory.</w:t>
       </w:r>
     </w:p>
     <w:p>
@@ -505,15 +513,15 @@
         <w:keepNext/>
       </w:pPr>
       <w:r>
-        <w:t xml:space="preserve">  working/inventory-report.txt</w:t>
-      </w:r>
-    </w:p>
-    <w:p>
-      <w:pPr>
-        <w:pStyle w:val="CommandBlock"/>
-      </w:pPr>
-      <w:r>
-        <w:t xml:space="preserve">  archive/</w:t>
+        <w:t xml:space="preserve">  c/working/inventory-report.txt</w:t>
+      </w:r>
+    </w:p>
+    <w:p>
+      <w:pPr>
+        <w:pStyle w:val="CommandBlock"/>
+      </w:pPr>
+      <w:r>
+        <w:t xml:space="preserve">  c/archive/</w:t>
       </w:r>
     </w:p>
     <w:p>
@@ -537,6 +545,22 @@
         <w:pStyle w:val="CommandBlock"/>
       </w:pPr>
       <w:r>
+        <w:t xml:space="preserve">  cpp/working/</w:t>
+      </w:r>
+    </w:p>
+    <w:p>
+      <w:pPr>
+        <w:pStyle w:val="CommandBlock"/>
+      </w:pPr>
+      <w:r>
+        <w:t xml:space="preserve">  cpp/archive/</w:t>
+      </w:r>
+    </w:p>
+    <w:p>
+      <w:pPr>
+        <w:pStyle w:val="CommandBlock"/>
+      </w:pPr>
+      <w:r>
         <w:t xml:space="preserve">  cpp/basic_move_file.cpp</w:t>
       </w:r>
     </w:p>
@@ -553,6 +577,22 @@
         <w:pStyle w:val="CommandBlock"/>
       </w:pPr>
       <w:r>
+        <w:t xml:space="preserve">  csharp/working/</w:t>
+      </w:r>
+    </w:p>
+    <w:p>
+      <w:pPr>
+        <w:pStyle w:val="CommandBlock"/>
+      </w:pPr>
+      <w:r>
+        <w:t xml:space="preserve">  csharp/archive/</w:t>
+      </w:r>
+    </w:p>
+    <w:p>
+      <w:pPr>
+        <w:pStyle w:val="CommandBlock"/>
+      </w:pPr>
+      <w:r>
         <w:t xml:space="preserve">  csharp/BasicMoveFile/BasicMoveFile.csproj</w:t>
       </w:r>
     </w:p>
@@ -585,6 +625,22 @@
         <w:pStyle w:val="CommandBlock"/>
       </w:pPr>
       <w:r>
+        <w:t xml:space="preserve">  go/working/</w:t>
+      </w:r>
+    </w:p>
+    <w:p>
+      <w:pPr>
+        <w:pStyle w:val="CommandBlock"/>
+      </w:pPr>
+      <w:r>
+        <w:t xml:space="preserve">  go/archive/</w:t>
+      </w:r>
+    </w:p>
+    <w:p>
+      <w:pPr>
+        <w:pStyle w:val="CommandBlock"/>
+      </w:pPr>
+      <w:r>
         <w:t xml:space="preserve">  go/go.mod</w:t>
       </w:r>
     </w:p>
@@ -609,6 +665,22 @@
         <w:pStyle w:val="CommandBlock"/>
       </w:pPr>
       <w:r>
+        <w:t xml:space="preserve">  python/working/</w:t>
+      </w:r>
+    </w:p>
+    <w:p>
+      <w:pPr>
+        <w:pStyle w:val="CommandBlock"/>
+      </w:pPr>
+      <w:r>
+        <w:t xml:space="preserve">  python/archive/</w:t>
+      </w:r>
+    </w:p>
+    <w:p>
+      <w:pPr>
+        <w:pStyle w:val="CommandBlock"/>
+      </w:pPr>
+      <w:r>
         <w:t xml:space="preserve">  python/basic_move_file.py</w:t>
       </w:r>
     </w:p>
@@ -618,6 +690,22 @@
       </w:pPr>
       <w:r>
         <w:t xml:space="preserve">  python/move_file.py</w:t>
+      </w:r>
+    </w:p>
+    <w:p>
+      <w:pPr>
+        <w:pStyle w:val="CommandBlock"/>
+      </w:pPr>
+      <w:r>
+        <w:t xml:space="preserve">  typescript/working/</w:t>
+      </w:r>
+    </w:p>
+    <w:p>
+      <w:pPr>
+        <w:pStyle w:val="CommandBlock"/>
+      </w:pPr>
+      <w:r>
+        <w:t xml:space="preserve">  typescript/archive/</w:t>
       </w:r>
     </w:p>
     <w:p>
@@ -719,7 +807,7 @@
         <w:keepNext/>
       </w:pPr>
       <w:r>
-        <w:t>The last two New-Item lines create the two directories the report moves between.</w:t>
+        <w:t>The last twelve New-Item lines create each language's own working and archive directories, the two its report moves between.</w:t>
       </w:r>
     </w:p>
     <w:p>
@@ -748,7 +836,6 @@
     <w:p>
       <w:pPr>
         <w:pStyle w:val="CommandBlock"/>
-        <w:keepNext/>
       </w:pPr>
       <w:r>
         <w:t>New-Item -ItemType Directory -Force "$HOME\spa\lesson-3.9\c" | Out-Null</w:t>
@@ -757,7 +844,6 @@
     <w:p>
       <w:pPr>
         <w:pStyle w:val="CommandBlock"/>
-        <w:keepNext/>
       </w:pPr>
       <w:r>
         <w:t>New-Item -ItemType Directory -Force "$HOME\spa\lesson-3.9\cpp" | Out-Null</w:t>
@@ -766,7 +852,6 @@
     <w:p>
       <w:pPr>
         <w:pStyle w:val="CommandBlock"/>
-        <w:keepNext/>
       </w:pPr>
       <w:r>
         <w:t>New-Item -ItemType Directory -Force "$HOME\spa\lesson-3.9\go\basic" | Out-Null</w:t>
@@ -775,7 +860,6 @@
     <w:p>
       <w:pPr>
         <w:pStyle w:val="CommandBlock"/>
-        <w:keepNext/>
       </w:pPr>
       <w:r>
         <w:t>New-Item -ItemType Directory -Force "$HOME\spa\lesson-3.9\python" | Out-Null</w:t>
@@ -784,7 +868,6 @@
     <w:p>
       <w:pPr>
         <w:pStyle w:val="CommandBlock"/>
-        <w:keepNext/>
       </w:pPr>
       <w:r>
         <w:t>New-Item -ItemType Directory -Force "$HOME\spa\lesson-3.9\typescript\src" |</w:t>
@@ -793,7 +876,6 @@
     <w:p>
       <w:pPr>
         <w:pStyle w:val="CommandBlock"/>
-        <w:keepNext/>
       </w:pPr>
       <w:r>
         <w:t xml:space="preserve">    Out-Null</w:t>
@@ -802,7 +884,6 @@
     <w:p>
       <w:pPr>
         <w:pStyle w:val="CommandBlock"/>
-        <w:keepNext/>
       </w:pPr>
       <w:r>
         <w:t>New-Item -ItemType Directory -Force "$HOME\spa\lesson-3.9\csharp\BasicMoveFile" |</w:t>
@@ -811,7 +892,6 @@
     <w:p>
       <w:pPr>
         <w:pStyle w:val="CommandBlock"/>
-        <w:keepNext/>
       </w:pPr>
       <w:r>
         <w:t xml:space="preserve">    Out-Null</w:t>
@@ -820,7 +900,6 @@
     <w:p>
       <w:pPr>
         <w:pStyle w:val="CommandBlock"/>
-        <w:keepNext/>
       </w:pPr>
       <w:r>
         <w:t>New-Item -ItemType Directory -Force "$HOME\spa\lesson-3.9\csharp\MoveFile" |</w:t>
@@ -829,7 +908,6 @@
     <w:p>
       <w:pPr>
         <w:pStyle w:val="CommandBlock"/>
-        <w:keepNext/>
       </w:pPr>
       <w:r>
         <w:t xml:space="preserve">    Out-Null</w:t>
@@ -838,18 +916,147 @@
     <w:p>
       <w:pPr>
         <w:pStyle w:val="CommandBlock"/>
-        <w:keepNext/>
-      </w:pPr>
-      <w:r>
-        <w:t>New-Item -ItemType Directory -Force "$HOME\spa\lesson-3.9\working" | Out-Null</w:t>
-      </w:r>
-    </w:p>
-    <w:p>
-      <w:pPr>
-        <w:pStyle w:val="CommandBlock"/>
-      </w:pPr>
-      <w:r>
-        <w:t>New-Item -ItemType Directory -Force "$HOME\spa\lesson-3.9\archive" | Out-Null</w:t>
+      </w:pPr>
+      <w:r>
+        <w:t>New-Item -ItemType Directory -Force "$HOME\spa\lesson-3.9\c\working" | Out-Null</w:t>
+      </w:r>
+    </w:p>
+    <w:p>
+      <w:pPr>
+        <w:pStyle w:val="CommandBlock"/>
+      </w:pPr>
+      <w:r>
+        <w:t>New-Item -ItemType Directory -Force "$HOME\spa\lesson-3.9\c\archive" | Out-Null</w:t>
+      </w:r>
+    </w:p>
+    <w:p>
+      <w:pPr>
+        <w:pStyle w:val="CommandBlock"/>
+      </w:pPr>
+      <w:r>
+        <w:t>New-Item -ItemType Directory -Force "$HOME\spa\lesson-3.9\cpp\working" | Out-Null</w:t>
+      </w:r>
+    </w:p>
+    <w:p>
+      <w:pPr>
+        <w:pStyle w:val="CommandBlock"/>
+      </w:pPr>
+      <w:r>
+        <w:t>New-Item -ItemType Directory -Force "$HOME\spa\lesson-3.9\cpp\archive" | Out-Null</w:t>
+      </w:r>
+    </w:p>
+    <w:p>
+      <w:pPr>
+        <w:pStyle w:val="CommandBlock"/>
+      </w:pPr>
+      <w:r>
+        <w:t>New-Item -ItemType Directory -Force "$HOME\spa\lesson-3.9\csharp\working" |</w:t>
+      </w:r>
+    </w:p>
+    <w:p>
+      <w:pPr>
+        <w:pStyle w:val="CommandBlock"/>
+      </w:pPr>
+      <w:r>
+        <w:t xml:space="preserve">    Out-Null</w:t>
+      </w:r>
+    </w:p>
+    <w:p>
+      <w:pPr>
+        <w:pStyle w:val="CommandBlock"/>
+      </w:pPr>
+      <w:r>
+        <w:t>New-Item -ItemType Directory -Force "$HOME\spa\lesson-3.9\csharp\archive" |</w:t>
+      </w:r>
+    </w:p>
+    <w:p>
+      <w:pPr>
+        <w:pStyle w:val="CommandBlock"/>
+      </w:pPr>
+      <w:r>
+        <w:t xml:space="preserve">    Out-Null</w:t>
+      </w:r>
+    </w:p>
+    <w:p>
+      <w:pPr>
+        <w:pStyle w:val="CommandBlock"/>
+      </w:pPr>
+      <w:r>
+        <w:t>New-Item -ItemType Directory -Force "$HOME\spa\lesson-3.9\go\working" | Out-Null</w:t>
+      </w:r>
+    </w:p>
+    <w:p>
+      <w:pPr>
+        <w:pStyle w:val="CommandBlock"/>
+      </w:pPr>
+      <w:r>
+        <w:t>New-Item -ItemType Directory -Force "$HOME\spa\lesson-3.9\go\archive" | Out-Null</w:t>
+      </w:r>
+    </w:p>
+    <w:p>
+      <w:pPr>
+        <w:pStyle w:val="CommandBlock"/>
+      </w:pPr>
+      <w:r>
+        <w:t>New-Item -ItemType Directory -Force "$HOME\spa\lesson-3.9\python\working" |</w:t>
+      </w:r>
+    </w:p>
+    <w:p>
+      <w:pPr>
+        <w:pStyle w:val="CommandBlock"/>
+      </w:pPr>
+      <w:r>
+        <w:t xml:space="preserve">    Out-Null</w:t>
+      </w:r>
+    </w:p>
+    <w:p>
+      <w:pPr>
+        <w:pStyle w:val="CommandBlock"/>
+      </w:pPr>
+      <w:r>
+        <w:t>New-Item -ItemType Directory -Force "$HOME\spa\lesson-3.9\python\archive" |</w:t>
+      </w:r>
+    </w:p>
+    <w:p>
+      <w:pPr>
+        <w:pStyle w:val="CommandBlock"/>
+      </w:pPr>
+      <w:r>
+        <w:t xml:space="preserve">    Out-Null</w:t>
+      </w:r>
+    </w:p>
+    <w:p>
+      <w:pPr>
+        <w:pStyle w:val="CommandBlock"/>
+      </w:pPr>
+      <w:r>
+        <w:t>New-Item -ItemType Directory -Force "$HOME\spa\lesson-3.9\typescript\working" |</w:t>
+      </w:r>
+    </w:p>
+    <w:p>
+      <w:pPr>
+        <w:pStyle w:val="CommandBlock"/>
+        <w:keepNext/>
+      </w:pPr>
+      <w:r>
+        <w:t xml:space="preserve">    Out-Null</w:t>
+      </w:r>
+    </w:p>
+    <w:p>
+      <w:pPr>
+        <w:pStyle w:val="CommandBlock"/>
+        <w:keepNext/>
+      </w:pPr>
+      <w:r>
+        <w:t>New-Item -ItemType Directory -Force "$HOME\spa\lesson-3.9\typescript\archive" |</w:t>
+      </w:r>
+    </w:p>
+    <w:p>
+      <w:pPr>
+        <w:pStyle w:val="CommandBlock"/>
+      </w:pPr>
+      <w:r>
+        <w:t xml:space="preserve">    Out-Null</w:t>
       </w:r>
     </w:p>
     <w:p>
@@ -1222,7 +1429,16 @@
         <w:keepNext/>
       </w:pPr>
       <w:r>
-        <w:t>mkdir -p "$HOME/spa/lesson-3.9/"{working,archive}</w:t>
+        <w:t>mkdir -p "$HOME/spa/lesson-3.9/"{c,cpp,csharp,go,python,typescript}/working</w:t>
+      </w:r>
+    </w:p>
+    <w:p>
+      <w:pPr>
+        <w:pStyle w:val="CommandBlock"/>
+        <w:keepNext/>
+      </w:pPr>
+      <w:r>
+        <w:t>mkdir -p "$HOME/spa/lesson-3.9/"{c,cpp,csharp,go,python,typescript}/archive</w:t>
       </w:r>
     </w:p>
     <w:p>
@@ -1388,7 +1604,10 @@
     </w:p>
     <w:p>
       <w:r>
-        <w:t xml:space="preserve">Every program moves this file, so create it now, in advance: save these three lines in a text editor as inventory-report.txt, inside the working directory, and press Enter after the last line. Leave archive empty. The programs move only this one file, only between working and archive; nothing is copied or deleted. To undo the lesson, leave the folder and delete it: Set-Location .. then Remove-Item -Recurse .\lesson-3.9 (on Linux or macOS, cd .. then rm -r ./lesson-3.9). </w:t>
+        <w:t>Every program moves this file, so create it now, in advance: save these three lines in a text editor as inventory-report.txt, inside .\c\working, and press Enter after the last line. Leave every archive directory empty. Each program moves only its own language's report, only between its working and archive directories; the programs copy and delete nothing. To undo the lesson, leave the folder and delete it: Set-Location .. then Remove-Item -Recurse .\lesson-3.9 (on Linux or macOS, cd .. then rm -r ./lesson-</w:t>
+      </w:r>
+      <w:r>
+        <w:t xml:space="preserve">3.9). </w:t>
       </w:r>
       <w:r>
         <w:rPr>
@@ -1407,7 +1626,7 @@
         <w:pStyle w:val="Heading3"/>
       </w:pPr>
       <w:r>
-        <w:t>working/inventory-report.txt</w:t>
+        <w:t>c/working/inventory-report.txt</w:t>
       </w:r>
     </w:p>
     <w:p>
@@ -1443,7 +1662,7 @@
     </w:p>
     <w:p>
       <w:r>
-        <w:t>Check the starting state from the lesson-3.9 folder: the report must be in working, and not in archive.</w:t>
+        <w:t>Then give every other language its own report: Copy-Item, the shell's copy command, copies C's report into each other language's working directory (cp on Linux or macOS).</w:t>
       </w:r>
     </w:p>
     <w:p>
@@ -1456,6 +1675,130 @@
         <w:pStyle w:val="Heading3"/>
       </w:pPr>
       <w:r>
+        <w:t>Windows PowerShell Report Setup</w:t>
+      </w:r>
+    </w:p>
+    <w:p>
+      <w:pPr>
+        <w:pStyle w:val="CommandBlock"/>
+        <w:keepNext/>
+      </w:pPr>
+      <w:r>
+        <w:t>Copy-Item .\c\working\inventory-report.txt .\cpp\working</w:t>
+      </w:r>
+    </w:p>
+    <w:p>
+      <w:pPr>
+        <w:pStyle w:val="CommandBlock"/>
+        <w:keepNext/>
+      </w:pPr>
+      <w:r>
+        <w:t>Copy-Item .\c\working\inventory-report.txt .\csharp\working</w:t>
+      </w:r>
+    </w:p>
+    <w:p>
+      <w:pPr>
+        <w:pStyle w:val="CommandBlock"/>
+        <w:keepNext/>
+      </w:pPr>
+      <w:r>
+        <w:t>Copy-Item .\c\working\inventory-report.txt .\go\working</w:t>
+      </w:r>
+    </w:p>
+    <w:p>
+      <w:pPr>
+        <w:pStyle w:val="CommandBlock"/>
+        <w:keepNext/>
+      </w:pPr>
+      <w:r>
+        <w:t>Copy-Item .\c\working\inventory-report.txt .\python\working</w:t>
+      </w:r>
+    </w:p>
+    <w:p>
+      <w:pPr>
+        <w:pStyle w:val="CommandBlock"/>
+      </w:pPr>
+      <w:r>
+        <w:t>Copy-Item .\c\working\inventory-report.txt .\typescript\working</w:t>
+      </w:r>
+    </w:p>
+    <w:p>
+      <w:pPr>
+        <w:keepNext/>
+      </w:pPr>
+    </w:p>
+    <w:p>
+      <w:pPr>
+        <w:pStyle w:val="Heading3"/>
+      </w:pPr>
+      <w:r>
+        <w:t>Linux or macOS Report Setup</w:t>
+      </w:r>
+    </w:p>
+    <w:p>
+      <w:pPr>
+        <w:pStyle w:val="CommandBlock"/>
+        <w:keepNext/>
+      </w:pPr>
+      <w:r>
+        <w:t>cp ./c/working/inventory-report.txt ./cpp/working/</w:t>
+      </w:r>
+    </w:p>
+    <w:p>
+      <w:pPr>
+        <w:pStyle w:val="CommandBlock"/>
+        <w:keepNext/>
+      </w:pPr>
+      <w:r>
+        <w:t>cp ./c/working/inventory-report.txt ./csharp/working/</w:t>
+      </w:r>
+    </w:p>
+    <w:p>
+      <w:pPr>
+        <w:pStyle w:val="CommandBlock"/>
+        <w:keepNext/>
+      </w:pPr>
+      <w:r>
+        <w:t>cp ./c/working/inventory-report.txt ./go/working/</w:t>
+      </w:r>
+    </w:p>
+    <w:p>
+      <w:pPr>
+        <w:pStyle w:val="CommandBlock"/>
+        <w:keepNext/>
+      </w:pPr>
+      <w:r>
+        <w:t>cp ./c/working/inventory-report.txt ./python/working/</w:t>
+      </w:r>
+    </w:p>
+    <w:p>
+      <w:pPr>
+        <w:pStyle w:val="CommandBlock"/>
+      </w:pPr>
+      <w:r>
+        <w:t>cp ./c/working/inventory-report.txt ./typescript/working/</w:t>
+      </w:r>
+    </w:p>
+    <w:p>
+      <w:pPr>
+        <w:keepNext/>
+      </w:pPr>
+    </w:p>
+    <w:p>
+      <w:r>
+        <w:t>Check the starting state from the lesson-3.9 folder: each report must be in its working directory, and not in its archive.</w:t>
+      </w:r>
+    </w:p>
+    <w:p>
+      <w:pPr>
+        <w:keepNext/>
+      </w:pPr>
+    </w:p>
+    <w:p>
+      <w:pPr>
+        <w:pStyle w:val="Heading3"/>
+      </w:pPr>
+      <w:r>
         <w:t>Windows PowerShell Starting State Check</w:t>
       </w:r>
     </w:p>
@@ -1464,29 +1807,119 @@
         <w:keepNext/>
       </w:pPr>
       <w:r>
-        <w:t>The first line must print True and the second False.</w:t>
-      </w:r>
-    </w:p>
-    <w:p>
-      <w:pPr>
-        <w:keepNext/>
-      </w:pPr>
-    </w:p>
-    <w:p>
-      <w:pPr>
-        <w:pStyle w:val="CommandBlock"/>
-        <w:keepNext/>
-      </w:pPr>
-      <w:r>
-        <w:t>Test-Path .\working\inventory-report.txt</w:t>
-      </w:r>
-    </w:p>
-    <w:p>
-      <w:pPr>
-        <w:pStyle w:val="CommandBlock"/>
-      </w:pPr>
-      <w:r>
-        <w:t>Test-Path .\archive\inventory-report.txt</w:t>
+        <w:t>The first six lines must print True and the last six False.</w:t>
+      </w:r>
+    </w:p>
+    <w:p>
+      <w:pPr>
+        <w:keepNext/>
+      </w:pPr>
+    </w:p>
+    <w:p>
+      <w:pPr>
+        <w:pStyle w:val="CommandBlock"/>
+        <w:keepNext/>
+      </w:pPr>
+      <w:r>
+        <w:t>Test-Path .\c\working\inventory-report.txt</w:t>
+      </w:r>
+    </w:p>
+    <w:p>
+      <w:pPr>
+        <w:pStyle w:val="CommandBlock"/>
+        <w:keepNext/>
+      </w:pPr>
+      <w:r>
+        <w:t>Test-Path .\cpp\working\inventory-report.txt</w:t>
+      </w:r>
+    </w:p>
+    <w:p>
+      <w:pPr>
+        <w:pStyle w:val="CommandBlock"/>
+        <w:keepNext/>
+      </w:pPr>
+      <w:r>
+        <w:t>Test-Path .\csharp\working\inventory-report.txt</w:t>
+      </w:r>
+    </w:p>
+    <w:p>
+      <w:pPr>
+        <w:pStyle w:val="CommandBlock"/>
+        <w:keepNext/>
+      </w:pPr>
+      <w:r>
+        <w:t>Test-Path .\go\working\inventory-report.txt</w:t>
+      </w:r>
+    </w:p>
+    <w:p>
+      <w:pPr>
+        <w:pStyle w:val="CommandBlock"/>
+        <w:keepNext/>
+      </w:pPr>
+      <w:r>
+        <w:t>Test-Path .\python\working\inventory-report.txt</w:t>
+      </w:r>
+    </w:p>
+    <w:p>
+      <w:pPr>
+        <w:pStyle w:val="CommandBlock"/>
+        <w:keepNext/>
+      </w:pPr>
+      <w:r>
+        <w:t>Test-Path .\typescript\working\inventory-report.txt</w:t>
+      </w:r>
+    </w:p>
+    <w:p>
+      <w:pPr>
+        <w:pStyle w:val="CommandBlock"/>
+        <w:keepNext/>
+      </w:pPr>
+      <w:r>
+        <w:t>Test-Path .\c\archive\inventory-report.txt</w:t>
+      </w:r>
+    </w:p>
+    <w:p>
+      <w:pPr>
+        <w:pStyle w:val="CommandBlock"/>
+        <w:keepNext/>
+      </w:pPr>
+      <w:r>
+        <w:t>Test-Path .\cpp\archive\inventory-report.txt</w:t>
+      </w:r>
+    </w:p>
+    <w:p>
+      <w:pPr>
+        <w:pStyle w:val="CommandBlock"/>
+        <w:keepNext/>
+      </w:pPr>
+      <w:r>
+        <w:t>Test-Path .\csharp\archive\inventory-report.txt</w:t>
+      </w:r>
+    </w:p>
+    <w:p>
+      <w:pPr>
+        <w:pStyle w:val="CommandBlock"/>
+        <w:keepNext/>
+      </w:pPr>
+      <w:r>
+        <w:t>Test-Path .\go\archive\inventory-report.txt</w:t>
+      </w:r>
+    </w:p>
+    <w:p>
+      <w:pPr>
+        <w:pStyle w:val="CommandBlock"/>
+        <w:keepNext/>
+      </w:pPr>
+      <w:r>
+        <w:t>Test-Path .\python\archive\inventory-report.txt</w:t>
+      </w:r>
+    </w:p>
+    <w:p>
+      <w:pPr>
+        <w:pStyle w:val="CommandBlock"/>
+      </w:pPr>
+      <w:r>
+        <w:t>Test-Path .\typescript\archive\inventory-report.txt</w:t>
       </w:r>
     </w:p>
     <w:p>
@@ -1507,20 +1940,29 @@
         <w:keepNext/>
       </w:pPr>
       <w:r>
-        <w:t>ls must list the report under working: and nothing under archive:.</w:t>
-      </w:r>
-    </w:p>
-    <w:p>
-      <w:pPr>
-        <w:keepNext/>
-      </w:pPr>
-    </w:p>
-    <w:p>
-      <w:pPr>
-        <w:pStyle w:val="CommandBlock"/>
-      </w:pPr>
-      <w:r>
-        <w:t>ls working archive</w:t>
+        <w:t>The first ls must list the report under each working directory, and the second nothing under each archive directory.</w:t>
+      </w:r>
+    </w:p>
+    <w:p>
+      <w:pPr>
+        <w:keepNext/>
+      </w:pPr>
+    </w:p>
+    <w:p>
+      <w:pPr>
+        <w:pStyle w:val="CommandBlock"/>
+        <w:keepNext/>
+      </w:pPr>
+      <w:r>
+        <w:t>ls ./{c,cpp,csharp,go,python,typescript}/working</w:t>
+      </w:r>
+    </w:p>
+    <w:p>
+      <w:pPr>
+        <w:pStyle w:val="CommandBlock"/>
+      </w:pPr>
+      <w:r>
+        <w:t>ls ./{c,cpp,csharp,go,python,typescript}/archive</w:t>
       </w:r>
     </w:p>
     <w:p>
@@ -1716,23 +2158,55 @@
         <w:pStyle w:val="SourceCode"/>
       </w:pPr>
       <w:r>
-        <w:t xml:space="preserve">    // The completed report, and the two directories you created in</w:t>
-      </w:r>
-    </w:p>
-    <w:p>
-      <w:pPr>
-        <w:pStyle w:val="SourceCode"/>
-      </w:pPr>
-      <w:r>
-        <w:t xml:space="preserve">    // Project Setup. Remember, a relative path starts from the working</w:t>
-      </w:r>
-    </w:p>
-    <w:p>
-      <w:pPr>
-        <w:pStyle w:val="SourceCode"/>
-      </w:pPr>
-      <w:r>
-        <w:t xml:space="preserve">    // directory, so both directories are inside the lesson-3.9 folder.</w:t>
+        <w:t xml:space="preserve">    // The completed report, and the two directories you created in Project</w:t>
+      </w:r>
+    </w:p>
+    <w:p>
+      <w:pPr>
+        <w:pStyle w:val="SourceCode"/>
+      </w:pPr>
+      <w:r>
+        <w:t xml:space="preserve">    // Setup inside the c folder, so the C programs move only their own</w:t>
+      </w:r>
+    </w:p>
+    <w:p>
+      <w:pPr>
+        <w:pStyle w:val="SourceCode"/>
+      </w:pPr>
+      <w:r>
+        <w:t xml:space="preserve">    // report. Remember, a relative path starts from the working directory,</w:t>
+      </w:r>
+    </w:p>
+    <w:p>
+      <w:pPr>
+        <w:pStyle w:val="SourceCode"/>
+      </w:pPr>
+      <w:r>
+        <w:t xml:space="preserve">    // the lesson-3.9 folder you run from. Remember, snprintf fills the %s</w:t>
+      </w:r>
+    </w:p>
+    <w:p>
+      <w:pPr>
+        <w:pStyle w:val="SourceCode"/>
+      </w:pPr>
+      <w:r>
+        <w:t xml:space="preserve">    // codes and never writes past sizeof; SEPARATOR goes between the parts,</w:t>
+      </w:r>
+    </w:p>
+    <w:p>
+      <w:pPr>
+        <w:pStyle w:val="SourceCode"/>
+      </w:pPr>
+      <w:r>
+        <w:t xml:space="preserve">    // so the directories are c\working on Windows and c/working on Linux and</w:t>
+      </w:r>
+    </w:p>
+    <w:p>
+      <w:pPr>
+        <w:pStyle w:val="SourceCode"/>
+      </w:pPr>
+      <w:r>
+        <w:t xml:space="preserve">    // macOS.</w:t>
       </w:r>
     </w:p>
     <w:p>
@@ -1748,52 +2222,68 @@
         <w:pStyle w:val="SourceCode"/>
       </w:pPr>
       <w:r>
-        <w:t xml:space="preserve">    const char *working_directory = "working";</w:t>
-      </w:r>
-    </w:p>
-    <w:p>
-      <w:pPr>
-        <w:pStyle w:val="SourceCode"/>
-      </w:pPr>
-      <w:r>
-        <w:t xml:space="preserve">    const char *archive_directory = "archive";</w:t>
-      </w:r>
-    </w:p>
-    <w:p>
-      <w:pPr>
-        <w:pStyle w:val="SourceCode"/>
-      </w:pPr>
-    </w:p>
-    <w:p>
-      <w:pPr>
-        <w:pStyle w:val="SourceCode"/>
-      </w:pPr>
-      <w:r>
-        <w:t xml:space="preserve">    // The report's path in each directory: working\inventory-report.txt,</w:t>
-      </w:r>
-    </w:p>
-    <w:p>
-      <w:pPr>
-        <w:pStyle w:val="SourceCode"/>
-      </w:pPr>
-      <w:r>
-        <w:t xml:space="preserve">    // where it is now, and archive\inventory-report.txt, where it goes.</w:t>
-      </w:r>
-    </w:p>
-    <w:p>
-      <w:pPr>
-        <w:pStyle w:val="SourceCode"/>
-      </w:pPr>
-      <w:r>
-        <w:t xml:space="preserve">    // Remember, snprintf fills the %s codes and never writes past sizeof;</w:t>
-      </w:r>
-    </w:p>
-    <w:p>
-      <w:pPr>
-        <w:pStyle w:val="SourceCode"/>
-      </w:pPr>
-      <w:r>
-        <w:t xml:space="preserve">    // SEPARATOR goes between the parts.</w:t>
+        <w:t xml:space="preserve">    char working_directory[64] = "";</w:t>
+      </w:r>
+    </w:p>
+    <w:p>
+      <w:pPr>
+        <w:pStyle w:val="SourceCode"/>
+      </w:pPr>
+      <w:r>
+        <w:t xml:space="preserve">    char archive_directory[64] = "";</w:t>
+      </w:r>
+    </w:p>
+    <w:p>
+      <w:pPr>
+        <w:pStyle w:val="SourceCode"/>
+      </w:pPr>
+      <w:r>
+        <w:t xml:space="preserve">    snprintf(working_directory, sizeof working_directory, "%s%s%s", "c",</w:t>
+      </w:r>
+    </w:p>
+    <w:p>
+      <w:pPr>
+        <w:pStyle w:val="SourceCode"/>
+      </w:pPr>
+      <w:r>
+        <w:t xml:space="preserve">             SEPARATOR, "working");</w:t>
+      </w:r>
+    </w:p>
+    <w:p>
+      <w:pPr>
+        <w:pStyle w:val="SourceCode"/>
+      </w:pPr>
+      <w:r>
+        <w:t xml:space="preserve">    snprintf(archive_directory, sizeof archive_directory, "%s%s%s", "c",</w:t>
+      </w:r>
+    </w:p>
+    <w:p>
+      <w:pPr>
+        <w:pStyle w:val="SourceCode"/>
+      </w:pPr>
+      <w:r>
+        <w:t xml:space="preserve">             SEPARATOR, "archive");</w:t>
+      </w:r>
+    </w:p>
+    <w:p>
+      <w:pPr>
+        <w:pStyle w:val="SourceCode"/>
+      </w:pPr>
+    </w:p>
+    <w:p>
+      <w:pPr>
+        <w:pStyle w:val="SourceCode"/>
+      </w:pPr>
+      <w:r>
+        <w:t xml:space="preserve">    // The report's path in each directory: c\working\inventory-report.txt,</w:t>
+      </w:r>
+    </w:p>
+    <w:p>
+      <w:pPr>
+        <w:pStyle w:val="SourceCode"/>
+      </w:pPr>
+      <w:r>
+        <w:t xml:space="preserve">    // where it is now, and c\archive\inventory-report.txt, where it goes.</w:t>
       </w:r>
     </w:p>
     <w:p>
@@ -2159,7 +2649,7 @@
         <w:keepNext/>
       </w:pPr>
       <w:r>
-        <w:t>Run the program once from the lesson-3.9 folder. The last line, Move-Item .\archive\inventory-report.txt working (mv ./archive/inventory-report.txt working/ on Linux or macOS), is the shell's own move command. It puts the report back in working, so the next run, and the next language, find it there again.</w:t>
+        <w:t>Run the program once from the lesson-3.9 folder. The last line, Move-Item .\c\archive\inventory-report.txt .\c\working (mv ./c/archive/inventory-report.txt ./c/working/ on Linux or macOS), is the shell's own move command. It puts the report back in .\c\working, so the next run finds it there again.</w:t>
       </w:r>
     </w:p>
     <w:p>
@@ -2199,7 +2689,7 @@
         <w:pStyle w:val="CommandBlock"/>
       </w:pPr>
       <w:r>
-        <w:t>Move-Item .\archive\inventory-report.txt working</w:t>
+        <w:t>Move-Item .\c\archive\inventory-report.txt .\c\working</w:t>
       </w:r>
     </w:p>
     <w:p>
@@ -2247,7 +2737,7 @@
         <w:pStyle w:val="CommandBlock"/>
       </w:pPr>
       <w:r>
-        <w:t>mv ./archive/inventory-report.txt working/</w:t>
+        <w:t>mv ./c/archive/inventory-report.txt ./c/working/</w:t>
       </w:r>
     </w:p>
     <w:p>
@@ -2282,7 +2772,7 @@
         <w:keepNext/>
       </w:pPr>
       <w:r>
-        <w:t>Moved inventory-report.txt from working to archive</w:t>
+        <w:t>Moved inventory-report.txt from c\working to c\archive</w:t>
       </w:r>
     </w:p>
     <w:p>
@@ -2291,7 +2781,7 @@
         <w:keepNext/>
       </w:pPr>
       <w:r>
-        <w:t>working has inventory-report.txt: no</w:t>
+        <w:t>c\working has inventory-report.txt: no</w:t>
       </w:r>
     </w:p>
     <w:p>
@@ -2299,7 +2789,7 @@
         <w:pStyle w:val="RequiredOutput"/>
       </w:pPr>
       <w:r>
-        <w:t>archive has inventory-report.txt: yes</w:t>
+        <w:t>c\archive has inventory-report.txt: yes</w:t>
       </w:r>
     </w:p>
     <w:p>
@@ -2312,7 +2802,7 @@
         <w:pStyle w:val="ListBullet"/>
       </w:pPr>
       <w:r>
-        <w:t>Moved inventory-report.txt from working to archive is printed after the move.</w:t>
+        <w:t>The Moved line is printed after the move.</w:t>
       </w:r>
     </w:p>
     <w:p>
@@ -2320,7 +2810,7 @@
         <w:pStyle w:val="ListBullet"/>
       </w:pPr>
       <w:r>
-        <w:t>working has inventory-report.txt: no proves the report left working.</w:t>
+        <w:t>The line for .\c\working ends in no: the report left working.</w:t>
       </w:r>
     </w:p>
     <w:p>
@@ -2328,7 +2818,7 @@
         <w:pStyle w:val="ListBullet"/>
       </w:pPr>
       <w:r>
-        <w:t>archive has inventory-report.txt: yes proves it arrived in archive. One report, in a new place: that is a move. A copy (Lesson 3.8) would print yes on both lines.</w:t>
+        <w:t>The line for .\c\archive ends in yes: it arrived in archive. One report, in a new place: that is a move. A copy (Lesson 3.8) would print yes on both lines.</w:t>
       </w:r>
     </w:p>
     <w:p>
@@ -2336,7 +2826,7 @@
         <w:pStyle w:val="ListBullet"/>
       </w:pPr>
       <w:r>
-        <w:t>If the program prints Error: archive\inventory-report.txt already exists; nothing was moved, the report is still in archive from an earlier run. Run Move-Item .\archive\inventory-report.txt working and run the program again.</w:t>
+        <w:t>If the program prints an Error line that ends in already exists; nothing was moved, the report is still in archive from an earlier run. Run Move-Item .\c\archive\inventory-report.txt .\c\working and run the program again.</w:t>
       </w:r>
     </w:p>
     <w:p>
@@ -2344,7 +2834,7 @@
         <w:pStyle w:val="ListBullet"/>
       </w:pPr>
       <w:r>
-        <w:t>If the program prints the Moved line and then no on both location lines, rename failed, usually because .\working\inventory-report.txt is missing: this Basic version does not check rename's result, but the location lines tell the truth. Save the report in working (Project Setup) and run again.</w:t>
+        <w:t>If the program prints the Moved line and then no on both location lines, rename failed, usually because .\c\working\inventory-report.txt is missing: this Basic version does not check rename's result, but the location lines tell the truth. Save the report in .\c\working (Project Setup) and run again.</w:t>
       </w:r>
     </w:p>
     <w:p>
@@ -2352,7 +2842,7 @@
         <w:pStyle w:val="ListBullet"/>
       </w:pPr>
       <w:r>
-        <w:t>Run every program from the lesson-3.9 folder. The paths .\working\inventory-report.txt and .\archive\inventory-report.txt are relative, so they start from the working directory; from any other folder, the program finds no report to move.</w:t>
+        <w:t>Run every program from the lesson-3.9 folder. The paths .\c\working\inventory-report.txt and .\c\archive\inventory-report.txt are relative, so they start from the working directory; from any other folder, the program finds no report to move.</w:t>
       </w:r>
     </w:p>
     <w:p>
@@ -2395,7 +2885,7 @@
         <w:keepNext/>
       </w:pPr>
       <w:r>
-        <w:t>Test-Path .\working\inventory-report.txt</w:t>
+        <w:t>Test-Path .\c\working\inventory-report.txt</w:t>
       </w:r>
     </w:p>
     <w:p>
@@ -2413,33 +2903,33 @@
         <w:keepNext/>
       </w:pPr>
       <w:r>
-        <w:t>Test-Path .\working\inventory-report.txt</w:t>
-      </w:r>
-    </w:p>
-    <w:p>
-      <w:pPr>
-        <w:pStyle w:val="CommandBlock"/>
-        <w:keepNext/>
-      </w:pPr>
-      <w:r>
-        <w:t>Test-Path .\archive\inventory-report.txt</w:t>
-      </w:r>
-    </w:p>
-    <w:p>
-      <w:pPr>
-        <w:pStyle w:val="CommandBlock"/>
-        <w:keepNext/>
-      </w:pPr>
-      <w:r>
-        <w:t>Get-Content .\archive\inventory-report.txt</w:t>
-      </w:r>
-    </w:p>
-    <w:p>
-      <w:pPr>
-        <w:pStyle w:val="CommandBlock"/>
-      </w:pPr>
-      <w:r>
-        <w:t>Move-Item .\archive\inventory-report.txt working</w:t>
+        <w:t>Test-Path .\c\working\inventory-report.txt</w:t>
+      </w:r>
+    </w:p>
+    <w:p>
+      <w:pPr>
+        <w:pStyle w:val="CommandBlock"/>
+        <w:keepNext/>
+      </w:pPr>
+      <w:r>
+        <w:t>Test-Path .\c\archive\inventory-report.txt</w:t>
+      </w:r>
+    </w:p>
+    <w:p>
+      <w:pPr>
+        <w:pStyle w:val="CommandBlock"/>
+        <w:keepNext/>
+      </w:pPr>
+      <w:r>
+        <w:t>Get-Content .\c\archive\inventory-report.txt</w:t>
+      </w:r>
+    </w:p>
+    <w:p>
+      <w:pPr>
+        <w:pStyle w:val="CommandBlock"/>
+      </w:pPr>
+      <w:r>
+        <w:t>Move-Item .\c\archive\inventory-report.txt .\c\working</w:t>
       </w:r>
     </w:p>
     <w:p>
@@ -2460,21 +2950,21 @@
         <w:keepNext/>
       </w:pPr>
       <w:r>
-        <w:t>ls working archive lists what each of the two directories holds, under its name; cat shows the file.</w:t>
-      </w:r>
-    </w:p>
-    <w:p>
-      <w:pPr>
-        <w:keepNext/>
-      </w:pPr>
-    </w:p>
-    <w:p>
-      <w:pPr>
-        <w:pStyle w:val="CommandBlock"/>
-        <w:keepNext/>
-      </w:pPr>
-      <w:r>
-        <w:t>ls working archive</w:t>
+        <w:t>ls ./c/working ./c/archive lists what each of the two directories holds, under its name; cat shows the file.</w:t>
+      </w:r>
+    </w:p>
+    <w:p>
+      <w:pPr>
+        <w:keepNext/>
+      </w:pPr>
+    </w:p>
+    <w:p>
+      <w:pPr>
+        <w:pStyle w:val="CommandBlock"/>
+        <w:keepNext/>
+      </w:pPr>
+      <w:r>
+        <w:t>ls ./c/working ./c/archive</w:t>
       </w:r>
     </w:p>
     <w:p>
@@ -2492,24 +2982,24 @@
         <w:keepNext/>
       </w:pPr>
       <w:r>
-        <w:t>ls working archive</w:t>
-      </w:r>
-    </w:p>
-    <w:p>
-      <w:pPr>
-        <w:pStyle w:val="CommandBlock"/>
-        <w:keepNext/>
-      </w:pPr>
-      <w:r>
-        <w:t>cat ./archive/inventory-report.txt</w:t>
-      </w:r>
-    </w:p>
-    <w:p>
-      <w:pPr>
-        <w:pStyle w:val="CommandBlock"/>
-      </w:pPr>
-      <w:r>
-        <w:t>mv ./archive/inventory-report.txt working/</w:t>
+        <w:t>ls ./c/working ./c/archive</w:t>
+      </w:r>
+    </w:p>
+    <w:p>
+      <w:pPr>
+        <w:pStyle w:val="CommandBlock"/>
+        <w:keepNext/>
+      </w:pPr>
+      <w:r>
+        <w:t>cat ./c/archive/inventory-report.txt</w:t>
+      </w:r>
+    </w:p>
+    <w:p>
+      <w:pPr>
+        <w:pStyle w:val="CommandBlock"/>
+      </w:pPr>
+      <w:r>
+        <w:t>mv ./c/archive/inventory-report.txt ./c/working/</w:t>
       </w:r>
     </w:p>
     <w:p>
@@ -2545,7 +3035,7 @@
         <w:keepNext/>
       </w:pPr>
       <w:r>
-        <w:t>Moved inventory-report.txt from working to archive</w:t>
+        <w:t>Moved inventory-report.txt from c\working to c\archive</w:t>
       </w:r>
     </w:p>
     <w:p>
@@ -2554,7 +3044,7 @@
         <w:keepNext/>
       </w:pPr>
       <w:r>
-        <w:t>working has inventory-report.txt: no</w:t>
+        <w:t>c\working has inventory-report.txt: no</w:t>
       </w:r>
     </w:p>
     <w:p>
@@ -2563,7 +3053,7 @@
         <w:keepNext/>
       </w:pPr>
       <w:r>
-        <w:t>archive has inventory-report.txt: yes</w:t>
+        <w:t>c\archive has inventory-report.txt: yes</w:t>
       </w:r>
     </w:p>
     <w:p>
@@ -2617,7 +3107,10 @@
     </w:p>
     <w:p>
       <w:r>
-        <w:t>True, before the run: the report is in working. After the run, False and True: it is no longer in working, and it is in archive. There is still exactly one report, and Get-Content shows its three lines unchanged: a move changes where the file is listed, not what it holds. A copy would have left True for working as well, and two separate files. On Linux or macOS, the first ls shows the report under working: and nothing under archive:, and the second shows the opposite.</w:t>
+        <w:t>True, before the run: the report is in working. After the run, False and True: it is no longer in working, and it is in archive. There is still exactly one report, and Get-Content shows its three lines unchanged: a move changes where the file is listed, not what it holds. A copy would have left True for working as well, and two separate files. The directories in the printed lines start with c, the C folder. On Linux or macOS, they use / in place of \; the first ls shows the report under ./c/working: and not</w:t>
+      </w:r>
+      <w:r>
+        <w:t>hing under ./c/archive:, and the second shows the opposite.</w:t>
       </w:r>
     </w:p>
     <w:p>
@@ -3125,15 +3618,47 @@
         <w:pStyle w:val="SourceCode"/>
       </w:pPr>
       <w:r>
-        <w:t xml:space="preserve">    const char *working_directory = "working";</w:t>
-      </w:r>
-    </w:p>
-    <w:p>
-      <w:pPr>
-        <w:pStyle w:val="SourceCode"/>
-      </w:pPr>
-      <w:r>
-        <w:t xml:space="preserve">    const char *archive_directory = "archive";</w:t>
+        <w:t xml:space="preserve">    // Both directories are inside the c folder, so the C programs move only</w:t>
+      </w:r>
+    </w:p>
+    <w:p>
+      <w:pPr>
+        <w:pStyle w:val="SourceCode"/>
+      </w:pPr>
+      <w:r>
+        <w:t xml:space="preserve">    // their own report.</w:t>
+      </w:r>
+    </w:p>
+    <w:p>
+      <w:pPr>
+        <w:pStyle w:val="SourceCode"/>
+      </w:pPr>
+      <w:r>
+        <w:t xml:space="preserve">    char working_directory[64] = "";</w:t>
+      </w:r>
+    </w:p>
+    <w:p>
+      <w:pPr>
+        <w:pStyle w:val="SourceCode"/>
+      </w:pPr>
+      <w:r>
+        <w:t xml:space="preserve">    char archive_directory[64] = "";</w:t>
+      </w:r>
+    </w:p>
+    <w:p>
+      <w:pPr>
+        <w:pStyle w:val="SourceCode"/>
+      </w:pPr>
+      <w:r>
+        <w:t xml:space="preserve">    join_path(working_directory, sizeof working_directory, "c", "working");</w:t>
+      </w:r>
+    </w:p>
+    <w:p>
+      <w:pPr>
+        <w:pStyle w:val="SourceCode"/>
+      </w:pPr>
+      <w:r>
+        <w:t xml:space="preserve">    join_path(archive_directory, sizeof archive_directory, "c", "archive");</w:t>
       </w:r>
     </w:p>
     <w:p>
@@ -3426,7 +3951,7 @@
         <w:pStyle w:val="CommandBlock"/>
       </w:pPr>
       <w:r>
-        <w:t>Move-Item .\archive\inventory-report.txt working</w:t>
+        <w:t>Move-Item .\c\archive\inventory-report.txt .\c\working</w:t>
       </w:r>
     </w:p>
     <w:p>
@@ -3483,7 +4008,7 @@
         <w:pStyle w:val="CommandBlock"/>
       </w:pPr>
       <w:r>
-        <w:t>mv ./archive/inventory-report.txt working/</w:t>
+        <w:t>mv ./c/archive/inventory-report.txt ./c/working/</w:t>
       </w:r>
     </w:p>
     <w:p>
@@ -3518,7 +4043,7 @@
         <w:keepNext/>
       </w:pPr>
       <w:r>
-        <w:t>Moved inventory-report.txt from working to archive</w:t>
+        <w:t>Moved inventory-report.txt from c\working to c\archive</w:t>
       </w:r>
     </w:p>
     <w:p>
@@ -3527,7 +4052,7 @@
         <w:keepNext/>
       </w:pPr>
       <w:r>
-        <w:t>working has inventory-report.txt: no</w:t>
+        <w:t>c\working has inventory-report.txt: no</w:t>
       </w:r>
     </w:p>
     <w:p>
@@ -3535,7 +4060,7 @@
         <w:pStyle w:val="RequiredOutput"/>
       </w:pPr>
       <w:r>
-        <w:t>archive has inventory-report.txt: yes</w:t>
+        <w:t>c\archive has inventory-report.txt: yes</w:t>
       </w:r>
     </w:p>
     <w:p>
@@ -3556,7 +4081,7 @@
         <w:pStyle w:val="ListBullet"/>
       </w:pPr>
       <w:r>
-        <w:t>Exit code 0 proves the move succeeded. The Move-Item line then put the report back in working.</w:t>
+        <w:t>Exit code 0 proves the move succeeded. The Move-Item line then put the report back in .\c\working.</w:t>
       </w:r>
     </w:p>
     <w:p>
@@ -3572,7 +4097,7 @@
         <w:pStyle w:val="ListBullet"/>
       </w:pPr>
       <w:r>
-        <w:t>Run every program from the lesson-3.9 folder. The paths .\working\inventory-report.txt and .\archive\inventory-report.txt are relative, so they start from the working directory; from any other folder, the program finds no report to move.</w:t>
+        <w:t>Run every program from the lesson-3.9 folder. The paths .\c\working\inventory-report.txt and .\c\archive\inventory-report.txt are relative, so they start from the working directory; from any other folder, the program finds no report to move.</w:t>
       </w:r>
     </w:p>
     <w:p>
@@ -3601,21 +4126,21 @@
         <w:keepNext/>
       </w:pPr>
       <w:r>
-        <w:t>A move must never replace a file already at the destination. Here, Set-Content puts the line old-report into .\archive\inventory-report.txt, so the name is taken. The program runs, $LASTEXITCODE shows its exit code, Get-Content shows what archive's file holds, Test-Path checks the report in working, and Remove-Item deletes the one file old-report was written into, by its exact name.</w:t>
-      </w:r>
-    </w:p>
-    <w:p>
-      <w:pPr>
-        <w:keepNext/>
-      </w:pPr>
-    </w:p>
-    <w:p>
-      <w:pPr>
-        <w:pStyle w:val="CommandBlock"/>
-        <w:keepNext/>
-      </w:pPr>
-      <w:r>
-        <w:t>Set-Content .\archive\inventory-report.txt old-report</w:t>
+        <w:t>A move must never replace a file already at the destination. Here, Set-Content puts the line old-report into .\c\archive\inventory-report.txt, so the name is taken. The program runs, $LASTEXITCODE shows its exit code, Get-Content shows what archive's file holds, Test-Path checks the report in working, and Remove-Item deletes the one file old-report was written into, by its exact name.</w:t>
+      </w:r>
+    </w:p>
+    <w:p>
+      <w:pPr>
+        <w:keepNext/>
+      </w:pPr>
+    </w:p>
+    <w:p>
+      <w:pPr>
+        <w:pStyle w:val="CommandBlock"/>
+        <w:keepNext/>
+      </w:pPr>
+      <w:r>
+        <w:t>Set-Content .\c\archive\inventory-report.txt old-report</w:t>
       </w:r>
     </w:p>
     <w:p>
@@ -3642,24 +4167,24 @@
         <w:keepNext/>
       </w:pPr>
       <w:r>
-        <w:t>Get-Content .\archive\inventory-report.txt</w:t>
-      </w:r>
-    </w:p>
-    <w:p>
-      <w:pPr>
-        <w:pStyle w:val="CommandBlock"/>
-        <w:keepNext/>
-      </w:pPr>
-      <w:r>
-        <w:t>Test-Path .\working\inventory-report.txt</w:t>
-      </w:r>
-    </w:p>
-    <w:p>
-      <w:pPr>
-        <w:pStyle w:val="CommandBlock"/>
-      </w:pPr>
-      <w:r>
-        <w:t>Remove-Item .\archive\inventory-report.txt</w:t>
+        <w:t>Get-Content .\c\archive\inventory-report.txt</w:t>
+      </w:r>
+    </w:p>
+    <w:p>
+      <w:pPr>
+        <w:pStyle w:val="CommandBlock"/>
+        <w:keepNext/>
+      </w:pPr>
+      <w:r>
+        <w:t>Test-Path .\c\working\inventory-report.txt</w:t>
+      </w:r>
+    </w:p>
+    <w:p>
+      <w:pPr>
+        <w:pStyle w:val="CommandBlock"/>
+      </w:pPr>
+      <w:r>
+        <w:t>Remove-Item .\c\archive\inventory-report.txt</w:t>
       </w:r>
     </w:p>
     <w:p>
@@ -3694,7 +4219,7 @@
         <w:keepNext/>
       </w:pPr>
       <w:r>
-        <w:t>echo old-report &gt; ./archive/inventory-report.txt</w:t>
+        <w:t>echo old-report &gt; ./c/archive/inventory-report.txt</w:t>
       </w:r>
     </w:p>
     <w:p>
@@ -3721,24 +4246,24 @@
         <w:keepNext/>
       </w:pPr>
       <w:r>
-        <w:t>cat ./archive/inventory-report.txt</w:t>
-      </w:r>
-    </w:p>
-    <w:p>
-      <w:pPr>
-        <w:pStyle w:val="CommandBlock"/>
-        <w:keepNext/>
-      </w:pPr>
-      <w:r>
-        <w:t>ls working</w:t>
-      </w:r>
-    </w:p>
-    <w:p>
-      <w:pPr>
-        <w:pStyle w:val="CommandBlock"/>
-      </w:pPr>
-      <w:r>
-        <w:t>rm ./archive/inventory-report.txt</w:t>
+        <w:t>cat ./c/archive/inventory-report.txt</w:t>
+      </w:r>
+    </w:p>
+    <w:p>
+      <w:pPr>
+        <w:pStyle w:val="CommandBlock"/>
+        <w:keepNext/>
+      </w:pPr>
+      <w:r>
+        <w:t>ls ./c/working</w:t>
+      </w:r>
+    </w:p>
+    <w:p>
+      <w:pPr>
+        <w:pStyle w:val="CommandBlock"/>
+      </w:pPr>
+      <w:r>
+        <w:t>rm ./c/archive/inventory-report.txt</w:t>
       </w:r>
     </w:p>
     <w:p>
@@ -3764,20 +4289,17 @@
         <w:pStyle w:val="RequiredOutput"/>
       </w:pPr>
       <w:r>
-        <w:t>Error: archive\inventory-report.txt already exists; nothing was moved</w:t>
-      </w:r>
-    </w:p>
-    <w:p>
-      <w:pPr>
-        <w:keepNext/>
-      </w:pPr>
-    </w:p>
-    <w:p>
-      <w:r>
-        <w:t>On Linux or macOS, the path in it reads archive/inventory-report.txt. Then $LASTEXITCODE prints 1 (echo $? on Linux or macOS), Get-Content prints old-report, and Test-Path prints True: the program checked first and stopped, so archive's file was not replaced and the report never left working. The program printed no Moved line, because it moves first and prints only after the move has succeeded. Without the check, C's move call would have replaced old-report on Linux and macOS, and refused the move on Window</w:t>
-      </w:r>
-      <w:r>
-        <w:t>s.</w:t>
+        <w:t>Error: c\archive\inventory-report.txt already exists; nothing was moved</w:t>
+      </w:r>
+    </w:p>
+    <w:p>
+      <w:pPr>
+        <w:keepNext/>
+      </w:pPr>
+    </w:p>
+    <w:p>
+      <w:r>
+        <w:t>On Linux or macOS, its path uses / in place of \. Then $LASTEXITCODE prints 1 (echo $? on Linux or macOS), Get-Content prints old-report, and Test-Path prints True: the program checked first and stopped, so archive's file was not replaced and the report never left working. The program printed no Moved line, because it moves first and prints only after the move has succeeded. Without the check, C's move call would have replaced old-report on Linux and macOS, and refused the move on Windows.</w:t>
       </w:r>
     </w:p>
     <w:p>
@@ -3819,7 +4341,7 @@
         <w:pStyle w:val="ListBullet"/>
       </w:pPr>
       <w:r>
-        <w:t>SEPARATOR builds working\inventory-report.txt on Windows and working/inventory-report.txt on Linux and macOS. The printed lines use only the directory names and the file name, so they are the same on every system.</w:t>
+        <w:t>SEPARATOR goes between every part of each path, \ on Windows and / on Linux and macOS, so the directories in the printed lines use the system's separator too.</w:t>
       </w:r>
     </w:p>
     <w:p>
@@ -3983,23 +4505,55 @@
         <w:pStyle w:val="SourceCode"/>
       </w:pPr>
       <w:r>
-        <w:t xml:space="preserve">    // The completed report, and the two directories you created in</w:t>
-      </w:r>
-    </w:p>
-    <w:p>
-      <w:pPr>
-        <w:pStyle w:val="SourceCode"/>
-      </w:pPr>
-      <w:r>
-        <w:t xml:space="preserve">    // Project Setup. Remember, a relative path starts from the working</w:t>
-      </w:r>
-    </w:p>
-    <w:p>
-      <w:pPr>
-        <w:pStyle w:val="SourceCode"/>
-      </w:pPr>
-      <w:r>
-        <w:t xml:space="preserve">    // directory, so both directories are inside the lesson-3.9 folder.</w:t>
+        <w:t xml:space="preserve">    // The completed report, and the two directories you created in Project</w:t>
+      </w:r>
+    </w:p>
+    <w:p>
+      <w:pPr>
+        <w:pStyle w:val="SourceCode"/>
+      </w:pPr>
+      <w:r>
+        <w:t xml:space="preserve">    // Setup inside the cpp folder, so the C++ programs move only their own</w:t>
+      </w:r>
+    </w:p>
+    <w:p>
+      <w:pPr>
+        <w:pStyle w:val="SourceCode"/>
+      </w:pPr>
+      <w:r>
+        <w:t xml:space="preserve">    // report. Remember, a relative path starts from the working directory,</w:t>
+      </w:r>
+    </w:p>
+    <w:p>
+      <w:pPr>
+        <w:pStyle w:val="SourceCode"/>
+      </w:pPr>
+      <w:r>
+        <w:t xml:space="preserve">    // the lesson-3.9 folder you run from. std::filesystem::path("cpp") makes</w:t>
+      </w:r>
+    </w:p>
+    <w:p>
+      <w:pPr>
+        <w:pStyle w:val="SourceCode"/>
+      </w:pPr>
+      <w:r>
+        <w:t xml:space="preserve">    // the folder name a path, and Remember, / between two paths joins them</w:t>
+      </w:r>
+    </w:p>
+    <w:p>
+      <w:pPr>
+        <w:pStyle w:val="SourceCode"/>
+      </w:pPr>
+      <w:r>
+        <w:t xml:space="preserve">    // with the system's separator: cpp\working on Windows and cpp/working on</w:t>
+      </w:r>
+    </w:p>
+    <w:p>
+      <w:pPr>
+        <w:pStyle w:val="SourceCode"/>
+      </w:pPr>
+      <w:r>
+        <w:t xml:space="preserve">    // Linux and macOS.</w:t>
       </w:r>
     </w:p>
     <w:p>
@@ -4015,52 +4569,52 @@
         <w:pStyle w:val="SourceCode"/>
       </w:pPr>
       <w:r>
-        <w:t xml:space="preserve">    const std::filesystem::path workingDirectory = "working";</w:t>
-      </w:r>
-    </w:p>
-    <w:p>
-      <w:pPr>
-        <w:pStyle w:val="SourceCode"/>
-      </w:pPr>
-      <w:r>
-        <w:t xml:space="preserve">    const std::filesystem::path archiveDirectory = "archive";</w:t>
-      </w:r>
-    </w:p>
-    <w:p>
-      <w:pPr>
-        <w:pStyle w:val="SourceCode"/>
-      </w:pPr>
-    </w:p>
-    <w:p>
-      <w:pPr>
-        <w:pStyle w:val="SourceCode"/>
-      </w:pPr>
-      <w:r>
-        <w:t xml:space="preserve">    // The report's path in each directory: working\inventory-report.txt,</w:t>
-      </w:r>
-    </w:p>
-    <w:p>
-      <w:pPr>
-        <w:pStyle w:val="SourceCode"/>
-      </w:pPr>
-      <w:r>
-        <w:t xml:space="preserve">    // where it is now, and archive\inventory-report.txt, where it goes.</w:t>
-      </w:r>
-    </w:p>
-    <w:p>
-      <w:pPr>
-        <w:pStyle w:val="SourceCode"/>
-      </w:pPr>
-      <w:r>
-        <w:t xml:space="preserve">    // Remember, / between two paths joins them with the system's</w:t>
-      </w:r>
-    </w:p>
-    <w:p>
-      <w:pPr>
-        <w:pStyle w:val="SourceCode"/>
-      </w:pPr>
-      <w:r>
-        <w:t xml:space="preserve">    // separator, \ on Windows and / on Linux and macOS.</w:t>
+        <w:t xml:space="preserve">    const std::filesystem::path workingDirectory =</w:t>
+      </w:r>
+    </w:p>
+    <w:p>
+      <w:pPr>
+        <w:pStyle w:val="SourceCode"/>
+      </w:pPr>
+      <w:r>
+        <w:t xml:space="preserve">        std::filesystem::path("cpp") / "working";</w:t>
+      </w:r>
+    </w:p>
+    <w:p>
+      <w:pPr>
+        <w:pStyle w:val="SourceCode"/>
+      </w:pPr>
+      <w:r>
+        <w:t xml:space="preserve">    const std::filesystem::path archiveDirectory =</w:t>
+      </w:r>
+    </w:p>
+    <w:p>
+      <w:pPr>
+        <w:pStyle w:val="SourceCode"/>
+      </w:pPr>
+      <w:r>
+        <w:t xml:space="preserve">        std::filesystem::path("cpp") / "archive";</w:t>
+      </w:r>
+    </w:p>
+    <w:p>
+      <w:pPr>
+        <w:pStyle w:val="SourceCode"/>
+      </w:pPr>
+    </w:p>
+    <w:p>
+      <w:pPr>
+        <w:pStyle w:val="SourceCode"/>
+      </w:pPr>
+      <w:r>
+        <w:t xml:space="preserve">    // The report's path in each directory: cpp\working\inventory-report.txt,</w:t>
+      </w:r>
+    </w:p>
+    <w:p>
+      <w:pPr>
+        <w:pStyle w:val="SourceCode"/>
+      </w:pPr>
+      <w:r>
+        <w:t xml:space="preserve">    // where it is now, and cpp\archive\inventory-report.txt, where it goes.</w:t>
       </w:r>
     </w:p>
     <w:p>
@@ -4418,7 +4972,7 @@
         <w:keepNext/>
       </w:pPr>
       <w:r>
-        <w:t>Run the program once from the lesson-3.9 folder. The last line, Move-Item .\archive\inventory-report.txt working (mv ./archive/inventory-report.txt working/ on Linux or macOS), is the shell's own move command. It puts the report back in working, so the next run, and the next language, find it there again.</w:t>
+        <w:t>Run the program once from the lesson-3.9 folder. The last line, Move-Item .\cpp\archive\inventory-report.txt .\cpp\working (mv ./cpp/archive/inventory-report.txt ./cpp/working/ on Linux or macOS), is the shell's own move command. It puts the report back in .\cpp\working, so the next run finds it there again.</w:t>
       </w:r>
     </w:p>
     <w:p>
@@ -4458,7 +5012,7 @@
         <w:pStyle w:val="CommandBlock"/>
       </w:pPr>
       <w:r>
-        <w:t>Move-Item .\archive\inventory-report.txt working</w:t>
+        <w:t>Move-Item .\cpp\archive\inventory-report.txt .\cpp\working</w:t>
       </w:r>
     </w:p>
     <w:p>
@@ -4506,7 +5060,7 @@
         <w:pStyle w:val="CommandBlock"/>
       </w:pPr>
       <w:r>
-        <w:t>mv ./archive/inventory-report.txt working/</w:t>
+        <w:t>mv ./cpp/archive/inventory-report.txt ./cpp/working/</w:t>
       </w:r>
     </w:p>
     <w:p>
@@ -4541,7 +5095,7 @@
         <w:keepNext/>
       </w:pPr>
       <w:r>
-        <w:t>Moved inventory-report.txt from working to archive</w:t>
+        <w:t>Moved inventory-report.txt from cpp\working to cpp\archive</w:t>
       </w:r>
     </w:p>
     <w:p>
@@ -4550,7 +5104,7 @@
         <w:keepNext/>
       </w:pPr>
       <w:r>
-        <w:t>working has inventory-report.txt: no</w:t>
+        <w:t>cpp\working has inventory-report.txt: no</w:t>
       </w:r>
     </w:p>
     <w:p>
@@ -4558,7 +5112,7 @@
         <w:pStyle w:val="RequiredOutput"/>
       </w:pPr>
       <w:r>
-        <w:t>archive has inventory-report.txt: yes</w:t>
+        <w:t>cpp\archive has inventory-report.txt: yes</w:t>
       </w:r>
     </w:p>
     <w:p>
@@ -4571,7 +5125,7 @@
         <w:pStyle w:val="ListBullet"/>
       </w:pPr>
       <w:r>
-        <w:t>Moved inventory-report.txt from working to archive is printed after the move.</w:t>
+        <w:t>The Moved line is printed after the move.</w:t>
       </w:r>
     </w:p>
     <w:p>
@@ -4579,7 +5133,7 @@
         <w:pStyle w:val="ListBullet"/>
       </w:pPr>
       <w:r>
-        <w:t>working has inventory-report.txt: no proves the report left working.</w:t>
+        <w:t>The line for .\cpp\working ends in no: the report left working.</w:t>
       </w:r>
     </w:p>
     <w:p>
@@ -4587,7 +5141,7 @@
         <w:pStyle w:val="ListBullet"/>
       </w:pPr>
       <w:r>
-        <w:t>archive has inventory-report.txt: yes proves it arrived in archive. One report, in a new place: that is a move. A copy (Lesson 3.8) would print yes on both lines.</w:t>
+        <w:t>The line for .\cpp\archive ends in yes: it arrived in archive. One report, in a new place: that is a move. A copy (Lesson 3.8) would print yes on both lines.</w:t>
       </w:r>
     </w:p>
     <w:p>
@@ -4595,7 +5149,7 @@
         <w:pStyle w:val="ListBullet"/>
       </w:pPr>
       <w:r>
-        <w:t>If the program prints Error: archive\inventory-report.txt already exists; nothing was moved, the report is still in archive from an earlier run. Run Move-Item .\archive\inventory-report.txt working and run the program again.</w:t>
+        <w:t>If the program prints an Error line that ends in already exists; nothing was moved, the report is still in archive from an earlier run. Run Move-Item .\cpp\archive\inventory-report.txt .\cpp\working and run the program again.</w:t>
       </w:r>
     </w:p>
     <w:p>
@@ -4603,7 +5157,7 @@
         <w:pStyle w:val="ListBullet"/>
       </w:pPr>
       <w:r>
-        <w:t>If the program stops with terminate called after throwing an instance of 'std::filesystem::__cxx11::filesystem_error' and a line ending in No such file or directory, .\working\inventory-report.txt is missing. Save the report in working (Project Setup) and run again.</w:t>
+        <w:t>If the program stops with terminate called after throwing an instance of 'std::filesystem::__cxx11::filesystem_error' and a line ending in No such file or directory, .\cpp\working\inventory-report.txt is missing. Save the report in .\cpp\working (Project Setup) and run again.</w:t>
       </w:r>
     </w:p>
     <w:p>
@@ -4611,7 +5165,7 @@
         <w:pStyle w:val="ListBullet"/>
       </w:pPr>
       <w:r>
-        <w:t>Run every program from the lesson-3.9 folder. The paths .\working\inventory-report.txt and .\archive\inventory-report.txt are relative, so they start from the working directory; from any other folder, the program finds no report to move.</w:t>
+        <w:t>Run every program from the lesson-3.9 folder. The paths .\cpp\working\inventory-report.txt and .\cpp\archive\inventory-report.txt are relative, so they start from the working directory; from any other folder, the program finds no report to move.</w:t>
       </w:r>
     </w:p>
     <w:p>
@@ -4654,7 +5208,7 @@
         <w:keepNext/>
       </w:pPr>
       <w:r>
-        <w:t>Test-Path .\working\inventory-report.txt</w:t>
+        <w:t>Test-Path .\cpp\working\inventory-report.txt</w:t>
       </w:r>
     </w:p>
     <w:p>
@@ -4672,33 +5226,33 @@
         <w:keepNext/>
       </w:pPr>
       <w:r>
-        <w:t>Test-Path .\working\inventory-report.txt</w:t>
-      </w:r>
-    </w:p>
-    <w:p>
-      <w:pPr>
-        <w:pStyle w:val="CommandBlock"/>
-        <w:keepNext/>
-      </w:pPr>
-      <w:r>
-        <w:t>Test-Path .\archive\inventory-report.txt</w:t>
-      </w:r>
-    </w:p>
-    <w:p>
-      <w:pPr>
-        <w:pStyle w:val="CommandBlock"/>
-        <w:keepNext/>
-      </w:pPr>
-      <w:r>
-        <w:t>Get-Content .\archive\inventory-report.txt</w:t>
-      </w:r>
-    </w:p>
-    <w:p>
-      <w:pPr>
-        <w:pStyle w:val="CommandBlock"/>
-      </w:pPr>
-      <w:r>
-        <w:t>Move-Item .\archive\inventory-report.txt working</w:t>
+        <w:t>Test-Path .\cpp\working\inventory-report.txt</w:t>
+      </w:r>
+    </w:p>
+    <w:p>
+      <w:pPr>
+        <w:pStyle w:val="CommandBlock"/>
+        <w:keepNext/>
+      </w:pPr>
+      <w:r>
+        <w:t>Test-Path .\cpp\archive\inventory-report.txt</w:t>
+      </w:r>
+    </w:p>
+    <w:p>
+      <w:pPr>
+        <w:pStyle w:val="CommandBlock"/>
+        <w:keepNext/>
+      </w:pPr>
+      <w:r>
+        <w:t>Get-Content .\cpp\archive\inventory-report.txt</w:t>
+      </w:r>
+    </w:p>
+    <w:p>
+      <w:pPr>
+        <w:pStyle w:val="CommandBlock"/>
+      </w:pPr>
+      <w:r>
+        <w:t>Move-Item .\cpp\archive\inventory-report.txt .\cpp\working</w:t>
       </w:r>
     </w:p>
     <w:p>
@@ -4719,21 +5273,21 @@
         <w:keepNext/>
       </w:pPr>
       <w:r>
-        <w:t>ls working archive lists what each of the two directories holds, under its name; cat shows the file.</w:t>
-      </w:r>
-    </w:p>
-    <w:p>
-      <w:pPr>
-        <w:keepNext/>
-      </w:pPr>
-    </w:p>
-    <w:p>
-      <w:pPr>
-        <w:pStyle w:val="CommandBlock"/>
-        <w:keepNext/>
-      </w:pPr>
-      <w:r>
-        <w:t>ls working archive</w:t>
+        <w:t>ls ./cpp/working ./cpp/archive lists what each of the two directories holds, under its name; cat shows the file.</w:t>
+      </w:r>
+    </w:p>
+    <w:p>
+      <w:pPr>
+        <w:keepNext/>
+      </w:pPr>
+    </w:p>
+    <w:p>
+      <w:pPr>
+        <w:pStyle w:val="CommandBlock"/>
+        <w:keepNext/>
+      </w:pPr>
+      <w:r>
+        <w:t>ls ./cpp/working ./cpp/archive</w:t>
       </w:r>
     </w:p>
     <w:p>
@@ -4751,24 +5305,24 @@
         <w:keepNext/>
       </w:pPr>
       <w:r>
-        <w:t>ls working archive</w:t>
-      </w:r>
-    </w:p>
-    <w:p>
-      <w:pPr>
-        <w:pStyle w:val="CommandBlock"/>
-        <w:keepNext/>
-      </w:pPr>
-      <w:r>
-        <w:t>cat ./archive/inventory-report.txt</w:t>
-      </w:r>
-    </w:p>
-    <w:p>
-      <w:pPr>
-        <w:pStyle w:val="CommandBlock"/>
-      </w:pPr>
-      <w:r>
-        <w:t>mv ./archive/inventory-report.txt working/</w:t>
+        <w:t>ls ./cpp/working ./cpp/archive</w:t>
+      </w:r>
+    </w:p>
+    <w:p>
+      <w:pPr>
+        <w:pStyle w:val="CommandBlock"/>
+        <w:keepNext/>
+      </w:pPr>
+      <w:r>
+        <w:t>cat ./cpp/archive/inventory-report.txt</w:t>
+      </w:r>
+    </w:p>
+    <w:p>
+      <w:pPr>
+        <w:pStyle w:val="CommandBlock"/>
+      </w:pPr>
+      <w:r>
+        <w:t>mv ./cpp/archive/inventory-report.txt ./cpp/working/</w:t>
       </w:r>
     </w:p>
     <w:p>
@@ -4804,7 +5358,7 @@
         <w:keepNext/>
       </w:pPr>
       <w:r>
-        <w:t>Moved inventory-report.txt from working to archive</w:t>
+        <w:t>Moved inventory-report.txt from cpp\working to cpp\archive</w:t>
       </w:r>
     </w:p>
     <w:p>
@@ -4813,7 +5367,7 @@
         <w:keepNext/>
       </w:pPr>
       <w:r>
-        <w:t>working has inventory-report.txt: no</w:t>
+        <w:t>cpp\working has inventory-report.txt: no</w:t>
       </w:r>
     </w:p>
     <w:p>
@@ -4822,7 +5376,7 @@
         <w:keepNext/>
       </w:pPr>
       <w:r>
-        <w:t>archive has inventory-report.txt: yes</w:t>
+        <w:t>cpp\archive has inventory-report.txt: yes</w:t>
       </w:r>
     </w:p>
     <w:p>
@@ -4876,7 +5430,10 @@
     </w:p>
     <w:p>
       <w:r>
-        <w:t>True, before the run: the report is in working. After the run, False and True: it is no longer in working, and it is in archive. There is still exactly one report, and Get-Content shows its three lines unchanged: a move changes where the file is listed, not what it holds. A copy would have left True for working as well, and two separate files. On Linux or macOS, the first ls shows the report under working: and nothing under archive:, and the second shows the opposite.</w:t>
+        <w:t>True, before the run: the report is in working. After the run, False and True: it is no longer in working, and it is in archive. There is still exactly one report, and Get-Content shows its three lines unchanged: a move changes where the file is listed, not what it holds. A copy would have left True for working as well, and two separate files. The directories in the printed lines start with cpp, the C++ folder. On Linux or macOS, they use / in place of \; the first ls shows the report under ./cpp/working: a</w:t>
+      </w:r>
+      <w:r>
+        <w:t>nd nothing under ./cpp/archive:, and the second shows the opposite.</w:t>
       </w:r>
     </w:p>
     <w:p>
@@ -5225,15 +5782,47 @@
         <w:pStyle w:val="SourceCode"/>
       </w:pPr>
       <w:r>
-        <w:t xml:space="preserve">    const std::filesystem::path workingDirectory = "working";</w:t>
-      </w:r>
-    </w:p>
-    <w:p>
-      <w:pPr>
-        <w:pStyle w:val="SourceCode"/>
-      </w:pPr>
-      <w:r>
-        <w:t xml:space="preserve">    const std::filesystem::path archiveDirectory = "archive";</w:t>
+        <w:t xml:space="preserve">    // Both directories are inside the cpp folder, so the C++ programs move</w:t>
+      </w:r>
+    </w:p>
+    <w:p>
+      <w:pPr>
+        <w:pStyle w:val="SourceCode"/>
+      </w:pPr>
+      <w:r>
+        <w:t xml:space="preserve">    // only their own report.</w:t>
+      </w:r>
+    </w:p>
+    <w:p>
+      <w:pPr>
+        <w:pStyle w:val="SourceCode"/>
+      </w:pPr>
+      <w:r>
+        <w:t xml:space="preserve">    const std::filesystem::path workingDirectory =</w:t>
+      </w:r>
+    </w:p>
+    <w:p>
+      <w:pPr>
+        <w:pStyle w:val="SourceCode"/>
+      </w:pPr>
+      <w:r>
+        <w:t xml:space="preserve">        std::filesystem::path("cpp") / "working";</w:t>
+      </w:r>
+    </w:p>
+    <w:p>
+      <w:pPr>
+        <w:pStyle w:val="SourceCode"/>
+      </w:pPr>
+      <w:r>
+        <w:t xml:space="preserve">    const std::filesystem::path archiveDirectory =</w:t>
+      </w:r>
+    </w:p>
+    <w:p>
+      <w:pPr>
+        <w:pStyle w:val="SourceCode"/>
+      </w:pPr>
+      <w:r>
+        <w:t xml:space="preserve">        std::filesystem::path("cpp") / "archive";</w:t>
       </w:r>
     </w:p>
     <w:p>
@@ -5430,7 +6019,7 @@
         <w:pStyle w:val="CommandBlock"/>
       </w:pPr>
       <w:r>
-        <w:t>Move-Item .\archive\inventory-report.txt working</w:t>
+        <w:t>Move-Item .\cpp\archive\inventory-report.txt .\cpp\working</w:t>
       </w:r>
     </w:p>
     <w:p>
@@ -5487,7 +6076,7 @@
         <w:pStyle w:val="CommandBlock"/>
       </w:pPr>
       <w:r>
-        <w:t>mv ./archive/inventory-report.txt working/</w:t>
+        <w:t>mv ./cpp/archive/inventory-report.txt ./cpp/working/</w:t>
       </w:r>
     </w:p>
     <w:p>
@@ -5522,7 +6111,7 @@
         <w:keepNext/>
       </w:pPr>
       <w:r>
-        <w:t>Moved inventory-report.txt from working to archive</w:t>
+        <w:t>Moved inventory-report.txt from cpp\working to cpp\archive</w:t>
       </w:r>
     </w:p>
     <w:p>
@@ -5531,7 +6120,7 @@
         <w:keepNext/>
       </w:pPr>
       <w:r>
-        <w:t>working has inventory-report.txt: no</w:t>
+        <w:t>cpp\working has inventory-report.txt: no</w:t>
       </w:r>
     </w:p>
     <w:p>
@@ -5539,7 +6128,7 @@
         <w:pStyle w:val="RequiredOutput"/>
       </w:pPr>
       <w:r>
-        <w:t>archive has inventory-report.txt: yes</w:t>
+        <w:t>cpp\archive has inventory-report.txt: yes</w:t>
       </w:r>
     </w:p>
     <w:p>
@@ -5560,7 +6149,7 @@
         <w:pStyle w:val="ListBullet"/>
       </w:pPr>
       <w:r>
-        <w:t>Exit code 0 proves the move succeeded. The Move-Item line then put the report back in working.</w:t>
+        <w:t>Exit code 0 proves the move succeeded. The Move-Item line then put the report back in .\cpp\working.</w:t>
       </w:r>
     </w:p>
     <w:p>
@@ -5576,7 +6165,7 @@
         <w:pStyle w:val="ListBullet"/>
       </w:pPr>
       <w:r>
-        <w:t>Run every program from the lesson-3.9 folder. The paths .\working\inventory-report.txt and .\archive\inventory-report.txt are relative, so they start from the working directory; from any other folder, the program finds no report to move.</w:t>
+        <w:t>Run every program from the lesson-3.9 folder. The paths .\cpp\working\inventory-report.txt and .\cpp\archive\inventory-report.txt are relative, so they start from the working directory; from any other folder, the program finds no report to move.</w:t>
       </w:r>
     </w:p>
     <w:p>
@@ -5605,21 +6194,21 @@
         <w:keepNext/>
       </w:pPr>
       <w:r>
-        <w:t>A move must never replace a file already at the destination. Here, Set-Content puts the line old-report into .\archive\inventory-report.txt, so the name is taken. The program runs, $LASTEXITCODE shows its exit code, Get-Content shows what archive's file holds, Test-Path checks the report in working, and Remove-Item deletes the one file old-report was written into, by its exact name.</w:t>
-      </w:r>
-    </w:p>
-    <w:p>
-      <w:pPr>
-        <w:keepNext/>
-      </w:pPr>
-    </w:p>
-    <w:p>
-      <w:pPr>
-        <w:pStyle w:val="CommandBlock"/>
-        <w:keepNext/>
-      </w:pPr>
-      <w:r>
-        <w:t>Set-Content .\archive\inventory-report.txt old-report</w:t>
+        <w:t>A move must never replace a file already at the destination. Here, Set-Content puts the line old-report into .\cpp\archive\inventory-report.txt, so the name is taken. The program runs, $LASTEXITCODE shows its exit code, Get-Content shows what archive's file holds, Test-Path checks the report in working, and Remove-Item deletes the one file old-report was written into, by its exact name.</w:t>
+      </w:r>
+    </w:p>
+    <w:p>
+      <w:pPr>
+        <w:keepNext/>
+      </w:pPr>
+    </w:p>
+    <w:p>
+      <w:pPr>
+        <w:pStyle w:val="CommandBlock"/>
+        <w:keepNext/>
+      </w:pPr>
+      <w:r>
+        <w:t>Set-Content .\cpp\archive\inventory-report.txt old-report</w:t>
       </w:r>
     </w:p>
     <w:p>
@@ -5646,24 +6235,24 @@
         <w:keepNext/>
       </w:pPr>
       <w:r>
-        <w:t>Get-Content .\archive\inventory-report.txt</w:t>
-      </w:r>
-    </w:p>
-    <w:p>
-      <w:pPr>
-        <w:pStyle w:val="CommandBlock"/>
-        <w:keepNext/>
-      </w:pPr>
-      <w:r>
-        <w:t>Test-Path .\working\inventory-report.txt</w:t>
-      </w:r>
-    </w:p>
-    <w:p>
-      <w:pPr>
-        <w:pStyle w:val="CommandBlock"/>
-      </w:pPr>
-      <w:r>
-        <w:t>Remove-Item .\archive\inventory-report.txt</w:t>
+        <w:t>Get-Content .\cpp\archive\inventory-report.txt</w:t>
+      </w:r>
+    </w:p>
+    <w:p>
+      <w:pPr>
+        <w:pStyle w:val="CommandBlock"/>
+        <w:keepNext/>
+      </w:pPr>
+      <w:r>
+        <w:t>Test-Path .\cpp\working\inventory-report.txt</w:t>
+      </w:r>
+    </w:p>
+    <w:p>
+      <w:pPr>
+        <w:pStyle w:val="CommandBlock"/>
+      </w:pPr>
+      <w:r>
+        <w:t>Remove-Item .\cpp\archive\inventory-report.txt</w:t>
       </w:r>
     </w:p>
     <w:p>
@@ -5698,7 +6287,7 @@
         <w:keepNext/>
       </w:pPr>
       <w:r>
-        <w:t>echo old-report &gt; ./archive/inventory-report.txt</w:t>
+        <w:t>echo old-report &gt; ./cpp/archive/inventory-report.txt</w:t>
       </w:r>
     </w:p>
     <w:p>
@@ -5725,24 +6314,24 @@
         <w:keepNext/>
       </w:pPr>
       <w:r>
-        <w:t>cat ./archive/inventory-report.txt</w:t>
-      </w:r>
-    </w:p>
-    <w:p>
-      <w:pPr>
-        <w:pStyle w:val="CommandBlock"/>
-        <w:keepNext/>
-      </w:pPr>
-      <w:r>
-        <w:t>ls working</w:t>
-      </w:r>
-    </w:p>
-    <w:p>
-      <w:pPr>
-        <w:pStyle w:val="CommandBlock"/>
-      </w:pPr>
-      <w:r>
-        <w:t>rm ./archive/inventory-report.txt</w:t>
+        <w:t>cat ./cpp/archive/inventory-report.txt</w:t>
+      </w:r>
+    </w:p>
+    <w:p>
+      <w:pPr>
+        <w:pStyle w:val="CommandBlock"/>
+        <w:keepNext/>
+      </w:pPr>
+      <w:r>
+        <w:t>ls ./cpp/working</w:t>
+      </w:r>
+    </w:p>
+    <w:p>
+      <w:pPr>
+        <w:pStyle w:val="CommandBlock"/>
+      </w:pPr>
+      <w:r>
+        <w:t>rm ./cpp/archive/inventory-report.txt</w:t>
       </w:r>
     </w:p>
     <w:p>
@@ -5768,17 +6357,17 @@
         <w:pStyle w:val="RequiredOutput"/>
       </w:pPr>
       <w:r>
-        <w:t>Error: archive\inventory-report.txt already exists; nothing was moved</w:t>
-      </w:r>
-    </w:p>
-    <w:p>
-      <w:pPr>
-        <w:keepNext/>
-      </w:pPr>
-    </w:p>
-    <w:p>
-      <w:r>
-        <w:t>On Linux or macOS, the path in it reads archive/inventory-report.txt. Then $LASTEXITCODE prints 1 (echo $? on Linux or macOS), Get-Content prints old-report, and Test-Path prints True: the program checked first and stopped, so archive's file was not replaced and the report never left working. The program printed no Moved line, because it moves first and prints only after the move has succeeded. Without the check, C++'s move call would have replaced old-report without a word.</w:t>
+        <w:t>Error: cpp\archive\inventory-report.txt already exists; nothing was moved</w:t>
+      </w:r>
+    </w:p>
+    <w:p>
+      <w:pPr>
+        <w:keepNext/>
+      </w:pPr>
+    </w:p>
+    <w:p>
+      <w:r>
+        <w:t>On Linux or macOS, its path uses / in place of \. Then $LASTEXITCODE prints 1 (echo $? on Linux or macOS), Get-Content prints old-report, and Test-Path prints True: the program checked first and stopped, so archive's file was not replaced and the report never left working. The program printed no Moved line, because it moves first and prints only after the move has succeeded. Without the check, C++'s move call would have replaced old-report without a word.</w:t>
       </w:r>
     </w:p>
     <w:p>
@@ -6008,15 +6597,39 @@
         <w:pStyle w:val="SourceCode"/>
       </w:pPr>
       <w:r>
-        <w:t xml:space="preserve">        // Project Setup. Remember, a relative path starts from the working</w:t>
-      </w:r>
-    </w:p>
-    <w:p>
-      <w:pPr>
-        <w:pStyle w:val="SourceCode"/>
-      </w:pPr>
-      <w:r>
-        <w:t xml:space="preserve">        // directory, so both directories are inside the lesson-3.9 folder.</w:t>
+        <w:t xml:space="preserve">        // Project Setup inside the csharp folder, so the C# programs move</w:t>
+      </w:r>
+    </w:p>
+    <w:p>
+      <w:pPr>
+        <w:pStyle w:val="SourceCode"/>
+      </w:pPr>
+      <w:r>
+        <w:t xml:space="preserve">        // only their own report. Remember, a relative path starts from the</w:t>
+      </w:r>
+    </w:p>
+    <w:p>
+      <w:pPr>
+        <w:pStyle w:val="SourceCode"/>
+      </w:pPr>
+      <w:r>
+        <w:t xml:space="preserve">        // working directory, the lesson-3.9 folder you run from. Remember,</w:t>
+      </w:r>
+    </w:p>
+    <w:p>
+      <w:pPr>
+        <w:pStyle w:val="SourceCode"/>
+      </w:pPr>
+      <w:r>
+        <w:t xml:space="preserve">        // Path.Combine joins the parts with the system's separator:</w:t>
+      </w:r>
+    </w:p>
+    <w:p>
+      <w:pPr>
+        <w:pStyle w:val="SourceCode"/>
+      </w:pPr>
+      <w:r>
+        <w:t xml:space="preserve">        // csharp\working on Windows and csharp/working on Linux and macOS.</w:t>
       </w:r>
     </w:p>
     <w:p>
@@ -6032,52 +6645,44 @@
         <w:pStyle w:val="SourceCode"/>
       </w:pPr>
       <w:r>
-        <w:t xml:space="preserve">        string workingDirectory = "working";</w:t>
-      </w:r>
-    </w:p>
-    <w:p>
-      <w:pPr>
-        <w:pStyle w:val="SourceCode"/>
-      </w:pPr>
-      <w:r>
-        <w:t xml:space="preserve">        string archiveDirectory = "archive";</w:t>
-      </w:r>
-    </w:p>
-    <w:p>
-      <w:pPr>
-        <w:pStyle w:val="SourceCode"/>
-      </w:pPr>
-    </w:p>
-    <w:p>
-      <w:pPr>
-        <w:pStyle w:val="SourceCode"/>
-      </w:pPr>
-      <w:r>
-        <w:t xml:space="preserve">        // The report's path in each directory: working\inventory-report.txt,</w:t>
-      </w:r>
-    </w:p>
-    <w:p>
-      <w:pPr>
-        <w:pStyle w:val="SourceCode"/>
-      </w:pPr>
-      <w:r>
-        <w:t xml:space="preserve">        // where it is now, and archive\inventory-report.txt, where it goes.</w:t>
-      </w:r>
-    </w:p>
-    <w:p>
-      <w:pPr>
-        <w:pStyle w:val="SourceCode"/>
-      </w:pPr>
-      <w:r>
-        <w:t xml:space="preserve">        // Remember, Path.Combine joins the parts with the system's</w:t>
-      </w:r>
-    </w:p>
-    <w:p>
-      <w:pPr>
-        <w:pStyle w:val="SourceCode"/>
-      </w:pPr>
-      <w:r>
-        <w:t xml:space="preserve">        // separator, \ on Windows and / on Linux and macOS.</w:t>
+        <w:t xml:space="preserve">        string workingDirectory = Path.Combine("csharp", "working");</w:t>
+      </w:r>
+    </w:p>
+    <w:p>
+      <w:pPr>
+        <w:pStyle w:val="SourceCode"/>
+      </w:pPr>
+      <w:r>
+        <w:t xml:space="preserve">        string archiveDirectory = Path.Combine("csharp", "archive");</w:t>
+      </w:r>
+    </w:p>
+    <w:p>
+      <w:pPr>
+        <w:pStyle w:val="SourceCode"/>
+      </w:pPr>
+    </w:p>
+    <w:p>
+      <w:pPr>
+        <w:pStyle w:val="SourceCode"/>
+      </w:pPr>
+      <w:r>
+        <w:t xml:space="preserve">        // The report's path in each directory:</w:t>
+      </w:r>
+    </w:p>
+    <w:p>
+      <w:pPr>
+        <w:pStyle w:val="SourceCode"/>
+      </w:pPr>
+      <w:r>
+        <w:t xml:space="preserve">        // csharp\working\inventory-report.txt, where it is now, and</w:t>
+      </w:r>
+    </w:p>
+    <w:p>
+      <w:pPr>
+        <w:pStyle w:val="SourceCode"/>
+      </w:pPr>
+      <w:r>
+        <w:t xml:space="preserve">        // csharp\archive\inventory-report.txt, where it goes.</w:t>
       </w:r>
     </w:p>
     <w:p>
@@ -6475,7 +7080,7 @@
         <w:keepNext/>
       </w:pPr>
       <w:r>
-        <w:t>Run the program once from the lesson-3.9 folder. The last line, Move-Item .\archive\inventory-report.txt working (mv ./archive/inventory-report.txt working/ on Linux or macOS), is the shell's own move command. It puts the report back in working, so the next run, and the next language, find it there again.</w:t>
+        <w:t>Run the program once from the lesson-3.9 folder. The last line, Move-Item .\csharp\archive\inventory-report.txt .\csharp\working (mv ./csharp/archive/inventory-report.txt ./csharp/working/ on Linux or macOS), is the shell's own move command. It puts the report back in .\csharp\working, so the next run finds it there again.</w:t>
       </w:r>
     </w:p>
     <w:p>
@@ -6506,7 +7111,7 @@
         <w:pStyle w:val="CommandBlock"/>
       </w:pPr>
       <w:r>
-        <w:t>Move-Item .\archive\inventory-report.txt working</w:t>
+        <w:t>Move-Item .\csharp\archive\inventory-report.txt .\csharp\working</w:t>
       </w:r>
     </w:p>
     <w:p>
@@ -6545,7 +7150,7 @@
         <w:pStyle w:val="CommandBlock"/>
       </w:pPr>
       <w:r>
-        <w:t>mv ./archive/inventory-report.txt working/</w:t>
+        <w:t>mv ./csharp/archive/inventory-report.txt ./csharp/working/</w:t>
       </w:r>
     </w:p>
     <w:p>
@@ -6580,7 +7185,7 @@
         <w:keepNext/>
       </w:pPr>
       <w:r>
-        <w:t>Moved inventory-report.txt from working to archive</w:t>
+        <w:t>Moved inventory-report.txt from csharp\working to csharp\archive</w:t>
       </w:r>
     </w:p>
     <w:p>
@@ -6589,7 +7194,7 @@
         <w:keepNext/>
       </w:pPr>
       <w:r>
-        <w:t>working has inventory-report.txt: no</w:t>
+        <w:t>csharp\working has inventory-report.txt: no</w:t>
       </w:r>
     </w:p>
     <w:p>
@@ -6597,7 +7202,7 @@
         <w:pStyle w:val="RequiredOutput"/>
       </w:pPr>
       <w:r>
-        <w:t>archive has inventory-report.txt: yes</w:t>
+        <w:t>csharp\archive has inventory-report.txt: yes</w:t>
       </w:r>
     </w:p>
     <w:p>
@@ -6610,7 +7215,7 @@
         <w:pStyle w:val="ListBullet"/>
       </w:pPr>
       <w:r>
-        <w:t>Moved inventory-report.txt from working to archive is printed after the move.</w:t>
+        <w:t>The Moved line is printed after the move.</w:t>
       </w:r>
     </w:p>
     <w:p>
@@ -6618,7 +7223,7 @@
         <w:pStyle w:val="ListBullet"/>
       </w:pPr>
       <w:r>
-        <w:t>working has inventory-report.txt: no proves the report left working.</w:t>
+        <w:t>The line for .\csharp\working ends in no: the report left working.</w:t>
       </w:r>
     </w:p>
     <w:p>
@@ -6626,7 +7231,7 @@
         <w:pStyle w:val="ListBullet"/>
       </w:pPr>
       <w:r>
-        <w:t>archive has inventory-report.txt: yes proves it arrived in archive. One report, in a new place: that is a move. A copy (Lesson 3.8) would print yes on both lines.</w:t>
+        <w:t>The line for .\csharp\archive ends in yes: it arrived in archive. One report, in a new place: that is a move. A copy (Lesson 3.8) would print yes on both lines.</w:t>
       </w:r>
     </w:p>
     <w:p>
@@ -6634,7 +7239,7 @@
         <w:pStyle w:val="ListBullet"/>
       </w:pPr>
       <w:r>
-        <w:t>If the program prints Error: archive\inventory-report.txt already exists; nothing was moved, the report is still in archive from an earlier run. Run Move-Item .\archive\inventory-report.txt working and run the program again.</w:t>
+        <w:t>If the program prints an Error line that ends in already exists; nothing was moved, the report is still in archive from an earlier run. Run Move-Item .\csharp\archive\inventory-report.txt .\csharp\working and run the program again.</w:t>
       </w:r>
     </w:p>
     <w:p>
@@ -6642,7 +7247,7 @@
         <w:pStyle w:val="ListBullet"/>
       </w:pPr>
       <w:r>
-        <w:t>If the program ends with Unhandled exception. System.IO.FileNotFoundException: Could not find file, followed by a full path, .\working\inventory-report.txt is missing. Save the report in working (Project Setup) and run again.</w:t>
+        <w:t>If the program ends with Unhandled exception. System.IO.FileNotFoundException: Could not find file, followed by a full path, .\csharp\working\inventory-report.txt is missing. Save the report in .\csharp\working (Project Setup) and run again.</w:t>
       </w:r>
     </w:p>
     <w:p>
@@ -6650,7 +7255,7 @@
         <w:pStyle w:val="ListBullet"/>
       </w:pPr>
       <w:r>
-        <w:t>Run every program from the lesson-3.9 folder. The paths .\working\inventory-report.txt and .\archive\inventory-report.txt are relative, so they start from the working directory; from any other folder, the program finds no report to move.</w:t>
+        <w:t>Run every program from the lesson-3.9 folder. The paths .\csharp\working\inventory-report.txt and .\csharp\archive\inventory-report.txt are relative, so they start from the working directory; from any other folder, the program finds no report to move.</w:t>
       </w:r>
     </w:p>
     <w:p>
@@ -6693,7 +7298,7 @@
         <w:keepNext/>
       </w:pPr>
       <w:r>
-        <w:t>Test-Path .\working\inventory-report.txt</w:t>
+        <w:t>Test-Path .\csharp\working\inventory-report.txt</w:t>
       </w:r>
     </w:p>
     <w:p>
@@ -6711,33 +7316,33 @@
         <w:keepNext/>
       </w:pPr>
       <w:r>
-        <w:t>Test-Path .\working\inventory-report.txt</w:t>
-      </w:r>
-    </w:p>
-    <w:p>
-      <w:pPr>
-        <w:pStyle w:val="CommandBlock"/>
-        <w:keepNext/>
-      </w:pPr>
-      <w:r>
-        <w:t>Test-Path .\archive\inventory-report.txt</w:t>
-      </w:r>
-    </w:p>
-    <w:p>
-      <w:pPr>
-        <w:pStyle w:val="CommandBlock"/>
-        <w:keepNext/>
-      </w:pPr>
-      <w:r>
-        <w:t>Get-Content .\archive\inventory-report.txt</w:t>
-      </w:r>
-    </w:p>
-    <w:p>
-      <w:pPr>
-        <w:pStyle w:val="CommandBlock"/>
-      </w:pPr>
-      <w:r>
-        <w:t>Move-Item .\archive\inventory-report.txt working</w:t>
+        <w:t>Test-Path .\csharp\working\inventory-report.txt</w:t>
+      </w:r>
+    </w:p>
+    <w:p>
+      <w:pPr>
+        <w:pStyle w:val="CommandBlock"/>
+        <w:keepNext/>
+      </w:pPr>
+      <w:r>
+        <w:t>Test-Path .\csharp\archive\inventory-report.txt</w:t>
+      </w:r>
+    </w:p>
+    <w:p>
+      <w:pPr>
+        <w:pStyle w:val="CommandBlock"/>
+        <w:keepNext/>
+      </w:pPr>
+      <w:r>
+        <w:t>Get-Content .\csharp\archive\inventory-report.txt</w:t>
+      </w:r>
+    </w:p>
+    <w:p>
+      <w:pPr>
+        <w:pStyle w:val="CommandBlock"/>
+      </w:pPr>
+      <w:r>
+        <w:t>Move-Item .\csharp\archive\inventory-report.txt .\csharp\working</w:t>
       </w:r>
     </w:p>
     <w:p>
@@ -6758,21 +7363,21 @@
         <w:keepNext/>
       </w:pPr>
       <w:r>
-        <w:t>ls working archive lists what each of the two directories holds, under its name; cat shows the file.</w:t>
-      </w:r>
-    </w:p>
-    <w:p>
-      <w:pPr>
-        <w:keepNext/>
-      </w:pPr>
-    </w:p>
-    <w:p>
-      <w:pPr>
-        <w:pStyle w:val="CommandBlock"/>
-        <w:keepNext/>
-      </w:pPr>
-      <w:r>
-        <w:t>ls working archive</w:t>
+        <w:t>ls ./csharp/working ./csharp/archive lists what each of the two directories holds, under its name; cat shows the file.</w:t>
+      </w:r>
+    </w:p>
+    <w:p>
+      <w:pPr>
+        <w:keepNext/>
+      </w:pPr>
+    </w:p>
+    <w:p>
+      <w:pPr>
+        <w:pStyle w:val="CommandBlock"/>
+        <w:keepNext/>
+      </w:pPr>
+      <w:r>
+        <w:t>ls ./csharp/working ./csharp/archive</w:t>
       </w:r>
     </w:p>
     <w:p>
@@ -6790,24 +7395,24 @@
         <w:keepNext/>
       </w:pPr>
       <w:r>
-        <w:t>ls working archive</w:t>
-      </w:r>
-    </w:p>
-    <w:p>
-      <w:pPr>
-        <w:pStyle w:val="CommandBlock"/>
-        <w:keepNext/>
-      </w:pPr>
-      <w:r>
-        <w:t>cat ./archive/inventory-report.txt</w:t>
-      </w:r>
-    </w:p>
-    <w:p>
-      <w:pPr>
-        <w:pStyle w:val="CommandBlock"/>
-      </w:pPr>
-      <w:r>
-        <w:t>mv ./archive/inventory-report.txt working/</w:t>
+        <w:t>ls ./csharp/working ./csharp/archive</w:t>
+      </w:r>
+    </w:p>
+    <w:p>
+      <w:pPr>
+        <w:pStyle w:val="CommandBlock"/>
+        <w:keepNext/>
+      </w:pPr>
+      <w:r>
+        <w:t>cat ./csharp/archive/inventory-report.txt</w:t>
+      </w:r>
+    </w:p>
+    <w:p>
+      <w:pPr>
+        <w:pStyle w:val="CommandBlock"/>
+      </w:pPr>
+      <w:r>
+        <w:t>mv ./csharp/archive/inventory-report.txt ./csharp/working/</w:t>
       </w:r>
     </w:p>
     <w:p>
@@ -6843,7 +7448,7 @@
         <w:keepNext/>
       </w:pPr>
       <w:r>
-        <w:t>Moved inventory-report.txt from working to archive</w:t>
+        <w:t>Moved inventory-report.txt from csharp\working to csharp\archive</w:t>
       </w:r>
     </w:p>
     <w:p>
@@ -6852,7 +7457,7 @@
         <w:keepNext/>
       </w:pPr>
       <w:r>
-        <w:t>working has inventory-report.txt: no</w:t>
+        <w:t>csharp\working has inventory-report.txt: no</w:t>
       </w:r>
     </w:p>
     <w:p>
@@ -6861,7 +7466,7 @@
         <w:keepNext/>
       </w:pPr>
       <w:r>
-        <w:t>archive has inventory-report.txt: yes</w:t>
+        <w:t>csharp\archive has inventory-report.txt: yes</w:t>
       </w:r>
     </w:p>
     <w:p>
@@ -6915,7 +7520,10 @@
     </w:p>
     <w:p>
       <w:r>
-        <w:t>True, before the run: the report is in working. After the run, False and True: it is no longer in working, and it is in archive. There is still exactly one report, and Get-Content shows its three lines unchanged: a move changes where the file is listed, not what it holds. A copy would have left True for working as well, and two separate files. On Linux or macOS, the first ls shows the report under working: and nothing under archive:, and the second shows the opposite.</w:t>
+        <w:t>True, before the run: the report is in working. After the run, False and True: it is no longer in working, and it is in archive. There is still exactly one report, and Get-Content shows its three lines unchanged: a move changes where the file is listed, not what it holds. A copy would have left True for working as well, and two separate files. The directories in the printed lines start with csharp, the C# folder. On Linux or macOS, they use / in place of \; the first ls shows the report under ./csharp/worki</w:t>
+      </w:r>
+      <w:r>
+        <w:t>ng: and nothing under ./csharp/archive:, and the second shows the opposite.</w:t>
       </w:r>
     </w:p>
     <w:p>
@@ -7312,15 +7920,31 @@
         <w:pStyle w:val="SourceCode"/>
       </w:pPr>
       <w:r>
-        <w:t xml:space="preserve">        string workingDirectory = "working";</w:t>
-      </w:r>
-    </w:p>
-    <w:p>
-      <w:pPr>
-        <w:pStyle w:val="SourceCode"/>
-      </w:pPr>
-      <w:r>
-        <w:t xml:space="preserve">        string archiveDirectory = "archive";</w:t>
+        <w:t xml:space="preserve">        // Both directories are inside the csharp folder, so the C# programs</w:t>
+      </w:r>
+    </w:p>
+    <w:p>
+      <w:pPr>
+        <w:pStyle w:val="SourceCode"/>
+      </w:pPr>
+      <w:r>
+        <w:t xml:space="preserve">        // move only their own report.</w:t>
+      </w:r>
+    </w:p>
+    <w:p>
+      <w:pPr>
+        <w:pStyle w:val="SourceCode"/>
+      </w:pPr>
+      <w:r>
+        <w:t xml:space="preserve">        string workingDirectory = Path.Combine("csharp", "working");</w:t>
+      </w:r>
+    </w:p>
+    <w:p>
+      <w:pPr>
+        <w:pStyle w:val="SourceCode"/>
+      </w:pPr>
+      <w:r>
+        <w:t xml:space="preserve">        string archiveDirectory = Path.Combine("csharp", "archive");</w:t>
       </w:r>
     </w:p>
     <w:p>
@@ -7556,7 +8180,7 @@
         <w:pStyle w:val="CommandBlock"/>
       </w:pPr>
       <w:r>
-        <w:t>Move-Item .\archive\inventory-report.txt working</w:t>
+        <w:t>Move-Item .\csharp\archive\inventory-report.txt .\csharp\working</w:t>
       </w:r>
     </w:p>
     <w:p>
@@ -7604,7 +8228,7 @@
         <w:pStyle w:val="CommandBlock"/>
       </w:pPr>
       <w:r>
-        <w:t>mv ./archive/inventory-report.txt working/</w:t>
+        <w:t>mv ./csharp/archive/inventory-report.txt ./csharp/working/</w:t>
       </w:r>
     </w:p>
     <w:p>
@@ -7639,7 +8263,7 @@
         <w:keepNext/>
       </w:pPr>
       <w:r>
-        <w:t>Moved inventory-report.txt from working to archive</w:t>
+        <w:t>Moved inventory-report.txt from csharp\working to csharp\archive</w:t>
       </w:r>
     </w:p>
     <w:p>
@@ -7648,7 +8272,7 @@
         <w:keepNext/>
       </w:pPr>
       <w:r>
-        <w:t>working has inventory-report.txt: no</w:t>
+        <w:t>csharp\working has inventory-report.txt: no</w:t>
       </w:r>
     </w:p>
     <w:p>
@@ -7656,7 +8280,7 @@
         <w:pStyle w:val="RequiredOutput"/>
       </w:pPr>
       <w:r>
-        <w:t>archive has inventory-report.txt: yes</w:t>
+        <w:t>csharp\archive has inventory-report.txt: yes</w:t>
       </w:r>
     </w:p>
     <w:p>
@@ -7677,7 +8301,7 @@
         <w:pStyle w:val="ListBullet"/>
       </w:pPr>
       <w:r>
-        <w:t>Exit code 0 proves the move succeeded. The Move-Item line then put the report back in working.</w:t>
+        <w:t>Exit code 0 proves the move succeeded. The Move-Item line then put the report back in .\csharp\working.</w:t>
       </w:r>
     </w:p>
     <w:p>
@@ -7693,7 +8317,7 @@
         <w:pStyle w:val="ListBullet"/>
       </w:pPr>
       <w:r>
-        <w:t>Run every program from the lesson-3.9 folder. The paths .\working\inventory-report.txt and .\archive\inventory-report.txt are relative, so they start from the working directory; from any other folder, the program finds no report to move.</w:t>
+        <w:t>Run every program from the lesson-3.9 folder. The paths .\csharp\working\inventory-report.txt and .\csharp\archive\inventory-report.txt are relative, so they start from the working directory; from any other folder, the program finds no report to move.</w:t>
       </w:r>
     </w:p>
     <w:p>
@@ -7722,21 +8346,21 @@
         <w:keepNext/>
       </w:pPr>
       <w:r>
-        <w:t>A move must never replace a file already at the destination. Here, Set-Content puts the line old-report into .\archive\inventory-report.txt, so the name is taken. The program runs, $LASTEXITCODE shows its exit code, Get-Content shows what archive's file holds, Test-Path checks the report in working, and Remove-Item deletes the one file old-report was written into, by its exact name.</w:t>
-      </w:r>
-    </w:p>
-    <w:p>
-      <w:pPr>
-        <w:keepNext/>
-      </w:pPr>
-    </w:p>
-    <w:p>
-      <w:pPr>
-        <w:pStyle w:val="CommandBlock"/>
-        <w:keepNext/>
-      </w:pPr>
-      <w:r>
-        <w:t>Set-Content .\archive\inventory-report.txt old-report</w:t>
+        <w:t>A move must never replace a file already at the destination. Here, Set-Content puts the line old-report into .\csharp\archive\inventory-report.txt, so the name is taken. The program runs, $LASTEXITCODE shows its exit code, Get-Content shows what archive's file holds, Test-Path checks the report in working, and Remove-Item deletes the one file old-report was written into, by its exact name.</w:t>
+      </w:r>
+    </w:p>
+    <w:p>
+      <w:pPr>
+        <w:keepNext/>
+      </w:pPr>
+    </w:p>
+    <w:p>
+      <w:pPr>
+        <w:pStyle w:val="CommandBlock"/>
+        <w:keepNext/>
+      </w:pPr>
+      <w:r>
+        <w:t>Set-Content .\csharp\archive\inventory-report.txt old-report</w:t>
       </w:r>
     </w:p>
     <w:p>
@@ -7763,24 +8387,24 @@
         <w:keepNext/>
       </w:pPr>
       <w:r>
-        <w:t>Get-Content .\archive\inventory-report.txt</w:t>
-      </w:r>
-    </w:p>
-    <w:p>
-      <w:pPr>
-        <w:pStyle w:val="CommandBlock"/>
-        <w:keepNext/>
-      </w:pPr>
-      <w:r>
-        <w:t>Test-Path .\working\inventory-report.txt</w:t>
-      </w:r>
-    </w:p>
-    <w:p>
-      <w:pPr>
-        <w:pStyle w:val="CommandBlock"/>
-      </w:pPr>
-      <w:r>
-        <w:t>Remove-Item .\archive\inventory-report.txt</w:t>
+        <w:t>Get-Content .\csharp\archive\inventory-report.txt</w:t>
+      </w:r>
+    </w:p>
+    <w:p>
+      <w:pPr>
+        <w:pStyle w:val="CommandBlock"/>
+        <w:keepNext/>
+      </w:pPr>
+      <w:r>
+        <w:t>Test-Path .\csharp\working\inventory-report.txt</w:t>
+      </w:r>
+    </w:p>
+    <w:p>
+      <w:pPr>
+        <w:pStyle w:val="CommandBlock"/>
+      </w:pPr>
+      <w:r>
+        <w:t>Remove-Item .\csharp\archive\inventory-report.txt</w:t>
       </w:r>
     </w:p>
     <w:p>
@@ -7815,7 +8439,7 @@
         <w:keepNext/>
       </w:pPr>
       <w:r>
-        <w:t>echo old-report &gt; ./archive/inventory-report.txt</w:t>
+        <w:t>echo old-report &gt; ./csharp/archive/inventory-report.txt</w:t>
       </w:r>
     </w:p>
     <w:p>
@@ -7842,24 +8466,24 @@
         <w:keepNext/>
       </w:pPr>
       <w:r>
-        <w:t>cat ./archive/inventory-report.txt</w:t>
-      </w:r>
-    </w:p>
-    <w:p>
-      <w:pPr>
-        <w:pStyle w:val="CommandBlock"/>
-        <w:keepNext/>
-      </w:pPr>
-      <w:r>
-        <w:t>ls working</w:t>
-      </w:r>
-    </w:p>
-    <w:p>
-      <w:pPr>
-        <w:pStyle w:val="CommandBlock"/>
-      </w:pPr>
-      <w:r>
-        <w:t>rm ./archive/inventory-report.txt</w:t>
+        <w:t>cat ./csharp/archive/inventory-report.txt</w:t>
+      </w:r>
+    </w:p>
+    <w:p>
+      <w:pPr>
+        <w:pStyle w:val="CommandBlock"/>
+        <w:keepNext/>
+      </w:pPr>
+      <w:r>
+        <w:t>ls ./csharp/working</w:t>
+      </w:r>
+    </w:p>
+    <w:p>
+      <w:pPr>
+        <w:pStyle w:val="CommandBlock"/>
+      </w:pPr>
+      <w:r>
+        <w:t>rm ./csharp/archive/inventory-report.txt</w:t>
       </w:r>
     </w:p>
     <w:p>
@@ -7885,17 +8509,17 @@
         <w:pStyle w:val="RequiredOutput"/>
       </w:pPr>
       <w:r>
-        <w:t>Error: archive\inventory-report.txt already exists; nothing was moved</w:t>
-      </w:r>
-    </w:p>
-    <w:p>
-      <w:pPr>
-        <w:keepNext/>
-      </w:pPr>
-    </w:p>
-    <w:p>
-      <w:r>
-        <w:t>On Linux or macOS, the path in it reads archive/inventory-report.txt. Then $LASTEXITCODE prints 1 (echo $? on Linux or macOS), Get-Content prints old-report, and Test-Path prints True: the program checked first and stopped, so archive's file was not replaced and the report never left working. The program printed no Moved line, because it moves first and prints only after the move has succeeded. Without the check, C#'s move call would have refused the move with an exception of its own.</w:t>
+        <w:t>Error: csharp\archive\inventory-report.txt already exists; nothing was moved</w:t>
+      </w:r>
+    </w:p>
+    <w:p>
+      <w:pPr>
+        <w:keepNext/>
+      </w:pPr>
+    </w:p>
+    <w:p>
+      <w:r>
+        <w:t>On Linux or macOS, its path uses / in place of \. Then $LASTEXITCODE prints 1 (echo $? on Linux or macOS), Get-Content prints old-report, and Test-Path prints True: the program checked first and stopped, so archive's file was not replaced and the report never left working. The program printed no Moved line, because it moves first and prints only after the move has succeeded. Without the check, C#'s move call would have refused the move with an exception of its own.</w:t>
       </w:r>
     </w:p>
     <w:p>
@@ -8131,23 +8755,47 @@
         <w:pStyle w:val="SourceCode"/>
       </w:pPr>
       <w:r>
-        <w:t xml:space="preserve">    // The completed report, and the two directories you created in</w:t>
-      </w:r>
-    </w:p>
-    <w:p>
-      <w:pPr>
-        <w:pStyle w:val="SourceCode"/>
-      </w:pPr>
-      <w:r>
-        <w:t xml:space="preserve">    // Project Setup. Remember, a relative path starts from the working</w:t>
-      </w:r>
-    </w:p>
-    <w:p>
-      <w:pPr>
-        <w:pStyle w:val="SourceCode"/>
-      </w:pPr>
-      <w:r>
-        <w:t xml:space="preserve">    // directory, so both directories are inside the lesson-3.9 folder.</w:t>
+        <w:t xml:space="preserve">    // The completed report, and the two directories you created in Project</w:t>
+      </w:r>
+    </w:p>
+    <w:p>
+      <w:pPr>
+        <w:pStyle w:val="SourceCode"/>
+      </w:pPr>
+      <w:r>
+        <w:t xml:space="preserve">    // Setup inside the go folder, so the Go programs move only their own</w:t>
+      </w:r>
+    </w:p>
+    <w:p>
+      <w:pPr>
+        <w:pStyle w:val="SourceCode"/>
+      </w:pPr>
+      <w:r>
+        <w:t xml:space="preserve">    // report. Remember, a relative path starts from the working directory,</w:t>
+      </w:r>
+    </w:p>
+    <w:p>
+      <w:pPr>
+        <w:pStyle w:val="SourceCode"/>
+      </w:pPr>
+      <w:r>
+        <w:t xml:space="preserve">    // the lesson-3.9 folder you run from. Remember, filepath.Join joins the</w:t>
+      </w:r>
+    </w:p>
+    <w:p>
+      <w:pPr>
+        <w:pStyle w:val="SourceCode"/>
+      </w:pPr>
+      <w:r>
+        <w:t xml:space="preserve">    // parts with the system's separator: go\working on Windows and go/working</w:t>
+      </w:r>
+    </w:p>
+    <w:p>
+      <w:pPr>
+        <w:pStyle w:val="SourceCode"/>
+      </w:pPr>
+      <w:r>
+        <w:t xml:space="preserve">    // on Linux and macOS.</w:t>
       </w:r>
     </w:p>
     <w:p>
@@ -8163,52 +8811,36 @@
         <w:pStyle w:val="SourceCode"/>
       </w:pPr>
       <w:r>
-        <w:t xml:space="preserve">    var workingDirectory string = "working"</w:t>
-      </w:r>
-    </w:p>
-    <w:p>
-      <w:pPr>
-        <w:pStyle w:val="SourceCode"/>
-      </w:pPr>
-      <w:r>
-        <w:t xml:space="preserve">    var archiveDirectory string = "archive"</w:t>
-      </w:r>
-    </w:p>
-    <w:p>
-      <w:pPr>
-        <w:pStyle w:val="SourceCode"/>
-      </w:pPr>
-    </w:p>
-    <w:p>
-      <w:pPr>
-        <w:pStyle w:val="SourceCode"/>
-      </w:pPr>
-      <w:r>
-        <w:t xml:space="preserve">    // The report's path in each directory: working\inventory-report.txt,</w:t>
-      </w:r>
-    </w:p>
-    <w:p>
-      <w:pPr>
-        <w:pStyle w:val="SourceCode"/>
-      </w:pPr>
-      <w:r>
-        <w:t xml:space="preserve">    // where it is now, and archive\inventory-report.txt, where it goes.</w:t>
-      </w:r>
-    </w:p>
-    <w:p>
-      <w:pPr>
-        <w:pStyle w:val="SourceCode"/>
-      </w:pPr>
-      <w:r>
-        <w:t xml:space="preserve">    // Remember, filepath.Join joins the parts with the system's</w:t>
-      </w:r>
-    </w:p>
-    <w:p>
-      <w:pPr>
-        <w:pStyle w:val="SourceCode"/>
-      </w:pPr>
-      <w:r>
-        <w:t xml:space="preserve">    // separator, \ on Windows and / on Linux and macOS.</w:t>
+        <w:t xml:space="preserve">    var workingDirectory string = filepath.Join("go", "working")</w:t>
+      </w:r>
+    </w:p>
+    <w:p>
+      <w:pPr>
+        <w:pStyle w:val="SourceCode"/>
+      </w:pPr>
+      <w:r>
+        <w:t xml:space="preserve">    var archiveDirectory string = filepath.Join("go", "archive")</w:t>
+      </w:r>
+    </w:p>
+    <w:p>
+      <w:pPr>
+        <w:pStyle w:val="SourceCode"/>
+      </w:pPr>
+    </w:p>
+    <w:p>
+      <w:pPr>
+        <w:pStyle w:val="SourceCode"/>
+      </w:pPr>
+      <w:r>
+        <w:t xml:space="preserve">    // The report's path in each directory: go\working\inventory-report.txt,</w:t>
+      </w:r>
+    </w:p>
+    <w:p>
+      <w:pPr>
+        <w:pStyle w:val="SourceCode"/>
+      </w:pPr>
+      <w:r>
+        <w:t xml:space="preserve">    // where it is now, and go\archive\inventory-report.txt, where it goes.</w:t>
       </w:r>
     </w:p>
     <w:p>
@@ -8558,7 +9190,7 @@
         <w:keepNext/>
       </w:pPr>
       <w:r>
-        <w:t>Run the program once from the lesson-3.9 folder. The last line, Move-Item .\archive\inventory-report.txt working (mv ./archive/inventory-report.txt working/ on Linux or macOS), is the shell's own move command. It puts the report back in working, so the next run, and the next language, find it there again.</w:t>
+        <w:t>Run the program once from the lesson-3.9 folder. The last line, Move-Item .\go\archive\inventory-report.txt .\go\working (mv ./go/archive/inventory-report.txt ./go/working/ on Linux or macOS), is the shell's own move command. It puts the report back in .\go\working, so the next run finds it there again.</w:t>
       </w:r>
     </w:p>
     <w:p>
@@ -8589,7 +9221,7 @@
         <w:pStyle w:val="CommandBlock"/>
       </w:pPr>
       <w:r>
-        <w:t>Move-Item .\archive\inventory-report.txt working</w:t>
+        <w:t>Move-Item .\go\archive\inventory-report.txt .\go\working</w:t>
       </w:r>
     </w:p>
     <w:p>
@@ -8628,7 +9260,7 @@
         <w:pStyle w:val="CommandBlock"/>
       </w:pPr>
       <w:r>
-        <w:t>mv ./archive/inventory-report.txt working/</w:t>
+        <w:t>mv ./go/archive/inventory-report.txt ./go/working/</w:t>
       </w:r>
     </w:p>
     <w:p>
@@ -8663,7 +9295,7 @@
         <w:keepNext/>
       </w:pPr>
       <w:r>
-        <w:t>Moved inventory-report.txt from working to archive</w:t>
+        <w:t>Moved inventory-report.txt from go\working to go\archive</w:t>
       </w:r>
     </w:p>
     <w:p>
@@ -8672,7 +9304,7 @@
         <w:keepNext/>
       </w:pPr>
       <w:r>
-        <w:t>working has inventory-report.txt: no</w:t>
+        <w:t>go\working has inventory-report.txt: no</w:t>
       </w:r>
     </w:p>
     <w:p>
@@ -8680,7 +9312,7 @@
         <w:pStyle w:val="RequiredOutput"/>
       </w:pPr>
       <w:r>
-        <w:t>archive has inventory-report.txt: yes</w:t>
+        <w:t>go\archive has inventory-report.txt: yes</w:t>
       </w:r>
     </w:p>
     <w:p>
@@ -8693,7 +9325,7 @@
         <w:pStyle w:val="ListBullet"/>
       </w:pPr>
       <w:r>
-        <w:t>Moved inventory-report.txt from working to archive is printed after the move.</w:t>
+        <w:t>The Moved line is printed after the move.</w:t>
       </w:r>
     </w:p>
     <w:p>
@@ -8701,7 +9333,7 @@
         <w:pStyle w:val="ListBullet"/>
       </w:pPr>
       <w:r>
-        <w:t>working has inventory-report.txt: no proves the report left working.</w:t>
+        <w:t>The line for .\go\working ends in no: the report left working.</w:t>
       </w:r>
     </w:p>
     <w:p>
@@ -8709,7 +9341,7 @@
         <w:pStyle w:val="ListBullet"/>
       </w:pPr>
       <w:r>
-        <w:t>archive has inventory-report.txt: yes proves it arrived in archive. One report, in a new place: that is a move. A copy (Lesson 3.8) would print yes on both lines.</w:t>
+        <w:t>The line for .\go\archive ends in yes: it arrived in archive. One report, in a new place: that is a move. A copy (Lesson 3.8) would print yes on both lines.</w:t>
       </w:r>
     </w:p>
     <w:p>
@@ -8717,7 +9349,7 @@
         <w:pStyle w:val="ListBullet"/>
       </w:pPr>
       <w:r>
-        <w:t>If the program prints Error: archive\inventory-report.txt already exists; nothing was moved, the report is still in archive from an earlier run. Run Move-Item .\archive\inventory-report.txt working and run the program again.</w:t>
+        <w:t>If the program prints an Error line that ends in already exists; nothing was moved, the report is still in archive from an earlier run. Run Move-Item .\go\archive\inventory-report.txt .\go\working and run the program again.</w:t>
       </w:r>
     </w:p>
     <w:p>
@@ -8725,7 +9357,7 @@
         <w:pStyle w:val="ListBullet"/>
       </w:pPr>
       <w:r>
-        <w:t>If the program prints the Moved line and then no on both location lines, os.Rename failed, usually because .\working\inventory-report.txt is missing: this Basic version ignores the error value, but the location lines tell the truth. Save the report in working (Project Setup) and run again.</w:t>
+        <w:t>If the program prints the Moved line and then no on both location lines, os.Rename failed, usually because .\go\working\inventory-report.txt is missing: this Basic version ignores the error value, but the location lines tell the truth. Save the report in .\go\working (Project Setup) and run again.</w:t>
       </w:r>
     </w:p>
     <w:p>
@@ -8733,7 +9365,7 @@
         <w:pStyle w:val="ListBullet"/>
       </w:pPr>
       <w:r>
-        <w:t>Run every program from the lesson-3.9 folder. The paths .\working\inventory-report.txt and .\archive\inventory-report.txt are relative, so they start from the working directory; from any other folder, the program finds no report to move.</w:t>
+        <w:t>Run every program from the lesson-3.9 folder. The paths .\go\working\inventory-report.txt and .\go\archive\inventory-report.txt are relative, so they start from the working directory; from any other folder, the program finds no report to move.</w:t>
       </w:r>
     </w:p>
     <w:p>
@@ -8776,7 +9408,7 @@
         <w:keepNext/>
       </w:pPr>
       <w:r>
-        <w:t>Test-Path .\working\inventory-report.txt</w:t>
+        <w:t>Test-Path .\go\working\inventory-report.txt</w:t>
       </w:r>
     </w:p>
     <w:p>
@@ -8794,33 +9426,33 @@
         <w:keepNext/>
       </w:pPr>
       <w:r>
-        <w:t>Test-Path .\working\inventory-report.txt</w:t>
-      </w:r>
-    </w:p>
-    <w:p>
-      <w:pPr>
-        <w:pStyle w:val="CommandBlock"/>
-        <w:keepNext/>
-      </w:pPr>
-      <w:r>
-        <w:t>Test-Path .\archive\inventory-report.txt</w:t>
-      </w:r>
-    </w:p>
-    <w:p>
-      <w:pPr>
-        <w:pStyle w:val="CommandBlock"/>
-        <w:keepNext/>
-      </w:pPr>
-      <w:r>
-        <w:t>Get-Content .\archive\inventory-report.txt</w:t>
-      </w:r>
-    </w:p>
-    <w:p>
-      <w:pPr>
-        <w:pStyle w:val="CommandBlock"/>
-      </w:pPr>
-      <w:r>
-        <w:t>Move-Item .\archive\inventory-report.txt working</w:t>
+        <w:t>Test-Path .\go\working\inventory-report.txt</w:t>
+      </w:r>
+    </w:p>
+    <w:p>
+      <w:pPr>
+        <w:pStyle w:val="CommandBlock"/>
+        <w:keepNext/>
+      </w:pPr>
+      <w:r>
+        <w:t>Test-Path .\go\archive\inventory-report.txt</w:t>
+      </w:r>
+    </w:p>
+    <w:p>
+      <w:pPr>
+        <w:pStyle w:val="CommandBlock"/>
+        <w:keepNext/>
+      </w:pPr>
+      <w:r>
+        <w:t>Get-Content .\go\archive\inventory-report.txt</w:t>
+      </w:r>
+    </w:p>
+    <w:p>
+      <w:pPr>
+        <w:pStyle w:val="CommandBlock"/>
+      </w:pPr>
+      <w:r>
+        <w:t>Move-Item .\go\archive\inventory-report.txt .\go\working</w:t>
       </w:r>
     </w:p>
     <w:p>
@@ -8841,21 +9473,21 @@
         <w:keepNext/>
       </w:pPr>
       <w:r>
-        <w:t>ls working archive lists what each of the two directories holds, under its name; cat shows the file.</w:t>
-      </w:r>
-    </w:p>
-    <w:p>
-      <w:pPr>
-        <w:keepNext/>
-      </w:pPr>
-    </w:p>
-    <w:p>
-      <w:pPr>
-        <w:pStyle w:val="CommandBlock"/>
-        <w:keepNext/>
-      </w:pPr>
-      <w:r>
-        <w:t>ls working archive</w:t>
+        <w:t>ls ./go/working ./go/archive lists what each of the two directories holds, under its name; cat shows the file.</w:t>
+      </w:r>
+    </w:p>
+    <w:p>
+      <w:pPr>
+        <w:keepNext/>
+      </w:pPr>
+    </w:p>
+    <w:p>
+      <w:pPr>
+        <w:pStyle w:val="CommandBlock"/>
+        <w:keepNext/>
+      </w:pPr>
+      <w:r>
+        <w:t>ls ./go/working ./go/archive</w:t>
       </w:r>
     </w:p>
     <w:p>
@@ -8873,24 +9505,24 @@
         <w:keepNext/>
       </w:pPr>
       <w:r>
-        <w:t>ls working archive</w:t>
-      </w:r>
-    </w:p>
-    <w:p>
-      <w:pPr>
-        <w:pStyle w:val="CommandBlock"/>
-        <w:keepNext/>
-      </w:pPr>
-      <w:r>
-        <w:t>cat ./archive/inventory-report.txt</w:t>
-      </w:r>
-    </w:p>
-    <w:p>
-      <w:pPr>
-        <w:pStyle w:val="CommandBlock"/>
-      </w:pPr>
-      <w:r>
-        <w:t>mv ./archive/inventory-report.txt working/</w:t>
+        <w:t>ls ./go/working ./go/archive</w:t>
+      </w:r>
+    </w:p>
+    <w:p>
+      <w:pPr>
+        <w:pStyle w:val="CommandBlock"/>
+        <w:keepNext/>
+      </w:pPr>
+      <w:r>
+        <w:t>cat ./go/archive/inventory-report.txt</w:t>
+      </w:r>
+    </w:p>
+    <w:p>
+      <w:pPr>
+        <w:pStyle w:val="CommandBlock"/>
+      </w:pPr>
+      <w:r>
+        <w:t>mv ./go/archive/inventory-report.txt ./go/working/</w:t>
       </w:r>
     </w:p>
     <w:p>
@@ -8926,7 +9558,7 @@
         <w:keepNext/>
       </w:pPr>
       <w:r>
-        <w:t>Moved inventory-report.txt from working to archive</w:t>
+        <w:t>Moved inventory-report.txt from go\working to go\archive</w:t>
       </w:r>
     </w:p>
     <w:p>
@@ -8935,7 +9567,7 @@
         <w:keepNext/>
       </w:pPr>
       <w:r>
-        <w:t>working has inventory-report.txt: no</w:t>
+        <w:t>go\working has inventory-report.txt: no</w:t>
       </w:r>
     </w:p>
     <w:p>
@@ -8944,7 +9576,7 @@
         <w:keepNext/>
       </w:pPr>
       <w:r>
-        <w:t>archive has inventory-report.txt: yes</w:t>
+        <w:t>go\archive has inventory-report.txt: yes</w:t>
       </w:r>
     </w:p>
     <w:p>
@@ -8998,7 +9630,10 @@
     </w:p>
     <w:p>
       <w:r>
-        <w:t>True, before the run: the report is in working. After the run, False and True: it is no longer in working, and it is in archive. There is still exactly one report, and Get-Content shows its three lines unchanged: a move changes where the file is listed, not what it holds. A copy would have left True for working as well, and two separate files. On Linux or macOS, the first ls shows the report under working: and nothing under archive:, and the second shows the opposite.</w:t>
+        <w:t xml:space="preserve">True, before the run: the report is in working. After the run, False and True: it is no longer in working, and it is in archive. There is still exactly one report, and Get-Content shows its three lines unchanged: a move changes where the file is listed, not what it holds. A copy would have left True for working as well, and two separate files. The directories in the printed lines start with go, the Go folder. On Linux or macOS, they use / in place of \; the first ls shows the report under ./go/working: and </w:t>
+      </w:r>
+      <w:r>
+        <w:t>nothing under ./go/archive:, and the second shows the opposite.</w:t>
       </w:r>
     </w:p>
     <w:p>
@@ -9406,15 +10041,31 @@
         <w:pStyle w:val="SourceCode"/>
       </w:pPr>
       <w:r>
-        <w:t xml:space="preserve">    var workingDirectory string = "working"</w:t>
-      </w:r>
-    </w:p>
-    <w:p>
-      <w:pPr>
-        <w:pStyle w:val="SourceCode"/>
-      </w:pPr>
-      <w:r>
-        <w:t xml:space="preserve">    var archiveDirectory string = "archive"</w:t>
+        <w:t xml:space="preserve">    // Both directories are inside the go folder, so the Go programs move only</w:t>
+      </w:r>
+    </w:p>
+    <w:p>
+      <w:pPr>
+        <w:pStyle w:val="SourceCode"/>
+      </w:pPr>
+      <w:r>
+        <w:t xml:space="preserve">    // their own report.</w:t>
+      </w:r>
+    </w:p>
+    <w:p>
+      <w:pPr>
+        <w:pStyle w:val="SourceCode"/>
+      </w:pPr>
+      <w:r>
+        <w:t xml:space="preserve">    var workingDirectory string = filepath.Join("go", "working")</w:t>
+      </w:r>
+    </w:p>
+    <w:p>
+      <w:pPr>
+        <w:pStyle w:val="SourceCode"/>
+      </w:pPr>
+      <w:r>
+        <w:t xml:space="preserve">    var archiveDirectory string = filepath.Join("go", "archive")</w:t>
       </w:r>
     </w:p>
     <w:p>
@@ -9586,7 +10237,7 @@
         <w:pStyle w:val="CommandBlock"/>
       </w:pPr>
       <w:r>
-        <w:t>Move-Item .\archive\inventory-report.txt working</w:t>
+        <w:t>Move-Item .\go\archive\inventory-report.txt .\go\working</w:t>
       </w:r>
     </w:p>
     <w:p>
@@ -9634,7 +10285,7 @@
         <w:pStyle w:val="CommandBlock"/>
       </w:pPr>
       <w:r>
-        <w:t>mv ./archive/inventory-report.txt working/</w:t>
+        <w:t>mv ./go/archive/inventory-report.txt ./go/working/</w:t>
       </w:r>
     </w:p>
     <w:p>
@@ -9669,7 +10320,7 @@
         <w:keepNext/>
       </w:pPr>
       <w:r>
-        <w:t>Moved inventory-report.txt from working to archive</w:t>
+        <w:t>Moved inventory-report.txt from go\working to go\archive</w:t>
       </w:r>
     </w:p>
     <w:p>
@@ -9678,7 +10329,7 @@
         <w:keepNext/>
       </w:pPr>
       <w:r>
-        <w:t>working has inventory-report.txt: no</w:t>
+        <w:t>go\working has inventory-report.txt: no</w:t>
       </w:r>
     </w:p>
     <w:p>
@@ -9686,7 +10337,7 @@
         <w:pStyle w:val="RequiredOutput"/>
       </w:pPr>
       <w:r>
-        <w:t>archive has inventory-report.txt: yes</w:t>
+        <w:t>go\archive has inventory-report.txt: yes</w:t>
       </w:r>
     </w:p>
     <w:p>
@@ -9707,7 +10358,7 @@
         <w:pStyle w:val="ListBullet"/>
       </w:pPr>
       <w:r>
-        <w:t>Exit code 0 proves the move succeeded. The Move-Item line then put the report back in working.</w:t>
+        <w:t>Exit code 0 proves the move succeeded. The Move-Item line then put the report back in .\go\working.</w:t>
       </w:r>
     </w:p>
     <w:p>
@@ -9723,7 +10374,7 @@
         <w:pStyle w:val="ListBullet"/>
       </w:pPr>
       <w:r>
-        <w:t>Run every program from the lesson-3.9 folder. The paths .\working\inventory-report.txt and .\archive\inventory-report.txt are relative, so they start from the working directory; from any other folder, the program finds no report to move.</w:t>
+        <w:t>Run every program from the lesson-3.9 folder. The paths .\go\working\inventory-report.txt and .\go\archive\inventory-report.txt are relative, so they start from the working directory; from any other folder, the program finds no report to move.</w:t>
       </w:r>
     </w:p>
     <w:p>
@@ -9752,21 +10403,21 @@
         <w:keepNext/>
       </w:pPr>
       <w:r>
-        <w:t>A move must never replace a file already at the destination. Here, Set-Content puts the line old-report into .\archive\inventory-report.txt, so the name is taken. The program runs, $LASTEXITCODE shows its exit code, Get-Content shows what archive's file holds, Test-Path checks the report in working, and Remove-Item deletes the one file old-report was written into, by its exact name.</w:t>
-      </w:r>
-    </w:p>
-    <w:p>
-      <w:pPr>
-        <w:keepNext/>
-      </w:pPr>
-    </w:p>
-    <w:p>
-      <w:pPr>
-        <w:pStyle w:val="CommandBlock"/>
-        <w:keepNext/>
-      </w:pPr>
-      <w:r>
-        <w:t>Set-Content .\archive\inventory-report.txt old-report</w:t>
+        <w:t>A move must never replace a file already at the destination. Here, Set-Content puts the line old-report into .\go\archive\inventory-report.txt, so the name is taken. The program runs, $LASTEXITCODE shows its exit code, Get-Content shows what archive's file holds, Test-Path checks the report in working, and Remove-Item deletes the one file old-report was written into, by its exact name.</w:t>
+      </w:r>
+    </w:p>
+    <w:p>
+      <w:pPr>
+        <w:keepNext/>
+      </w:pPr>
+    </w:p>
+    <w:p>
+      <w:pPr>
+        <w:pStyle w:val="CommandBlock"/>
+        <w:keepNext/>
+      </w:pPr>
+      <w:r>
+        <w:t>Set-Content .\go\archive\inventory-report.txt old-report</w:t>
       </w:r>
     </w:p>
     <w:p>
@@ -9793,24 +10444,24 @@
         <w:keepNext/>
       </w:pPr>
       <w:r>
-        <w:t>Get-Content .\archive\inventory-report.txt</w:t>
-      </w:r>
-    </w:p>
-    <w:p>
-      <w:pPr>
-        <w:pStyle w:val="CommandBlock"/>
-        <w:keepNext/>
-      </w:pPr>
-      <w:r>
-        <w:t>Test-Path .\working\inventory-report.txt</w:t>
-      </w:r>
-    </w:p>
-    <w:p>
-      <w:pPr>
-        <w:pStyle w:val="CommandBlock"/>
-      </w:pPr>
-      <w:r>
-        <w:t>Remove-Item .\archive\inventory-report.txt</w:t>
+        <w:t>Get-Content .\go\archive\inventory-report.txt</w:t>
+      </w:r>
+    </w:p>
+    <w:p>
+      <w:pPr>
+        <w:pStyle w:val="CommandBlock"/>
+        <w:keepNext/>
+      </w:pPr>
+      <w:r>
+        <w:t>Test-Path .\go\working\inventory-report.txt</w:t>
+      </w:r>
+    </w:p>
+    <w:p>
+      <w:pPr>
+        <w:pStyle w:val="CommandBlock"/>
+      </w:pPr>
+      <w:r>
+        <w:t>Remove-Item .\go\archive\inventory-report.txt</w:t>
       </w:r>
     </w:p>
     <w:p>
@@ -9845,7 +10496,7 @@
         <w:keepNext/>
       </w:pPr>
       <w:r>
-        <w:t>echo old-report &gt; ./archive/inventory-report.txt</w:t>
+        <w:t>echo old-report &gt; ./go/archive/inventory-report.txt</w:t>
       </w:r>
     </w:p>
     <w:p>
@@ -9872,24 +10523,24 @@
         <w:keepNext/>
       </w:pPr>
       <w:r>
-        <w:t>cat ./archive/inventory-report.txt</w:t>
-      </w:r>
-    </w:p>
-    <w:p>
-      <w:pPr>
-        <w:pStyle w:val="CommandBlock"/>
-        <w:keepNext/>
-      </w:pPr>
-      <w:r>
-        <w:t>ls working</w:t>
-      </w:r>
-    </w:p>
-    <w:p>
-      <w:pPr>
-        <w:pStyle w:val="CommandBlock"/>
-      </w:pPr>
-      <w:r>
-        <w:t>rm ./archive/inventory-report.txt</w:t>
+        <w:t>cat ./go/archive/inventory-report.txt</w:t>
+      </w:r>
+    </w:p>
+    <w:p>
+      <w:pPr>
+        <w:pStyle w:val="CommandBlock"/>
+        <w:keepNext/>
+      </w:pPr>
+      <w:r>
+        <w:t>ls ./go/working</w:t>
+      </w:r>
+    </w:p>
+    <w:p>
+      <w:pPr>
+        <w:pStyle w:val="CommandBlock"/>
+      </w:pPr>
+      <w:r>
+        <w:t>rm ./go/archive/inventory-report.txt</w:t>
       </w:r>
     </w:p>
     <w:p>
@@ -9915,17 +10566,17 @@
         <w:pStyle w:val="RequiredOutput"/>
       </w:pPr>
       <w:r>
-        <w:t>Error: archive\inventory-report.txt already exists; nothing was moved</w:t>
-      </w:r>
-    </w:p>
-    <w:p>
-      <w:pPr>
-        <w:keepNext/>
-      </w:pPr>
-    </w:p>
-    <w:p>
-      <w:r>
-        <w:t>On Linux or macOS, the path in it reads archive/inventory-report.txt. Then $LASTEXITCODE prints 1 (echo $? on Linux or macOS), Get-Content prints old-report, and Test-Path prints True: the program checked first and stopped, so archive's file was not replaced and the report never left working. The program printed no Moved line, because it moves first and prints only after the move has succeeded. Without the check, Go's move call would have replaced old-report without a word.</w:t>
+        <w:t>Error: go\archive\inventory-report.txt already exists; nothing was moved</w:t>
+      </w:r>
+    </w:p>
+    <w:p>
+      <w:pPr>
+        <w:keepNext/>
+      </w:pPr>
+    </w:p>
+    <w:p>
+      <w:r>
+        <w:t>On Linux or macOS, its path uses / in place of \. Then $LASTEXITCODE prints 1 (echo $? on Linux or macOS), Get-Content prints old-report, and Test-Path prints True: the program checked first and stopped, so archive's file was not replaced and the report never left working. The program printed no Moved line, because it moves first and prints only after the move has succeeded. Without the check, Go's move call would have replaced old-report without a word.</w:t>
       </w:r>
     </w:p>
     <w:p>
@@ -10120,23 +10771,47 @@
         <w:pStyle w:val="SourceCode"/>
       </w:pPr>
       <w:r>
-        <w:t xml:space="preserve">    # The completed report, and the two directories you created in</w:t>
-      </w:r>
-    </w:p>
-    <w:p>
-      <w:pPr>
-        <w:pStyle w:val="SourceCode"/>
-      </w:pPr>
-      <w:r>
-        <w:t xml:space="preserve">    # Project Setup. Remember, a relative path starts from the working</w:t>
-      </w:r>
-    </w:p>
-    <w:p>
-      <w:pPr>
-        <w:pStyle w:val="SourceCode"/>
-      </w:pPr>
-      <w:r>
-        <w:t xml:space="preserve">    # directory, so both directories are inside the lesson-3.9 folder.</w:t>
+        <w:t xml:space="preserve">    # The completed report, and the two directories you created in Project</w:t>
+      </w:r>
+    </w:p>
+    <w:p>
+      <w:pPr>
+        <w:pStyle w:val="SourceCode"/>
+      </w:pPr>
+      <w:r>
+        <w:t xml:space="preserve">    # Setup inside the python folder, so the Python programs move only their</w:t>
+      </w:r>
+    </w:p>
+    <w:p>
+      <w:pPr>
+        <w:pStyle w:val="SourceCode"/>
+      </w:pPr>
+      <w:r>
+        <w:t xml:space="preserve">    # own report. Remember, a relative path starts from the working directory,</w:t>
+      </w:r>
+    </w:p>
+    <w:p>
+      <w:pPr>
+        <w:pStyle w:val="SourceCode"/>
+      </w:pPr>
+      <w:r>
+        <w:t xml:space="preserve">    # the lesson-3.9 folder you run from. Remember, os.path.join joins the</w:t>
+      </w:r>
+    </w:p>
+    <w:p>
+      <w:pPr>
+        <w:pStyle w:val="SourceCode"/>
+      </w:pPr>
+      <w:r>
+        <w:t xml:space="preserve">    # parts with the system's separator: python\working on Windows and</w:t>
+      </w:r>
+    </w:p>
+    <w:p>
+      <w:pPr>
+        <w:pStyle w:val="SourceCode"/>
+      </w:pPr>
+      <w:r>
+        <w:t xml:space="preserve">    # python/working on Linux and macOS.</w:t>
       </w:r>
     </w:p>
     <w:p>
@@ -10152,52 +10827,44 @@
         <w:pStyle w:val="SourceCode"/>
       </w:pPr>
       <w:r>
-        <w:t xml:space="preserve">    working_directory = "working"</w:t>
-      </w:r>
-    </w:p>
-    <w:p>
-      <w:pPr>
-        <w:pStyle w:val="SourceCode"/>
-      </w:pPr>
-      <w:r>
-        <w:t xml:space="preserve">    archive_directory = "archive"</w:t>
-      </w:r>
-    </w:p>
-    <w:p>
-      <w:pPr>
-        <w:pStyle w:val="SourceCode"/>
-      </w:pPr>
-    </w:p>
-    <w:p>
-      <w:pPr>
-        <w:pStyle w:val="SourceCode"/>
-      </w:pPr>
-      <w:r>
-        <w:t xml:space="preserve">    # The report's path in each directory: working\inventory-report.txt,</w:t>
-      </w:r>
-    </w:p>
-    <w:p>
-      <w:pPr>
-        <w:pStyle w:val="SourceCode"/>
-      </w:pPr>
-      <w:r>
-        <w:t xml:space="preserve">    # where it is now, and archive\inventory-report.txt, where it goes.</w:t>
-      </w:r>
-    </w:p>
-    <w:p>
-      <w:pPr>
-        <w:pStyle w:val="SourceCode"/>
-      </w:pPr>
-      <w:r>
-        <w:t xml:space="preserve">    # Remember, os.path.join joins the parts with the system's separator,</w:t>
-      </w:r>
-    </w:p>
-    <w:p>
-      <w:pPr>
-        <w:pStyle w:val="SourceCode"/>
-      </w:pPr>
-      <w:r>
-        <w:t xml:space="preserve">    # \ on Windows and / on Linux and macOS.</w:t>
+        <w:t xml:space="preserve">    working_directory = os.path.join("python", "working")</w:t>
+      </w:r>
+    </w:p>
+    <w:p>
+      <w:pPr>
+        <w:pStyle w:val="SourceCode"/>
+      </w:pPr>
+      <w:r>
+        <w:t xml:space="preserve">    archive_directory = os.path.join("python", "archive")</w:t>
+      </w:r>
+    </w:p>
+    <w:p>
+      <w:pPr>
+        <w:pStyle w:val="SourceCode"/>
+      </w:pPr>
+    </w:p>
+    <w:p>
+      <w:pPr>
+        <w:pStyle w:val="SourceCode"/>
+      </w:pPr>
+      <w:r>
+        <w:t xml:space="preserve">    # The report's path in each directory:</w:t>
+      </w:r>
+    </w:p>
+    <w:p>
+      <w:pPr>
+        <w:pStyle w:val="SourceCode"/>
+      </w:pPr>
+      <w:r>
+        <w:t xml:space="preserve">    # python\working\inventory-report.txt, where it is now, and</w:t>
+      </w:r>
+    </w:p>
+    <w:p>
+      <w:pPr>
+        <w:pStyle w:val="SourceCode"/>
+      </w:pPr>
+      <w:r>
+        <w:t xml:space="preserve">    # python\archive\inventory-report.txt, where it goes.</w:t>
       </w:r>
     </w:p>
     <w:p>
@@ -10525,7 +11192,7 @@
         <w:keepNext/>
       </w:pPr>
       <w:r>
-        <w:t>Run the program once from the lesson-3.9 folder. Python has no build step. The last line, Move-Item .\archive\inventory-report.txt working (mv ./archive/inventory-report.txt working/ on Linux or macOS), is the shell's own move command. It puts the report back in working, so the next run, and the next language, find it there again.</w:t>
+        <w:t>Run the program once from the lesson-3.9 folder. Python has no build step. The last line, Move-Item .\python\archive\inventory-report.txt .\python\working (mv ./python/archive/inventory-report.txt ./python/working/ on Linux or macOS), is the shell's own move command. It puts the report back in .\python\working, so the next run finds it there again.</w:t>
       </w:r>
     </w:p>
     <w:p>
@@ -10547,7 +11214,7 @@
         <w:pStyle w:val="CommandBlock"/>
       </w:pPr>
       <w:r>
-        <w:t>Move-Item .\archive\inventory-report.txt working</w:t>
+        <w:t>Move-Item .\python\archive\inventory-report.txt .\python\working</w:t>
       </w:r>
     </w:p>
     <w:p>
@@ -10577,7 +11244,7 @@
         <w:pStyle w:val="CommandBlock"/>
       </w:pPr>
       <w:r>
-        <w:t>mv ./archive/inventory-report.txt working/</w:t>
+        <w:t>mv ./python/archive/inventory-report.txt ./python/working/</w:t>
       </w:r>
     </w:p>
     <w:p>
@@ -10612,7 +11279,7 @@
         <w:keepNext/>
       </w:pPr>
       <w:r>
-        <w:t>Moved inventory-report.txt from working to archive</w:t>
+        <w:t>Moved inventory-report.txt from python\working to python\archive</w:t>
       </w:r>
     </w:p>
     <w:p>
@@ -10621,7 +11288,7 @@
         <w:keepNext/>
       </w:pPr>
       <w:r>
-        <w:t>working has inventory-report.txt: no</w:t>
+        <w:t>python\working has inventory-report.txt: no</w:t>
       </w:r>
     </w:p>
     <w:p>
@@ -10629,7 +11296,7 @@
         <w:pStyle w:val="RequiredOutput"/>
       </w:pPr>
       <w:r>
-        <w:t>archive has inventory-report.txt: yes</w:t>
+        <w:t>python\archive has inventory-report.txt: yes</w:t>
       </w:r>
     </w:p>
     <w:p>
@@ -10642,7 +11309,7 @@
         <w:pStyle w:val="ListBullet"/>
       </w:pPr>
       <w:r>
-        <w:t>Moved inventory-report.txt from working to archive is printed after the move.</w:t>
+        <w:t>The Moved line is printed after the move.</w:t>
       </w:r>
     </w:p>
     <w:p>
@@ -10650,7 +11317,7 @@
         <w:pStyle w:val="ListBullet"/>
       </w:pPr>
       <w:r>
-        <w:t>working has inventory-report.txt: no proves the report left working.</w:t>
+        <w:t>The line for .\python\working ends in no: the report left working.</w:t>
       </w:r>
     </w:p>
     <w:p>
@@ -10658,7 +11325,7 @@
         <w:pStyle w:val="ListBullet"/>
       </w:pPr>
       <w:r>
-        <w:t>archive has inventory-report.txt: yes proves it arrived in archive. One report, in a new place: that is a move. A copy (Lesson 3.8) would print yes on both lines.</w:t>
+        <w:t>The line for .\python\archive ends in yes: it arrived in archive. One report, in a new place: that is a move. A copy (Lesson 3.8) would print yes on both lines.</w:t>
       </w:r>
     </w:p>
     <w:p>
@@ -10666,7 +11333,7 @@
         <w:pStyle w:val="ListBullet"/>
       </w:pPr>
       <w:r>
-        <w:t>If the program prints Error: archive\inventory-report.txt already exists; nothing was moved, the report is still in archive from an earlier run. Run Move-Item .\archive\inventory-report.txt working and run the program again.</w:t>
+        <w:t>If the program prints an Error line that ends in already exists; nothing was moved, the report is still in archive from an earlier run. Run Move-Item .\python\archive\inventory-report.txt .\python\working and run the program again.</w:t>
       </w:r>
     </w:p>
     <w:p>
@@ -10674,7 +11341,7 @@
         <w:pStyle w:val="ListBullet"/>
       </w:pPr>
       <w:r>
-        <w:t>If the program stops with FileNotFoundError: [WinError 2] The system cannot find the file specified, .\working\inventory-report.txt is missing. Save the report in working (Project Setup) and run again.</w:t>
+        <w:t>If the program stops with FileNotFoundError: [WinError 2] The system cannot find the file specified, .\python\working\inventory-report.txt is missing. Save the report in .\python\working (Project Setup) and run again.</w:t>
       </w:r>
     </w:p>
     <w:p>
@@ -10682,7 +11349,7 @@
         <w:pStyle w:val="ListBullet"/>
       </w:pPr>
       <w:r>
-        <w:t>Run every program from the lesson-3.9 folder. The paths .\working\inventory-report.txt and .\archive\inventory-report.txt are relative, so they start from the working directory; from any other folder, the program finds no report to move.</w:t>
+        <w:t>Run every program from the lesson-3.9 folder. The paths .\python\working\inventory-report.txt and .\python\archive\inventory-report.txt are relative, so they start from the working directory; from any other folder, the program finds no report to move.</w:t>
       </w:r>
     </w:p>
     <w:p>
@@ -10725,7 +11392,7 @@
         <w:keepNext/>
       </w:pPr>
       <w:r>
-        <w:t>Test-Path .\working\inventory-report.txt</w:t>
+        <w:t>Test-Path .\python\working\inventory-report.txt</w:t>
       </w:r>
     </w:p>
     <w:p>
@@ -10743,33 +11410,33 @@
         <w:keepNext/>
       </w:pPr>
       <w:r>
-        <w:t>Test-Path .\working\inventory-report.txt</w:t>
-      </w:r>
-    </w:p>
-    <w:p>
-      <w:pPr>
-        <w:pStyle w:val="CommandBlock"/>
-        <w:keepNext/>
-      </w:pPr>
-      <w:r>
-        <w:t>Test-Path .\archive\inventory-report.txt</w:t>
-      </w:r>
-    </w:p>
-    <w:p>
-      <w:pPr>
-        <w:pStyle w:val="CommandBlock"/>
-        <w:keepNext/>
-      </w:pPr>
-      <w:r>
-        <w:t>Get-Content .\archive\inventory-report.txt</w:t>
-      </w:r>
-    </w:p>
-    <w:p>
-      <w:pPr>
-        <w:pStyle w:val="CommandBlock"/>
-      </w:pPr>
-      <w:r>
-        <w:t>Move-Item .\archive\inventory-report.txt working</w:t>
+        <w:t>Test-Path .\python\working\inventory-report.txt</w:t>
+      </w:r>
+    </w:p>
+    <w:p>
+      <w:pPr>
+        <w:pStyle w:val="CommandBlock"/>
+        <w:keepNext/>
+      </w:pPr>
+      <w:r>
+        <w:t>Test-Path .\python\archive\inventory-report.txt</w:t>
+      </w:r>
+    </w:p>
+    <w:p>
+      <w:pPr>
+        <w:pStyle w:val="CommandBlock"/>
+        <w:keepNext/>
+      </w:pPr>
+      <w:r>
+        <w:t>Get-Content .\python\archive\inventory-report.txt</w:t>
+      </w:r>
+    </w:p>
+    <w:p>
+      <w:pPr>
+        <w:pStyle w:val="CommandBlock"/>
+      </w:pPr>
+      <w:r>
+        <w:t>Move-Item .\python\archive\inventory-report.txt .\python\working</w:t>
       </w:r>
     </w:p>
     <w:p>
@@ -10790,21 +11457,21 @@
         <w:keepNext/>
       </w:pPr>
       <w:r>
-        <w:t>ls working archive lists what each of the two directories holds, under its name; cat shows the file.</w:t>
-      </w:r>
-    </w:p>
-    <w:p>
-      <w:pPr>
-        <w:keepNext/>
-      </w:pPr>
-    </w:p>
-    <w:p>
-      <w:pPr>
-        <w:pStyle w:val="CommandBlock"/>
-        <w:keepNext/>
-      </w:pPr>
-      <w:r>
-        <w:t>ls working archive</w:t>
+        <w:t>ls ./python/working ./python/archive lists what each of the two directories holds, under its name; cat shows the file.</w:t>
+      </w:r>
+    </w:p>
+    <w:p>
+      <w:pPr>
+        <w:keepNext/>
+      </w:pPr>
+    </w:p>
+    <w:p>
+      <w:pPr>
+        <w:pStyle w:val="CommandBlock"/>
+        <w:keepNext/>
+      </w:pPr>
+      <w:r>
+        <w:t>ls ./python/working ./python/archive</w:t>
       </w:r>
     </w:p>
     <w:p>
@@ -10822,24 +11489,24 @@
         <w:keepNext/>
       </w:pPr>
       <w:r>
-        <w:t>ls working archive</w:t>
-      </w:r>
-    </w:p>
-    <w:p>
-      <w:pPr>
-        <w:pStyle w:val="CommandBlock"/>
-        <w:keepNext/>
-      </w:pPr>
-      <w:r>
-        <w:t>cat ./archive/inventory-report.txt</w:t>
-      </w:r>
-    </w:p>
-    <w:p>
-      <w:pPr>
-        <w:pStyle w:val="CommandBlock"/>
-      </w:pPr>
-      <w:r>
-        <w:t>mv ./archive/inventory-report.txt working/</w:t>
+        <w:t>ls ./python/working ./python/archive</w:t>
+      </w:r>
+    </w:p>
+    <w:p>
+      <w:pPr>
+        <w:pStyle w:val="CommandBlock"/>
+        <w:keepNext/>
+      </w:pPr>
+      <w:r>
+        <w:t>cat ./python/archive/inventory-report.txt</w:t>
+      </w:r>
+    </w:p>
+    <w:p>
+      <w:pPr>
+        <w:pStyle w:val="CommandBlock"/>
+      </w:pPr>
+      <w:r>
+        <w:t>mv ./python/archive/inventory-report.txt ./python/working/</w:t>
       </w:r>
     </w:p>
     <w:p>
@@ -10875,7 +11542,7 @@
         <w:keepNext/>
       </w:pPr>
       <w:r>
-        <w:t>Moved inventory-report.txt from working to archive</w:t>
+        <w:t>Moved inventory-report.txt from python\working to python\archive</w:t>
       </w:r>
     </w:p>
     <w:p>
@@ -10884,7 +11551,7 @@
         <w:keepNext/>
       </w:pPr>
       <w:r>
-        <w:t>working has inventory-report.txt: no</w:t>
+        <w:t>python\working has inventory-report.txt: no</w:t>
       </w:r>
     </w:p>
     <w:p>
@@ -10893,7 +11560,7 @@
         <w:keepNext/>
       </w:pPr>
       <w:r>
-        <w:t>archive has inventory-report.txt: yes</w:t>
+        <w:t>python\archive has inventory-report.txt: yes</w:t>
       </w:r>
     </w:p>
     <w:p>
@@ -10947,7 +11614,10 @@
     </w:p>
     <w:p>
       <w:r>
-        <w:t>True, before the run: the report is in working. After the run, False and True: it is no longer in working, and it is in archive. There is still exactly one report, and Get-Content shows its three lines unchanged: a move changes where the file is listed, not what it holds. A copy would have left True for working as well, and two separate files. On Linux or macOS, the first ls shows the report under working: and nothing under archive:, and the second shows the opposite.</w:t>
+        <w:t>True, before the run: the report is in working. After the run, False and True: it is no longer in working, and it is in archive. There is still exactly one report, and Get-Content shows its three lines unchanged: a move changes where the file is listed, not what it holds. A copy would have left True for working as well, and two separate files. The directories in the printed lines start with python, the Python folder. On Linux or macOS, they use / in place of \; the first ls shows the report under ./python/w</w:t>
+      </w:r>
+      <w:r>
+        <w:t>orking: and nothing under ./python/archive:, and the second shows the opposite.</w:t>
       </w:r>
     </w:p>
     <w:p>
@@ -11223,15 +11893,31 @@
         <w:pStyle w:val="SourceCode"/>
       </w:pPr>
       <w:r>
-        <w:t xml:space="preserve">    working_directory = "working"</w:t>
-      </w:r>
-    </w:p>
-    <w:p>
-      <w:pPr>
-        <w:pStyle w:val="SourceCode"/>
-      </w:pPr>
-      <w:r>
-        <w:t xml:space="preserve">    archive_directory = "archive"</w:t>
+        <w:t xml:space="preserve">    # Both directories are inside the python folder, so the Python programs</w:t>
+      </w:r>
+    </w:p>
+    <w:p>
+      <w:pPr>
+        <w:pStyle w:val="SourceCode"/>
+      </w:pPr>
+      <w:r>
+        <w:t xml:space="preserve">    # move only their own report.</w:t>
+      </w:r>
+    </w:p>
+    <w:p>
+      <w:pPr>
+        <w:pStyle w:val="SourceCode"/>
+      </w:pPr>
+      <w:r>
+        <w:t xml:space="preserve">    working_directory = os.path.join("python", "working")</w:t>
+      </w:r>
+    </w:p>
+    <w:p>
+      <w:pPr>
+        <w:pStyle w:val="SourceCode"/>
+      </w:pPr>
+      <w:r>
+        <w:t xml:space="preserve">    archive_directory = os.path.join("python", "archive")</w:t>
       </w:r>
     </w:p>
     <w:p>
@@ -11444,7 +12130,7 @@
         <w:pStyle w:val="CommandBlock"/>
       </w:pPr>
       <w:r>
-        <w:t>Move-Item .\archive\inventory-report.txt working</w:t>
+        <w:t>Move-Item .\python\archive\inventory-report.txt .\python\working</w:t>
       </w:r>
     </w:p>
     <w:p>
@@ -11483,7 +12169,7 @@
         <w:pStyle w:val="CommandBlock"/>
       </w:pPr>
       <w:r>
-        <w:t>mv ./archive/inventory-report.txt working/</w:t>
+        <w:t>mv ./python/archive/inventory-report.txt ./python/working/</w:t>
       </w:r>
     </w:p>
     <w:p>
@@ -11518,7 +12204,7 @@
         <w:keepNext/>
       </w:pPr>
       <w:r>
-        <w:t>Moved inventory-report.txt from working to archive</w:t>
+        <w:t>Moved inventory-report.txt from python\working to python\archive</w:t>
       </w:r>
     </w:p>
     <w:p>
@@ -11527,7 +12213,7 @@
         <w:keepNext/>
       </w:pPr>
       <w:r>
-        <w:t>working has inventory-report.txt: no</w:t>
+        <w:t>python\working has inventory-report.txt: no</w:t>
       </w:r>
     </w:p>
     <w:p>
@@ -11535,7 +12221,7 @@
         <w:pStyle w:val="RequiredOutput"/>
       </w:pPr>
       <w:r>
-        <w:t>archive has inventory-report.txt: yes</w:t>
+        <w:t>python\archive has inventory-report.txt: yes</w:t>
       </w:r>
     </w:p>
     <w:p>
@@ -11556,7 +12242,7 @@
         <w:pStyle w:val="ListBullet"/>
       </w:pPr>
       <w:r>
-        <w:t>Exit code 0 proves the move succeeded. The Move-Item line then put the report back in working.</w:t>
+        <w:t>Exit code 0 proves the move succeeded. The Move-Item line then put the report back in .\python\working.</w:t>
       </w:r>
     </w:p>
     <w:p>
@@ -11572,7 +12258,7 @@
         <w:pStyle w:val="ListBullet"/>
       </w:pPr>
       <w:r>
-        <w:t>Run every program from the lesson-3.9 folder. The paths .\working\inventory-report.txt and .\archive\inventory-report.txt are relative, so they start from the working directory; from any other folder, the program finds no report to move.</w:t>
+        <w:t>Run every program from the lesson-3.9 folder. The paths .\python\working\inventory-report.txt and .\python\archive\inventory-report.txt are relative, so they start from the working directory; from any other folder, the program finds no report to move.</w:t>
       </w:r>
     </w:p>
     <w:p>
@@ -11601,21 +12287,21 @@
         <w:keepNext/>
       </w:pPr>
       <w:r>
-        <w:t>A move must never replace a file already at the destination. Here, Set-Content puts the line old-report into .\archive\inventory-report.txt, so the name is taken. The program runs, $LASTEXITCODE shows its exit code, Get-Content shows what archive's file holds, Test-Path checks the report in working, and Remove-Item deletes the one file old-report was written into, by its exact name.</w:t>
-      </w:r>
-    </w:p>
-    <w:p>
-      <w:pPr>
-        <w:keepNext/>
-      </w:pPr>
-    </w:p>
-    <w:p>
-      <w:pPr>
-        <w:pStyle w:val="CommandBlock"/>
-        <w:keepNext/>
-      </w:pPr>
-      <w:r>
-        <w:t>Set-Content .\archive\inventory-report.txt old-report</w:t>
+        <w:t>A move must never replace a file already at the destination. Here, Set-Content puts the line old-report into .\python\archive\inventory-report.txt, so the name is taken. The program runs, $LASTEXITCODE shows its exit code, Get-Content shows what archive's file holds, Test-Path checks the report in working, and Remove-Item deletes the one file old-report was written into, by its exact name.</w:t>
+      </w:r>
+    </w:p>
+    <w:p>
+      <w:pPr>
+        <w:keepNext/>
+      </w:pPr>
+    </w:p>
+    <w:p>
+      <w:pPr>
+        <w:pStyle w:val="CommandBlock"/>
+        <w:keepNext/>
+      </w:pPr>
+      <w:r>
+        <w:t>Set-Content .\python\archive\inventory-report.txt old-report</w:t>
       </w:r>
     </w:p>
     <w:p>
@@ -11642,24 +12328,24 @@
         <w:keepNext/>
       </w:pPr>
       <w:r>
-        <w:t>Get-Content .\archive\inventory-report.txt</w:t>
-      </w:r>
-    </w:p>
-    <w:p>
-      <w:pPr>
-        <w:pStyle w:val="CommandBlock"/>
-        <w:keepNext/>
-      </w:pPr>
-      <w:r>
-        <w:t>Test-Path .\working\inventory-report.txt</w:t>
-      </w:r>
-    </w:p>
-    <w:p>
-      <w:pPr>
-        <w:pStyle w:val="CommandBlock"/>
-      </w:pPr>
-      <w:r>
-        <w:t>Remove-Item .\archive\inventory-report.txt</w:t>
+        <w:t>Get-Content .\python\archive\inventory-report.txt</w:t>
+      </w:r>
+    </w:p>
+    <w:p>
+      <w:pPr>
+        <w:pStyle w:val="CommandBlock"/>
+        <w:keepNext/>
+      </w:pPr>
+      <w:r>
+        <w:t>Test-Path .\python\working\inventory-report.txt</w:t>
+      </w:r>
+    </w:p>
+    <w:p>
+      <w:pPr>
+        <w:pStyle w:val="CommandBlock"/>
+      </w:pPr>
+      <w:r>
+        <w:t>Remove-Item .\python\archive\inventory-report.txt</w:t>
       </w:r>
     </w:p>
     <w:p>
@@ -11694,7 +12380,7 @@
         <w:keepNext/>
       </w:pPr>
       <w:r>
-        <w:t>echo old-report &gt; ./archive/inventory-report.txt</w:t>
+        <w:t>echo old-report &gt; ./python/archive/inventory-report.txt</w:t>
       </w:r>
     </w:p>
     <w:p>
@@ -11721,24 +12407,24 @@
         <w:keepNext/>
       </w:pPr>
       <w:r>
-        <w:t>cat ./archive/inventory-report.txt</w:t>
-      </w:r>
-    </w:p>
-    <w:p>
-      <w:pPr>
-        <w:pStyle w:val="CommandBlock"/>
-        <w:keepNext/>
-      </w:pPr>
-      <w:r>
-        <w:t>ls working</w:t>
-      </w:r>
-    </w:p>
-    <w:p>
-      <w:pPr>
-        <w:pStyle w:val="CommandBlock"/>
-      </w:pPr>
-      <w:r>
-        <w:t>rm ./archive/inventory-report.txt</w:t>
+        <w:t>cat ./python/archive/inventory-report.txt</w:t>
+      </w:r>
+    </w:p>
+    <w:p>
+      <w:pPr>
+        <w:pStyle w:val="CommandBlock"/>
+        <w:keepNext/>
+      </w:pPr>
+      <w:r>
+        <w:t>ls ./python/working</w:t>
+      </w:r>
+    </w:p>
+    <w:p>
+      <w:pPr>
+        <w:pStyle w:val="CommandBlock"/>
+      </w:pPr>
+      <w:r>
+        <w:t>rm ./python/archive/inventory-report.txt</w:t>
       </w:r>
     </w:p>
     <w:p>
@@ -11764,20 +12450,17 @@
         <w:pStyle w:val="RequiredOutput"/>
       </w:pPr>
       <w:r>
-        <w:t>Error: archive\inventory-report.txt already exists; nothing was moved</w:t>
-      </w:r>
-    </w:p>
-    <w:p>
-      <w:pPr>
-        <w:keepNext/>
-      </w:pPr>
-    </w:p>
-    <w:p>
-      <w:r>
-        <w:t>On Linux or macOS, the path in it reads archive/inventory-report.txt. Then $LASTEXITCODE prints 1 (echo $? on Linux or macOS), Get-Content prints old-report, and Test-Path prints True: the program checked first and stopped, so archive's file was not replaced and the report never left working. The program printed no Moved line, because it moves first and prints only after the move has succeeded. Without the check, Python's move call would have replaced old-report on Linux and macOS, and refused the move on W</w:t>
-      </w:r>
-      <w:r>
-        <w:t>indows.</w:t>
+        <w:t>Error: python\archive\inventory-report.txt already exists; nothing was moved</w:t>
+      </w:r>
+    </w:p>
+    <w:p>
+      <w:pPr>
+        <w:keepNext/>
+      </w:pPr>
+    </w:p>
+    <w:p>
+      <w:r>
+        <w:t>On Linux or macOS, its path uses / in place of \. Then $LASTEXITCODE prints 1 (echo $? on Linux or macOS), Get-Content prints old-report, and Test-Path prints True: the program checked first and stopped, so archive's file was not replaced and the report never left working. The program printed no Moved line, because it moves first and prints only after the move has succeeded. Without the check, Python's move call would have replaced old-report on Linux and macOS, and refused the move on Windows.</w:t>
       </w:r>
     </w:p>
     <w:p>
@@ -11975,23 +12658,47 @@
         <w:pStyle w:val="SourceCode"/>
       </w:pPr>
       <w:r>
-        <w:t xml:space="preserve">    // The completed report, and the two directories you created in</w:t>
-      </w:r>
-    </w:p>
-    <w:p>
-      <w:pPr>
-        <w:pStyle w:val="SourceCode"/>
-      </w:pPr>
-      <w:r>
-        <w:t xml:space="preserve">    // Project Setup. Remember, a relative path starts from the working</w:t>
-      </w:r>
-    </w:p>
-    <w:p>
-      <w:pPr>
-        <w:pStyle w:val="SourceCode"/>
-      </w:pPr>
-      <w:r>
-        <w:t xml:space="preserve">    // directory, so both directories are inside the lesson-3.9 folder.</w:t>
+        <w:t xml:space="preserve">    // The completed report, and the two directories you created in Project</w:t>
+      </w:r>
+    </w:p>
+    <w:p>
+      <w:pPr>
+        <w:pStyle w:val="SourceCode"/>
+      </w:pPr>
+      <w:r>
+        <w:t xml:space="preserve">    // Setup inside the typescript folder, so the TypeScript programs move</w:t>
+      </w:r>
+    </w:p>
+    <w:p>
+      <w:pPr>
+        <w:pStyle w:val="SourceCode"/>
+      </w:pPr>
+      <w:r>
+        <w:t xml:space="preserve">    // only their own report. Remember, a relative path starts from the</w:t>
+      </w:r>
+    </w:p>
+    <w:p>
+      <w:pPr>
+        <w:pStyle w:val="SourceCode"/>
+      </w:pPr>
+      <w:r>
+        <w:t xml:space="preserve">    // working directory, the lesson-3.9 folder you run from. Remember, join</w:t>
+      </w:r>
+    </w:p>
+    <w:p>
+      <w:pPr>
+        <w:pStyle w:val="SourceCode"/>
+      </w:pPr>
+      <w:r>
+        <w:t xml:space="preserve">    // puts the system's separator between the parts: typescript\working on</w:t>
+      </w:r>
+    </w:p>
+    <w:p>
+      <w:pPr>
+        <w:pStyle w:val="SourceCode"/>
+      </w:pPr>
+      <w:r>
+        <w:t xml:space="preserve">    // Windows and typescript/working on Linux and macOS.</w:t>
       </w:r>
     </w:p>
     <w:p>
@@ -12007,52 +12714,44 @@
         <w:pStyle w:val="SourceCode"/>
       </w:pPr>
       <w:r>
-        <w:t xml:space="preserve">    const workingDirectory: string = "working";</w:t>
-      </w:r>
-    </w:p>
-    <w:p>
-      <w:pPr>
-        <w:pStyle w:val="SourceCode"/>
-      </w:pPr>
-      <w:r>
-        <w:t xml:space="preserve">    const archiveDirectory: string = "archive";</w:t>
-      </w:r>
-    </w:p>
-    <w:p>
-      <w:pPr>
-        <w:pStyle w:val="SourceCode"/>
-      </w:pPr>
-    </w:p>
-    <w:p>
-      <w:pPr>
-        <w:pStyle w:val="SourceCode"/>
-      </w:pPr>
-      <w:r>
-        <w:t xml:space="preserve">    // The report's path in each directory: working\inventory-report.txt,</w:t>
-      </w:r>
-    </w:p>
-    <w:p>
-      <w:pPr>
-        <w:pStyle w:val="SourceCode"/>
-      </w:pPr>
-      <w:r>
-        <w:t xml:space="preserve">    // where it is now, and archive\inventory-report.txt, where it goes.</w:t>
-      </w:r>
-    </w:p>
-    <w:p>
-      <w:pPr>
-        <w:pStyle w:val="SourceCode"/>
-      </w:pPr>
-      <w:r>
-        <w:t xml:space="preserve">    // Remember, join puts the system's separator between the parts, \ on</w:t>
-      </w:r>
-    </w:p>
-    <w:p>
-      <w:pPr>
-        <w:pStyle w:val="SourceCode"/>
-      </w:pPr>
-      <w:r>
-        <w:t xml:space="preserve">    // Windows and / on Linux and macOS.</w:t>
+        <w:t xml:space="preserve">    const workingDirectory: string = join("typescript", "working");</w:t>
+      </w:r>
+    </w:p>
+    <w:p>
+      <w:pPr>
+        <w:pStyle w:val="SourceCode"/>
+      </w:pPr>
+      <w:r>
+        <w:t xml:space="preserve">    const archiveDirectory: string = join("typescript", "archive");</w:t>
+      </w:r>
+    </w:p>
+    <w:p>
+      <w:pPr>
+        <w:pStyle w:val="SourceCode"/>
+      </w:pPr>
+    </w:p>
+    <w:p>
+      <w:pPr>
+        <w:pStyle w:val="SourceCode"/>
+      </w:pPr>
+      <w:r>
+        <w:t xml:space="preserve">    // The report's path in each directory:</w:t>
+      </w:r>
+    </w:p>
+    <w:p>
+      <w:pPr>
+        <w:pStyle w:val="SourceCode"/>
+      </w:pPr>
+      <w:r>
+        <w:t xml:space="preserve">    // typescript\working\inventory-report.txt, where it is now, and</w:t>
+      </w:r>
+    </w:p>
+    <w:p>
+      <w:pPr>
+        <w:pStyle w:val="SourceCode"/>
+      </w:pPr>
+      <w:r>
+        <w:t xml:space="preserve">    // typescript\archive\inventory-report.txt, where it goes.</w:t>
       </w:r>
     </w:p>
     <w:p>
@@ -12400,7 +13099,7 @@
         <w:keepNext/>
       </w:pPr>
       <w:r>
-        <w:t>Run the program once from the lesson-3.9 folder. The last line, Move-Item .\archive\inventory-report.txt working (mv ./archive/inventory-report.txt working/ on Linux or macOS), is the shell's own move command. It puts the report back in working, so the next run, and the next language, find it there again.</w:t>
+        <w:t>Run the program once from the lesson-3.9 folder. The last line, Move-Item .\typescript\archive\inventory-report.txt .\typescript\working (mv ./typescript/archive/inventory-report.txt ./typescript/working/ on Linux or macOS), is the shell's own move command. It puts the report back in .\typescript\working, so the next run finds it there again.</w:t>
       </w:r>
     </w:p>
     <w:p>
@@ -12440,7 +13139,7 @@
         <w:pStyle w:val="CommandBlock"/>
       </w:pPr>
       <w:r>
-        <w:t>Move-Item .\archive\inventory-report.txt working</w:t>
+        <w:t>Move-Item .\typescript\archive\inventory-report.txt .\typescript\working</w:t>
       </w:r>
     </w:p>
     <w:p>
@@ -12488,7 +13187,7 @@
         <w:pStyle w:val="CommandBlock"/>
       </w:pPr>
       <w:r>
-        <w:t>mv ./archive/inventory-report.txt working/</w:t>
+        <w:t>mv ./typescript/archive/inventory-report.txt ./typescript/working/</w:t>
       </w:r>
     </w:p>
     <w:p>
@@ -12523,7 +13222,7 @@
         <w:keepNext/>
       </w:pPr>
       <w:r>
-        <w:t>Moved inventory-report.txt from working to archive</w:t>
+        <w:t>Moved inventory-report.txt from typescript\working to typescript\archive</w:t>
       </w:r>
     </w:p>
     <w:p>
@@ -12532,7 +13231,7 @@
         <w:keepNext/>
       </w:pPr>
       <w:r>
-        <w:t>working has inventory-report.txt: no</w:t>
+        <w:t>typescript\working has inventory-report.txt: no</w:t>
       </w:r>
     </w:p>
     <w:p>
@@ -12540,7 +13239,7 @@
         <w:pStyle w:val="RequiredOutput"/>
       </w:pPr>
       <w:r>
-        <w:t>archive has inventory-report.txt: yes</w:t>
+        <w:t>typescript\archive has inventory-report.txt: yes</w:t>
       </w:r>
     </w:p>
     <w:p>
@@ -12553,7 +13252,7 @@
         <w:pStyle w:val="ListBullet"/>
       </w:pPr>
       <w:r>
-        <w:t>Moved inventory-report.txt from working to archive is printed after the move.</w:t>
+        <w:t>The Moved line is printed after the move.</w:t>
       </w:r>
     </w:p>
     <w:p>
@@ -12561,7 +13260,7 @@
         <w:pStyle w:val="ListBullet"/>
       </w:pPr>
       <w:r>
-        <w:t>working has inventory-report.txt: no proves the report left working.</w:t>
+        <w:t>The line for .\typescript\working ends in no: the report left working.</w:t>
       </w:r>
     </w:p>
     <w:p>
@@ -12569,7 +13268,7 @@
         <w:pStyle w:val="ListBullet"/>
       </w:pPr>
       <w:r>
-        <w:t>archive has inventory-report.txt: yes proves it arrived in archive. One report, in a new place: that is a move. A copy (Lesson 3.8) would print yes on both lines.</w:t>
+        <w:t>The line for .\typescript\archive ends in yes: it arrived in archive. One report, in a new place: that is a move. A copy (Lesson 3.8) would print yes on both lines.</w:t>
       </w:r>
     </w:p>
     <w:p>
@@ -12577,7 +13276,7 @@
         <w:pStyle w:val="ListBullet"/>
       </w:pPr>
       <w:r>
-        <w:t>If the program prints Error: archive\inventory-report.txt already exists; nothing was moved, the report is still in archive from an earlier run. Run Move-Item .\archive\inventory-report.txt working and run the program again.</w:t>
+        <w:t>If the program prints an Error line that ends in already exists; nothing was moved, the report is still in archive from an earlier run. Run Move-Item .\typescript\archive\inventory-report.txt .\typescript\working and run the program again.</w:t>
       </w:r>
     </w:p>
     <w:p>
@@ -12585,7 +13284,7 @@
         <w:pStyle w:val="ListBullet"/>
       </w:pPr>
       <w:r>
-        <w:t>If the program stops with Error: ENOENT: no such file or directory, rename, followed by two full paths, .\working\inventory-report.txt is missing. ENOENT means error, no entry. Save the report in working (Project Setup) and run again.</w:t>
+        <w:t>If the program stops with Error: ENOENT: no such file or directory, rename, followed by two full paths, .\typescript\working\inventory-report.txt is missing. ENOENT means error, no entry. Save the report in .\typescript\working (Project Setup) and run again.</w:t>
       </w:r>
     </w:p>
     <w:p>
@@ -12593,7 +13292,7 @@
         <w:pStyle w:val="ListBullet"/>
       </w:pPr>
       <w:r>
-        <w:t>Run every program from the lesson-3.9 folder. The paths .\working\inventory-report.txt and .\archive\inventory-report.txt are relative, so they start from the working directory; from any other folder, the program finds no report to move.</w:t>
+        <w:t>Run every program from the lesson-3.9 folder. The paths .\typescript\working\inventory-report.txt and .\typescript\archive\inventory-report.txt are relative, so they start from the working directory; from any other folder, the program finds no report to move.</w:t>
       </w:r>
     </w:p>
     <w:p>
@@ -12636,7 +13335,7 @@
         <w:keepNext/>
       </w:pPr>
       <w:r>
-        <w:t>Test-Path .\working\inventory-report.txt</w:t>
+        <w:t>Test-Path .\typescript\working\inventory-report.txt</w:t>
       </w:r>
     </w:p>
     <w:p>
@@ -12654,33 +13353,33 @@
         <w:keepNext/>
       </w:pPr>
       <w:r>
-        <w:t>Test-Path .\working\inventory-report.txt</w:t>
-      </w:r>
-    </w:p>
-    <w:p>
-      <w:pPr>
-        <w:pStyle w:val="CommandBlock"/>
-        <w:keepNext/>
-      </w:pPr>
-      <w:r>
-        <w:t>Test-Path .\archive\inventory-report.txt</w:t>
-      </w:r>
-    </w:p>
-    <w:p>
-      <w:pPr>
-        <w:pStyle w:val="CommandBlock"/>
-        <w:keepNext/>
-      </w:pPr>
-      <w:r>
-        <w:t>Get-Content .\archive\inventory-report.txt</w:t>
-      </w:r>
-    </w:p>
-    <w:p>
-      <w:pPr>
-        <w:pStyle w:val="CommandBlock"/>
-      </w:pPr>
-      <w:r>
-        <w:t>Move-Item .\archive\inventory-report.txt working</w:t>
+        <w:t>Test-Path .\typescript\working\inventory-report.txt</w:t>
+      </w:r>
+    </w:p>
+    <w:p>
+      <w:pPr>
+        <w:pStyle w:val="CommandBlock"/>
+        <w:keepNext/>
+      </w:pPr>
+      <w:r>
+        <w:t>Test-Path .\typescript\archive\inventory-report.txt</w:t>
+      </w:r>
+    </w:p>
+    <w:p>
+      <w:pPr>
+        <w:pStyle w:val="CommandBlock"/>
+        <w:keepNext/>
+      </w:pPr>
+      <w:r>
+        <w:t>Get-Content .\typescript\archive\inventory-report.txt</w:t>
+      </w:r>
+    </w:p>
+    <w:p>
+      <w:pPr>
+        <w:pStyle w:val="CommandBlock"/>
+      </w:pPr>
+      <w:r>
+        <w:t>Move-Item .\typescript\archive\inventory-report.txt .\typescript\working</w:t>
       </w:r>
     </w:p>
     <w:p>
@@ -12701,21 +13400,21 @@
         <w:keepNext/>
       </w:pPr>
       <w:r>
-        <w:t>ls working archive lists what each of the two directories holds, under its name; cat shows the file.</w:t>
-      </w:r>
-    </w:p>
-    <w:p>
-      <w:pPr>
-        <w:keepNext/>
-      </w:pPr>
-    </w:p>
-    <w:p>
-      <w:pPr>
-        <w:pStyle w:val="CommandBlock"/>
-        <w:keepNext/>
-      </w:pPr>
-      <w:r>
-        <w:t>ls working archive</w:t>
+        <w:t>ls ./typescript/working ./typescript/archive lists what each of the two directories holds, under its name; cat shows the file.</w:t>
+      </w:r>
+    </w:p>
+    <w:p>
+      <w:pPr>
+        <w:keepNext/>
+      </w:pPr>
+    </w:p>
+    <w:p>
+      <w:pPr>
+        <w:pStyle w:val="CommandBlock"/>
+        <w:keepNext/>
+      </w:pPr>
+      <w:r>
+        <w:t>ls ./typescript/working ./typescript/archive</w:t>
       </w:r>
     </w:p>
     <w:p>
@@ -12733,24 +13432,24 @@
         <w:keepNext/>
       </w:pPr>
       <w:r>
-        <w:t>ls working archive</w:t>
-      </w:r>
-    </w:p>
-    <w:p>
-      <w:pPr>
-        <w:pStyle w:val="CommandBlock"/>
-        <w:keepNext/>
-      </w:pPr>
-      <w:r>
-        <w:t>cat ./archive/inventory-report.txt</w:t>
-      </w:r>
-    </w:p>
-    <w:p>
-      <w:pPr>
-        <w:pStyle w:val="CommandBlock"/>
-      </w:pPr>
-      <w:r>
-        <w:t>mv ./archive/inventory-report.txt working/</w:t>
+        <w:t>ls ./typescript/working ./typescript/archive</w:t>
+      </w:r>
+    </w:p>
+    <w:p>
+      <w:pPr>
+        <w:pStyle w:val="CommandBlock"/>
+        <w:keepNext/>
+      </w:pPr>
+      <w:r>
+        <w:t>cat ./typescript/archive/inventory-report.txt</w:t>
+      </w:r>
+    </w:p>
+    <w:p>
+      <w:pPr>
+        <w:pStyle w:val="CommandBlock"/>
+      </w:pPr>
+      <w:r>
+        <w:t>mv ./typescript/archive/inventory-report.txt ./typescript/working/</w:t>
       </w:r>
     </w:p>
     <w:p>
@@ -12786,7 +13485,7 @@
         <w:keepNext/>
       </w:pPr>
       <w:r>
-        <w:t>Moved inventory-report.txt from working to archive</w:t>
+        <w:t>Moved inventory-report.txt from typescript\working to typescript\archive</w:t>
       </w:r>
     </w:p>
     <w:p>
@@ -12795,7 +13494,7 @@
         <w:keepNext/>
       </w:pPr>
       <w:r>
-        <w:t>working has inventory-report.txt: no</w:t>
+        <w:t>typescript\working has inventory-report.txt: no</w:t>
       </w:r>
     </w:p>
     <w:p>
@@ -12804,7 +13503,7 @@
         <w:keepNext/>
       </w:pPr>
       <w:r>
-        <w:t>archive has inventory-report.txt: yes</w:t>
+        <w:t>typescript\archive has inventory-report.txt: yes</w:t>
       </w:r>
     </w:p>
     <w:p>
@@ -12858,7 +13557,10 @@
     </w:p>
     <w:p>
       <w:r>
-        <w:t>True, before the run: the report is in working. After the run, False and True: it is no longer in working, and it is in archive. There is still exactly one report, and Get-Content shows its three lines unchanged: a move changes where the file is listed, not what it holds. A copy would have left True for working as well, and two separate files. On Linux or macOS, the first ls shows the report under working: and nothing under archive:, and the second shows the opposite.</w:t>
+        <w:t>True, before the run: the report is in working. After the run, False and True: it is no longer in working, and it is in archive. There is still exactly one report, and Get-Content shows its three lines unchanged: a move changes where the file is listed, not what it holds. A copy would have left True for working as well, and two separate files. The directories in the printed lines start with typescript, the TypeScript folder. On Linux or macOS, they use / in place of \; the first ls shows the report under ./</w:t>
+      </w:r>
+      <w:r>
+        <w:t>typescript/working: and nothing under ./typescript/archive:, and the second shows the opposite.</w:t>
       </w:r>
     </w:p>
     <w:p>
@@ -13151,15 +13853,31 @@
         <w:pStyle w:val="SourceCode"/>
       </w:pPr>
       <w:r>
-        <w:t xml:space="preserve">    const workingDirectory: string = "working";</w:t>
-      </w:r>
-    </w:p>
-    <w:p>
-      <w:pPr>
-        <w:pStyle w:val="SourceCode"/>
-      </w:pPr>
-      <w:r>
-        <w:t xml:space="preserve">    const archiveDirectory: string = "archive";</w:t>
+        <w:t xml:space="preserve">    // Both directories are inside the typescript folder, so the TypeScript</w:t>
+      </w:r>
+    </w:p>
+    <w:p>
+      <w:pPr>
+        <w:pStyle w:val="SourceCode"/>
+      </w:pPr>
+      <w:r>
+        <w:t xml:space="preserve">    // programs move only their own report.</w:t>
+      </w:r>
+    </w:p>
+    <w:p>
+      <w:pPr>
+        <w:pStyle w:val="SourceCode"/>
+      </w:pPr>
+      <w:r>
+        <w:t xml:space="preserve">    const workingDirectory: string = join("typescript", "working");</w:t>
+      </w:r>
+    </w:p>
+    <w:p>
+      <w:pPr>
+        <w:pStyle w:val="SourceCode"/>
+      </w:pPr>
+      <w:r>
+        <w:t xml:space="preserve">    const archiveDirectory: string = join("typescript", "archive");</w:t>
       </w:r>
     </w:p>
     <w:p>
@@ -13410,7 +14128,7 @@
         <w:pStyle w:val="CommandBlock"/>
       </w:pPr>
       <w:r>
-        <w:t>Move-Item .\archive\inventory-report.txt working</w:t>
+        <w:t>Move-Item .\typescript\archive\inventory-report.txt .\typescript\working</w:t>
       </w:r>
     </w:p>
     <w:p>
@@ -13467,7 +14185,7 @@
         <w:pStyle w:val="CommandBlock"/>
       </w:pPr>
       <w:r>
-        <w:t>mv ./archive/inventory-report.txt working/</w:t>
+        <w:t>mv ./typescript/archive/inventory-report.txt ./typescript/working/</w:t>
       </w:r>
     </w:p>
     <w:p>
@@ -13502,7 +14220,7 @@
         <w:keepNext/>
       </w:pPr>
       <w:r>
-        <w:t>Moved inventory-report.txt from working to archive</w:t>
+        <w:t>Moved inventory-report.txt from typescript\working to typescript\archive</w:t>
       </w:r>
     </w:p>
     <w:p>
@@ -13511,7 +14229,7 @@
         <w:keepNext/>
       </w:pPr>
       <w:r>
-        <w:t>working has inventory-report.txt: no</w:t>
+        <w:t>typescript\working has inventory-report.txt: no</w:t>
       </w:r>
     </w:p>
     <w:p>
@@ -13519,7 +14237,7 @@
         <w:pStyle w:val="RequiredOutput"/>
       </w:pPr>
       <w:r>
-        <w:t>archive has inventory-report.txt: yes</w:t>
+        <w:t>typescript\archive has inventory-report.txt: yes</w:t>
       </w:r>
     </w:p>
     <w:p>
@@ -13540,7 +14258,7 @@
         <w:pStyle w:val="ListBullet"/>
       </w:pPr>
       <w:r>
-        <w:t>Exit code 0 proves the move succeeded. The Move-Item line then put the report back in working.</w:t>
+        <w:t>Exit code 0 proves the move succeeded. The Move-Item line then put the report back in .\typescript\working.</w:t>
       </w:r>
     </w:p>
     <w:p>
@@ -13556,7 +14274,7 @@
         <w:pStyle w:val="ListBullet"/>
       </w:pPr>
       <w:r>
-        <w:t>Run every program from the lesson-3.9 folder. The paths .\working\inventory-report.txt and .\archive\inventory-report.txt are relative, so they start from the working directory; from any other folder, the program finds no report to move.</w:t>
+        <w:t>Run every program from the lesson-3.9 folder. The paths .\typescript\working\inventory-report.txt and .\typescript\archive\inventory-report.txt are relative, so they start from the working directory; from any other folder, the program finds no report to move.</w:t>
       </w:r>
     </w:p>
     <w:p>
@@ -13585,21 +14303,21 @@
         <w:keepNext/>
       </w:pPr>
       <w:r>
-        <w:t>A move must never replace a file already at the destination. Here, Set-Content puts the line old-report into .\archive\inventory-report.txt, so the name is taken. The program runs, $LASTEXITCODE shows its exit code, Get-Content shows what archive's file holds, Test-Path checks the report in working, and Remove-Item deletes the one file old-report was written into, by its exact name.</w:t>
-      </w:r>
-    </w:p>
-    <w:p>
-      <w:pPr>
-        <w:keepNext/>
-      </w:pPr>
-    </w:p>
-    <w:p>
-      <w:pPr>
-        <w:pStyle w:val="CommandBlock"/>
-        <w:keepNext/>
-      </w:pPr>
-      <w:r>
-        <w:t>Set-Content .\archive\inventory-report.txt old-report</w:t>
+        <w:t>A move must never replace a file already at the destination. Here, Set-Content puts the line old-report into .\typescript\archive\inventory-report.txt, so the name is taken. The program runs, $LASTEXITCODE shows its exit code, Get-Content shows what archive's file holds, Test-Path checks the report in working, and Remove-Item deletes the one file old-report was written into, by its exact name.</w:t>
+      </w:r>
+    </w:p>
+    <w:p>
+      <w:pPr>
+        <w:keepNext/>
+      </w:pPr>
+    </w:p>
+    <w:p>
+      <w:pPr>
+        <w:pStyle w:val="CommandBlock"/>
+        <w:keepNext/>
+      </w:pPr>
+      <w:r>
+        <w:t>Set-Content .\typescript\archive\inventory-report.txt old-report</w:t>
       </w:r>
     </w:p>
     <w:p>
@@ -13626,24 +14344,24 @@
         <w:keepNext/>
       </w:pPr>
       <w:r>
-        <w:t>Get-Content .\archive\inventory-report.txt</w:t>
-      </w:r>
-    </w:p>
-    <w:p>
-      <w:pPr>
-        <w:pStyle w:val="CommandBlock"/>
-        <w:keepNext/>
-      </w:pPr>
-      <w:r>
-        <w:t>Test-Path .\working\inventory-report.txt</w:t>
-      </w:r>
-    </w:p>
-    <w:p>
-      <w:pPr>
-        <w:pStyle w:val="CommandBlock"/>
-      </w:pPr>
-      <w:r>
-        <w:t>Remove-Item .\archive\inventory-report.txt</w:t>
+        <w:t>Get-Content .\typescript\archive\inventory-report.txt</w:t>
+      </w:r>
+    </w:p>
+    <w:p>
+      <w:pPr>
+        <w:pStyle w:val="CommandBlock"/>
+        <w:keepNext/>
+      </w:pPr>
+      <w:r>
+        <w:t>Test-Path .\typescript\working\inventory-report.txt</w:t>
+      </w:r>
+    </w:p>
+    <w:p>
+      <w:pPr>
+        <w:pStyle w:val="CommandBlock"/>
+      </w:pPr>
+      <w:r>
+        <w:t>Remove-Item .\typescript\archive\inventory-report.txt</w:t>
       </w:r>
     </w:p>
     <w:p>
@@ -13678,7 +14396,7 @@
         <w:keepNext/>
       </w:pPr>
       <w:r>
-        <w:t>echo old-report &gt; ./archive/inventory-report.txt</w:t>
+        <w:t>echo old-report &gt; ./typescript/archive/inventory-report.txt</w:t>
       </w:r>
     </w:p>
     <w:p>
@@ -13705,24 +14423,24 @@
         <w:keepNext/>
       </w:pPr>
       <w:r>
-        <w:t>cat ./archive/inventory-report.txt</w:t>
-      </w:r>
-    </w:p>
-    <w:p>
-      <w:pPr>
-        <w:pStyle w:val="CommandBlock"/>
-        <w:keepNext/>
-      </w:pPr>
-      <w:r>
-        <w:t>ls working</w:t>
-      </w:r>
-    </w:p>
-    <w:p>
-      <w:pPr>
-        <w:pStyle w:val="CommandBlock"/>
-      </w:pPr>
-      <w:r>
-        <w:t>rm ./archive/inventory-report.txt</w:t>
+        <w:t>cat ./typescript/archive/inventory-report.txt</w:t>
+      </w:r>
+    </w:p>
+    <w:p>
+      <w:pPr>
+        <w:pStyle w:val="CommandBlock"/>
+        <w:keepNext/>
+      </w:pPr>
+      <w:r>
+        <w:t>ls ./typescript/working</w:t>
+      </w:r>
+    </w:p>
+    <w:p>
+      <w:pPr>
+        <w:pStyle w:val="CommandBlock"/>
+      </w:pPr>
+      <w:r>
+        <w:t>rm ./typescript/archive/inventory-report.txt</w:t>
       </w:r>
     </w:p>
     <w:p>
@@ -13748,17 +14466,17 @@
         <w:pStyle w:val="RequiredOutput"/>
       </w:pPr>
       <w:r>
-        <w:t>Error: archive\inventory-report.txt already exists; nothing was moved</w:t>
-      </w:r>
-    </w:p>
-    <w:p>
-      <w:pPr>
-        <w:keepNext/>
-      </w:pPr>
-    </w:p>
-    <w:p>
-      <w:r>
-        <w:t>On Linux or macOS, the path in it reads archive/inventory-report.txt. Then $LASTEXITCODE prints 1 (echo $? on Linux or macOS), Get-Content prints old-report, and Test-Path prints True: the program checked first and stopped, so archive's file was not replaced and the report never left working. The program printed no Moved line, because it moves first and prints only after the move has succeeded. Without the check, TypeScript's move call would have replaced old-report without a word.</w:t>
+        <w:t>Error: typescript\archive\inventory-report.txt already exists; nothing was moved</w:t>
+      </w:r>
+    </w:p>
+    <w:p>
+      <w:pPr>
+        <w:keepNext/>
+      </w:pPr>
+    </w:p>
+    <w:p>
+      <w:r>
+        <w:t>On Linux or macOS, its path uses / in place of \. Then $LASTEXITCODE prints 1 (echo $? on Linux or macOS), Get-Content prints old-report, and Test-Path prints True: the program checked first and stopped, so archive's file was not replaced and the report never left working. The program printed no Moved line, because it moves first and prints only after the move has succeeded. Without the check, TypeScript's move call would have replaced old-report without a word.</w:t>
       </w:r>
     </w:p>
     <w:p>
@@ -14235,7 +14953,7 @@
         <w:pStyle w:val="ListBullet"/>
       </w:pPr>
       <w:r>
-        <w:t>Run every program from the lesson-3.9 folder, with the report in working and archive empty.</w:t>
+        <w:t>Run every program from the lesson-3.9 folder, with its language's report in its working directory and its archive directory empty.</w:t>
       </w:r>
     </w:p>
     <w:p>
@@ -14267,7 +14985,7 @@
         <w:pStyle w:val="ListBullet"/>
       </w:pPr>
       <w:r>
-        <w:t>After every check, the report is back in working and archive is empty.</w:t>
+        <w:t>After every check, the report is back in its working directory and its archive directory is empty.</w:t>
       </w:r>
     </w:p>
     <w:p>
@@ -14316,7 +15034,7 @@
         <w:keepNext/>
       </w:pPr>
       <w:r>
-        <w:t>From: working, in the lesson-3.9 folder</w:t>
+        <w:t>From: working, in each language's own folder (c\working for C)</w:t>
       </w:r>
     </w:p>
     <w:p>
@@ -14325,7 +15043,7 @@
         <w:keepNext/>
       </w:pPr>
       <w:r>
-        <w:t>To: archive, in the lesson-3.9 folder</w:t>
+        <w:t>To: archive, in the same folder (c\archive for C)</w:t>
       </w:r>
     </w:p>
     <w:p>
@@ -14352,7 +15070,7 @@
         <w:keepNext/>
       </w:pPr>
       <w:r>
-        <w:t>Conflict Check: .\archive\inventory-report.txt holds old-report</w:t>
+        <w:t>Conflict Check: the language's archive\inventory-report.txt holds old-report</w:t>
       </w:r>
     </w:p>
     <w:p>
@@ -14395,7 +15113,7 @@
         <w:keepNext/>
       </w:pPr>
       <w:r>
-        <w:t>Both the Basic and the Production-Minded program show these lines and end with exit code 0.</w:t>
+        <w:t>Both the Basic and the Production-Minded program show these lines and end with exit code 0. These are the C lines; each language prints its own folder name in place of c.</w:t>
       </w:r>
     </w:p>
     <w:p>
@@ -14409,7 +15127,7 @@
         <w:keepNext/>
       </w:pPr>
       <w:r>
-        <w:t>Moved inventory-report.txt from working to archive</w:t>
+        <w:t>Moved inventory-report.txt from c\working to c\archive</w:t>
       </w:r>
     </w:p>
     <w:p>
@@ -14418,7 +15136,7 @@
         <w:keepNext/>
       </w:pPr>
       <w:r>
-        <w:t>working has inventory-report.txt: no</w:t>
+        <w:t>c\working has inventory-report.txt: no</w:t>
       </w:r>
     </w:p>
     <w:p>
@@ -14426,7 +15144,7 @@
         <w:pStyle w:val="RequiredOutput"/>
       </w:pPr>
       <w:r>
-        <w:t>archive has inventory-report.txt: yes</w:t>
+        <w:t>c\archive has inventory-report.txt: yes</w:t>
       </w:r>
     </w:p>
     <w:p>
@@ -14465,7 +15183,7 @@
         <w:pStyle w:val="ListBullet"/>
       </w:pPr>
       <w:r>
-        <w:t>Running the program again without moving the report back. The archive already holds it, so the program refuses; run Move-Item .\archive\inventory-report.txt working first.</w:t>
+        <w:t>Running the program again without moving the report back. The archive already holds it, so the program refuses; run Move-Item .\c\archive\inventory-report.txt .\c\working first, with the language's folder in place of c.</w:t>
       </w:r>
     </w:p>
     <w:p>
@@ -14481,7 +15199,7 @@
         <w:pStyle w:val="ListBullet"/>
       </w:pPr>
       <w:r>
-        <w:t>Saving the report in the lesson-3.9 folder itself instead of inside working. The program then finds nothing at .\working\inventory-report.txt.</w:t>
+        <w:t>Saving the report in the lesson-3.9 folder itself, or in the language's folder, instead of inside its working directory. The C program then finds nothing at .\c\working\inventory-report.txt.</w:t>
       </w:r>
     </w:p>
     <w:p>
@@ -14595,7 +15313,7 @@
     </w:p>
     <w:p>
       <w:r>
-        <w:t>Run the Production-Minded program in each language, with the report in working. The output must match the Required Exercise Output below, and the exit code must be 0. The first two lines print yes and no, and the last two no and yes: the report changed places. A copy would end with yes on both lines.</w:t>
+        <w:t>Run the Production-Minded program in each language, with its report in its working directory. The output must match the Required Exercise Output below, and the exit code must be 0. The first two lines print yes and no, and the last two no and yes: the report changed places. A copy would end with yes on both lines.</w:t>
       </w:r>
     </w:p>
     <w:p>
@@ -14621,7 +15339,7 @@
         <w:keepNext/>
       </w:pPr>
       <w:r>
-        <w:t>With the location lines printed before the move as well, and exit code 0:</w:t>
+        <w:t>With the location lines printed before the move as well, and exit code 0. These are the C lines; each language prints its own folder name in place of c.</w:t>
       </w:r>
     </w:p>
     <w:p>
@@ -14635,7 +15353,7 @@
         <w:keepNext/>
       </w:pPr>
       <w:r>
-        <w:t>working has inventory-report.txt: yes</w:t>
+        <w:t>c\working has inventory-report.txt: yes</w:t>
       </w:r>
     </w:p>
     <w:p>
@@ -14644,7 +15362,7 @@
         <w:keepNext/>
       </w:pPr>
       <w:r>
-        <w:t>archive has inventory-report.txt: no</w:t>
+        <w:t>c\archive has inventory-report.txt: no</w:t>
       </w:r>
     </w:p>
     <w:p>
@@ -14653,7 +15371,7 @@
         <w:keepNext/>
       </w:pPr>
       <w:r>
-        <w:t>Moved inventory-report.txt from working to archive</w:t>
+        <w:t>Moved inventory-report.txt from c\working to c\archive</w:t>
       </w:r>
     </w:p>
     <w:p>
@@ -14662,7 +15380,7 @@
         <w:keepNext/>
       </w:pPr>
       <w:r>
-        <w:t>working has inventory-report.txt: no</w:t>
+        <w:t>c\working has inventory-report.txt: no</w:t>
       </w:r>
     </w:p>
     <w:p>
@@ -14670,7 +15388,7 @@
         <w:pStyle w:val="RequiredOutput"/>
       </w:pPr>
       <w:r>
-        <w:t>archive has inventory-report.txt: yes</w:t>
+        <w:t>c\archive has inventory-report.txt: yes</w:t>
       </w:r>
     </w:p>
     <w:p>
@@ -14727,17 +15445,17 @@
         <w:pStyle w:val="ListBullet"/>
       </w:pPr>
       <w:r>
-        <w:t>Print Moved inventory-report.txt from archive to working, then the two location lines.</w:t>
-      </w:r>
-    </w:p>
-    <w:p>
-      <w:pPr>
-        <w:keepNext/>
-      </w:pPr>
-    </w:p>
-    <w:p>
-      <w:r>
-        <w:t>The program now puts the report back itself, so leave out the last line of the Build and Run block, Move-Item .\archive\inventory-report.txt working, when you run it. The output must match the Required Challenge Output below, and afterward the report is in working again. With the Exercise as well, the output must match the Required Combined Output after it.</w:t>
+        <w:t>Print the Moved line for this move, from the archive directory to the working directory, then the two location lines.</w:t>
+      </w:r>
+    </w:p>
+    <w:p>
+      <w:pPr>
+        <w:keepNext/>
+      </w:pPr>
+    </w:p>
+    <w:p>
+      <w:r>
+        <w:t>The program now puts the report back itself, so leave out the last line of the Build and Run block, the Move-Item line (Move-Item .\c\archive\inventory-report.txt .\c\working for C), when you run it. The output must match the Required Challenge Output below, and afterward the report is in working again. With the Exercise as well, the output must match the Required Combined Output after it.</w:t>
       </w:r>
     </w:p>
     <w:p>
@@ -14763,7 +15481,7 @@
         <w:keepNext/>
       </w:pPr>
       <w:r>
-        <w:t>With the report moved back to working at the end, and exit code 0:</w:t>
+        <w:t>With the report moved back to working at the end, and exit code 0. These are the C lines; each language prints its own folder name in place of c.</w:t>
       </w:r>
     </w:p>
     <w:p>
@@ -14777,7 +15495,7 @@
         <w:keepNext/>
       </w:pPr>
       <w:r>
-        <w:t>Moved inventory-report.txt from working to archive</w:t>
+        <w:t>Moved inventory-report.txt from c\working to c\archive</w:t>
       </w:r>
     </w:p>
     <w:p>
@@ -14786,7 +15504,7 @@
         <w:keepNext/>
       </w:pPr>
       <w:r>
-        <w:t>working has inventory-report.txt: no</w:t>
+        <w:t>c\working has inventory-report.txt: no</w:t>
       </w:r>
     </w:p>
     <w:p>
@@ -14795,7 +15513,7 @@
         <w:keepNext/>
       </w:pPr>
       <w:r>
-        <w:t>archive has inventory-report.txt: yes</w:t>
+        <w:t>c\archive has inventory-report.txt: yes</w:t>
       </w:r>
     </w:p>
     <w:p>
@@ -14804,7 +15522,7 @@
         <w:keepNext/>
       </w:pPr>
       <w:r>
-        <w:t>Moved inventory-report.txt from archive to working</w:t>
+        <w:t>Moved inventory-report.txt from c\archive to c\working</w:t>
       </w:r>
     </w:p>
     <w:p>
@@ -14813,7 +15531,7 @@
         <w:keepNext/>
       </w:pPr>
       <w:r>
-        <w:t>working has inventory-report.txt: yes</w:t>
+        <w:t>c\working has inventory-report.txt: yes</w:t>
       </w:r>
     </w:p>
     <w:p>
@@ -14821,7 +15539,7 @@
         <w:pStyle w:val="RequiredOutput"/>
       </w:pPr>
       <w:r>
-        <w:t>archive has inventory-report.txt: no</w:t>
+        <w:t>c\archive has inventory-report.txt: no</w:t>
       </w:r>
     </w:p>
     <w:p>
@@ -14847,7 +15565,7 @@
         <w:keepNext/>
       </w:pPr>
       <w:r>
-        <w:t>With both changes, and exit code 0:</w:t>
+        <w:t>With both changes, and exit code 0. These are the C lines; each language prints its own folder name in place of c.</w:t>
       </w:r>
     </w:p>
     <w:p>
@@ -14861,7 +15579,7 @@
         <w:keepNext/>
       </w:pPr>
       <w:r>
-        <w:t>working has inventory-report.txt: yes</w:t>
+        <w:t>c\working has inventory-report.txt: yes</w:t>
       </w:r>
     </w:p>
     <w:p>
@@ -14870,7 +15588,7 @@
         <w:keepNext/>
       </w:pPr>
       <w:r>
-        <w:t>archive has inventory-report.txt: no</w:t>
+        <w:t>c\archive has inventory-report.txt: no</w:t>
       </w:r>
     </w:p>
     <w:p>
@@ -14879,7 +15597,7 @@
         <w:keepNext/>
       </w:pPr>
       <w:r>
-        <w:t>Moved inventory-report.txt from working to archive</w:t>
+        <w:t>Moved inventory-report.txt from c\working to c\archive</w:t>
       </w:r>
     </w:p>
     <w:p>
@@ -14888,7 +15606,7 @@
         <w:keepNext/>
       </w:pPr>
       <w:r>
-        <w:t>working has inventory-report.txt: no</w:t>
+        <w:t>c\working has inventory-report.txt: no</w:t>
       </w:r>
     </w:p>
     <w:p>
@@ -14897,7 +15615,7 @@
         <w:keepNext/>
       </w:pPr>
       <w:r>
-        <w:t>archive has inventory-report.txt: yes</w:t>
+        <w:t>c\archive has inventory-report.txt: yes</w:t>
       </w:r>
     </w:p>
     <w:p>
@@ -14906,7 +15624,7 @@
         <w:keepNext/>
       </w:pPr>
       <w:r>
-        <w:t>Moved inventory-report.txt from archive to working</w:t>
+        <w:t>Moved inventory-report.txt from c\archive to c\working</w:t>
       </w:r>
     </w:p>
     <w:p>
@@ -14915,7 +15633,7 @@
         <w:keepNext/>
       </w:pPr>
       <w:r>
-        <w:t>working has inventory-report.txt: yes</w:t>
+        <w:t>c\working has inventory-report.txt: yes</w:t>
       </w:r>
     </w:p>
     <w:p>
@@ -14923,7 +15641,7 @@
         <w:pStyle w:val="RequiredOutput"/>
       </w:pPr>
       <w:r>
-        <w:t>archive has inventory-report.txt: no</w:t>
+        <w:t>c\archive has inventory-report.txt: no</w:t>
       </w:r>
     </w:p>
     <w:p>
@@ -14954,7 +15672,7 @@
         <w:pStyle w:val="ListBullet"/>
       </w:pPr>
       <w:r>
-        <w:t>I created working and archive, saved the report in working, and confirmed the starting state.</w:t>
+        <w:t>I created each language's working and archive directories, saved the report in each working directory, and confirmed the starting state.</w:t>
       </w:r>
     </w:p>
     <w:p>
@@ -15211,31 +15929,31 @@
       </w:rPr>
     </w:lvl>
   </w:abstractNum>
-  <w:num w:numId="1" w16cid:durableId="236205439">
+  <w:num w:numId="1" w16cid:durableId="628822368">
     <w:abstractNumId w:val="8"/>
   </w:num>
-  <w:num w:numId="2" w16cid:durableId="752042856">
+  <w:num w:numId="2" w16cid:durableId="165899782">
     <w:abstractNumId w:val="6"/>
   </w:num>
-  <w:num w:numId="3" w16cid:durableId="1968388301">
+  <w:num w:numId="3" w16cid:durableId="1093547324">
     <w:abstractNumId w:val="5"/>
   </w:num>
-  <w:num w:numId="4" w16cid:durableId="1983386947">
+  <w:num w:numId="4" w16cid:durableId="805976722">
     <w:abstractNumId w:val="4"/>
   </w:num>
-  <w:num w:numId="5" w16cid:durableId="1661470599">
+  <w:num w:numId="5" w16cid:durableId="2143884122">
     <w:abstractNumId w:val="7"/>
   </w:num>
-  <w:num w:numId="6" w16cid:durableId="1257009589">
+  <w:num w:numId="6" w16cid:durableId="1545940969">
     <w:abstractNumId w:val="3"/>
   </w:num>
-  <w:num w:numId="7" w16cid:durableId="1842118489">
+  <w:num w:numId="7" w16cid:durableId="802424603">
     <w:abstractNumId w:val="2"/>
   </w:num>
-  <w:num w:numId="8" w16cid:durableId="788664846">
+  <w:num w:numId="8" w16cid:durableId="178742788">
     <w:abstractNumId w:val="1"/>
   </w:num>
-  <w:num w:numId="9" w16cid:durableId="2123068178">
+  <w:num w:numId="9" w16cid:durableId="1667704863">
     <w:abstractNumId w:val="0"/>
   </w:num>
 </w:numbering>

--- a/Volume 1/Chapter 03 - File Handling/SPA_Vol1_Ch3_Lesson3_9_Move_File.docx
+++ b/Volume 1/Chapter 03 - File Handling/SPA_Vol1_Ch3_Lesson3_9_Move_File.docx
@@ -451,6 +451,7 @@
         <w:pStyle w:val="ListBullet"/>
       </w:pPr>
       <w:r>
+        <w:lastRenderedPageBreak/>
         <w:t>Every line, the Error line included, is the same in every language, except that each language prints its own folder name at the front of each directory; Linux and macOS print / in place of \.</w:t>
       </w:r>
     </w:p>
@@ -794,7 +795,11 @@
         <w:t>&lt;&lt;&lt;your $env:USERNAME&gt;&gt;&gt;</w:t>
       </w:r>
       <w:r>
-        <w:t>\spa, which PowerShell writes as $HOME\spa. Each folder below is a full path that starts with $HOME\spa, so the commands make the same folders from any folder you are in, and lesson-3.9 sits beside the earlier lessons. Set-Location then moves into the lesson folder, where the rest of the lesson runs.</w:t>
+        <w:t xml:space="preserve">\spa, which PowerShell writes as $HOME\spa. Each folder below is a full path that starts with $HOME\spa, so the commands make the same </w:t>
+      </w:r>
+      <w:r>
+        <w:lastRenderedPageBreak/>
+        <w:t>folders from any folder you are in, and lesson-3.9 sits beside the earlier lessons. Set-Location then moves into the lesson folder, where the rest of the lesson runs.</w:t>
       </w:r>
     </w:p>
     <w:p>
@@ -5556,23 +5561,23 @@
         <w:pStyle w:val="SourceCode"/>
       </w:pPr>
       <w:r>
-        <w:t>// exists, so an existing file is never replaced. When rename itself</w:t>
-      </w:r>
-    </w:p>
-    <w:p>
-      <w:pPr>
-        <w:pStyle w:val="SourceCode"/>
-      </w:pPr>
-      <w:r>
-        <w:t>// fails, it throws its own exception. Either way, nothing is moved.</w:t>
-      </w:r>
-    </w:p>
-    <w:p>
-      <w:pPr>
-        <w:pStyle w:val="SourceCode"/>
-      </w:pPr>
-      <w:r>
-        <w:t>// Remember, ! means not, and throw jumps to the matching catch.</w:t>
+        <w:t>// exists, so an existing file is never replaced. A failed rename throws</w:t>
+      </w:r>
+    </w:p>
+    <w:p>
+      <w:pPr>
+        <w:pStyle w:val="SourceCode"/>
+      </w:pPr>
+      <w:r>
+        <w:t>// a filesystem_error. Either way, nothing is moved. Remember, ! means not,</w:t>
+      </w:r>
+    </w:p>
+    <w:p>
+      <w:pPr>
+        <w:pStyle w:val="SourceCode"/>
+      </w:pPr>
+      <w:r>
+        <w:t>// throw jumps to the matching catch, and filesystem_error is a std::exception.</w:t>
       </w:r>
     </w:p>
     <w:p>
@@ -8901,15 +8906,15 @@
         <w:pStyle w:val="SourceCode"/>
       </w:pPr>
       <w:r>
-        <w:t xml:space="preserve">    // details, os.Stderr is for errors only, and os.Exit(1) reports the</w:t>
-      </w:r>
-    </w:p>
-    <w:p>
-      <w:pPr>
-        <w:pStyle w:val="SourceCode"/>
-      </w:pPr>
-      <w:r>
-        <w:t xml:space="preserve">    // failure.</w:t>
+        <w:t xml:space="preserve">    // details, os.Stderr is for errors only, os.Exit(1) reports the</w:t>
+      </w:r>
+    </w:p>
+    <w:p>
+      <w:pPr>
+        <w:pStyle w:val="SourceCode"/>
+      </w:pPr>
+      <w:r>
+        <w:t xml:space="preserve">    // failure, and a line that ends with + continues on the next line.</w:t>
       </w:r>
     </w:p>
     <w:p>
@@ -15929,31 +15934,31 @@
       </w:rPr>
     </w:lvl>
   </w:abstractNum>
-  <w:num w:numId="1" w16cid:durableId="628822368">
+  <w:num w:numId="1" w16cid:durableId="1365867701">
     <w:abstractNumId w:val="8"/>
   </w:num>
-  <w:num w:numId="2" w16cid:durableId="165899782">
+  <w:num w:numId="2" w16cid:durableId="737167121">
     <w:abstractNumId w:val="6"/>
   </w:num>
-  <w:num w:numId="3" w16cid:durableId="1093547324">
+  <w:num w:numId="3" w16cid:durableId="861361248">
     <w:abstractNumId w:val="5"/>
   </w:num>
-  <w:num w:numId="4" w16cid:durableId="805976722">
+  <w:num w:numId="4" w16cid:durableId="1177619712">
     <w:abstractNumId w:val="4"/>
   </w:num>
-  <w:num w:numId="5" w16cid:durableId="2143884122">
+  <w:num w:numId="5" w16cid:durableId="1481119608">
     <w:abstractNumId w:val="7"/>
   </w:num>
-  <w:num w:numId="6" w16cid:durableId="1545940969">
+  <w:num w:numId="6" w16cid:durableId="76556904">
     <w:abstractNumId w:val="3"/>
   </w:num>
-  <w:num w:numId="7" w16cid:durableId="802424603">
+  <w:num w:numId="7" w16cid:durableId="487523894">
     <w:abstractNumId w:val="2"/>
   </w:num>
-  <w:num w:numId="8" w16cid:durableId="178742788">
+  <w:num w:numId="8" w16cid:durableId="1538812063">
     <w:abstractNumId w:val="1"/>
   </w:num>
-  <w:num w:numId="9" w16cid:durableId="1667704863">
+  <w:num w:numId="9" w16cid:durableId="1739085928">
     <w:abstractNumId w:val="0"/>
   </w:num>
 </w:numbering>
